--- a/Interview Questions/1. Java Basics Questions.docx
+++ b/Interview Questions/1. Java Basics Questions.docx
@@ -88,12 +88,9 @@
             <w:tabs>
               <w:tab w:val="right" w:leader="dot" w:pos="10456"/>
             </w:tabs>
-            <w:spacing w:before="240"/>
             <w:rPr>
-              <w:rFonts w:ascii="Comic Sans MS" w:hAnsi="Comic Sans MS" w:cstheme="minorBidi"/>
+              <w:rFonts w:cstheme="minorBidi"/>
               <w:noProof/>
-              <w:color w:val="1F4E79" w:themeColor="accent5" w:themeShade="80"/>
-              <w:sz w:val="24"/>
               <w:lang w:val="en-IN" w:eastAsia="en-IN"/>
             </w:rPr>
           </w:pPr>
@@ -124,83 +121,486 @@
             </w:rPr>
             <w:fldChar w:fldCharType="separate"/>
           </w:r>
-          <w:hyperlink w:anchor="_Toc240191815" w:history="1">
+          <w:hyperlink w:anchor="_Toc243379459" w:history="1">
             <w:r>
               <w:rPr>
                 <w:rStyle w:val="Hyperlink"/>
                 <w:rFonts w:ascii="Comic Sans MS" w:hAnsi="Comic Sans MS"/>
                 <w:noProof/>
-                <w:color w:val="1F4E79" w:themeColor="accent5" w:themeShade="80"/>
-                <w:sz w:val="24"/>
-              </w:rPr>
-              <w:t>Java Fundamentals</w:t>
-            </w:r>
-            <w:r>
-              <w:rPr>
-                <w:rFonts w:ascii="Comic Sans MS" w:hAnsi="Comic Sans MS"/>
+              </w:rPr>
+              <w:t>Java Internals</w:t>
+            </w:r>
+            <w:r>
+              <w:rPr>
                 <w:noProof/>
                 <w:webHidden/>
-                <w:color w:val="1F4E79" w:themeColor="accent5" w:themeShade="80"/>
-                <w:sz w:val="24"/>
               </w:rPr>
               <w:tab/>
             </w:r>
             <w:r>
               <w:rPr>
-                <w:rFonts w:ascii="Comic Sans MS" w:hAnsi="Comic Sans MS"/>
                 <w:noProof/>
                 <w:webHidden/>
-                <w:color w:val="1F4E79" w:themeColor="accent5" w:themeShade="80"/>
-                <w:sz w:val="24"/>
               </w:rPr>
               <w:fldChar w:fldCharType="begin"/>
             </w:r>
             <w:r>
               <w:rPr>
-                <w:rFonts w:ascii="Comic Sans MS" w:hAnsi="Comic Sans MS"/>
                 <w:noProof/>
                 <w:webHidden/>
-                <w:color w:val="1F4E79" w:themeColor="accent5" w:themeShade="80"/>
-                <w:sz w:val="24"/>
-              </w:rPr>
-              <w:instrText xml:space="preserve"> PAGEREF _Toc240191815 \h </w:instrText>
-            </w:r>
-            <w:r>
-              <w:rPr>
-                <w:rFonts w:ascii="Comic Sans MS" w:hAnsi="Comic Sans MS"/>
+              </w:rPr>
+              <w:instrText xml:space="preserve"> PAGEREF _Toc243379459 \h </w:instrText>
+            </w:r>
+            <w:r>
+              <w:rPr>
                 <w:noProof/>
                 <w:webHidden/>
-                <w:color w:val="1F4E79" w:themeColor="accent5" w:themeShade="80"/>
-                <w:sz w:val="24"/>
-              </w:rPr>
-            </w:r>
-            <w:r>
-              <w:rPr>
-                <w:rFonts w:ascii="Comic Sans MS" w:hAnsi="Comic Sans MS"/>
+              </w:rPr>
+            </w:r>
+            <w:r>
+              <w:rPr>
                 <w:noProof/>
                 <w:webHidden/>
-                <w:color w:val="1F4E79" w:themeColor="accent5" w:themeShade="80"/>
-                <w:sz w:val="24"/>
               </w:rPr>
               <w:fldChar w:fldCharType="separate"/>
             </w:r>
             <w:r>
               <w:rPr>
-                <w:rFonts w:ascii="Comic Sans MS" w:hAnsi="Comic Sans MS"/>
                 <w:noProof/>
                 <w:webHidden/>
-                <w:color w:val="1F4E79" w:themeColor="accent5" w:themeShade="80"/>
-                <w:sz w:val="24"/>
               </w:rPr>
               <w:t>1</w:t>
             </w:r>
             <w:r>
               <w:rPr>
-                <w:rFonts w:ascii="Comic Sans MS" w:hAnsi="Comic Sans MS"/>
                 <w:noProof/>
                 <w:webHidden/>
-                <w:color w:val="1F4E79" w:themeColor="accent5" w:themeShade="80"/>
-                <w:sz w:val="24"/>
+              </w:rPr>
+              <w:fldChar w:fldCharType="end"/>
+            </w:r>
+          </w:hyperlink>
+        </w:p>
+        <w:p>
+          <w:pPr>
+            <w:pStyle w:val="TOC2"/>
+            <w:tabs>
+              <w:tab w:val="right" w:leader="dot" w:pos="10456"/>
+            </w:tabs>
+            <w:rPr>
+              <w:rFonts w:cstheme="minorBidi"/>
+              <w:noProof/>
+              <w:lang w:val="en-IN" w:eastAsia="en-IN"/>
+            </w:rPr>
+          </w:pPr>
+          <w:hyperlink w:anchor="_Toc243379460" w:history="1">
+            <w:r>
+              <w:rPr>
+                <w:rStyle w:val="Hyperlink"/>
+                <w:rFonts w:ascii="Comic Sans MS" w:hAnsi="Comic Sans MS" w:cs="Segoe UI Symbol"/>
+                <w:noProof/>
+              </w:rPr>
+              <w:t>Q1. What is bytecode?</w:t>
+            </w:r>
+            <w:r>
+              <w:rPr>
+                <w:noProof/>
+                <w:webHidden/>
+              </w:rPr>
+              <w:tab/>
+            </w:r>
+            <w:r>
+              <w:rPr>
+                <w:noProof/>
+                <w:webHidden/>
+              </w:rPr>
+              <w:fldChar w:fldCharType="begin"/>
+            </w:r>
+            <w:r>
+              <w:rPr>
+                <w:noProof/>
+                <w:webHidden/>
+              </w:rPr>
+              <w:instrText xml:space="preserve"> PAGEREF _Toc243379460 \h </w:instrText>
+            </w:r>
+            <w:r>
+              <w:rPr>
+                <w:noProof/>
+                <w:webHidden/>
+              </w:rPr>
+            </w:r>
+            <w:r>
+              <w:rPr>
+                <w:noProof/>
+                <w:webHidden/>
+              </w:rPr>
+              <w:fldChar w:fldCharType="separate"/>
+            </w:r>
+            <w:r>
+              <w:rPr>
+                <w:noProof/>
+                <w:webHidden/>
+              </w:rPr>
+              <w:t>1</w:t>
+            </w:r>
+            <w:r>
+              <w:rPr>
+                <w:noProof/>
+                <w:webHidden/>
+              </w:rPr>
+              <w:fldChar w:fldCharType="end"/>
+            </w:r>
+          </w:hyperlink>
+        </w:p>
+        <w:p>
+          <w:pPr>
+            <w:pStyle w:val="TOC2"/>
+            <w:tabs>
+              <w:tab w:val="right" w:leader="dot" w:pos="10456"/>
+            </w:tabs>
+            <w:rPr>
+              <w:rFonts w:cstheme="minorBidi"/>
+              <w:noProof/>
+              <w:lang w:val="en-IN" w:eastAsia="en-IN"/>
+            </w:rPr>
+          </w:pPr>
+          <w:hyperlink w:anchor="_Toc243379461" w:history="1">
+            <w:r>
+              <w:rPr>
+                <w:rStyle w:val="Hyperlink"/>
+                <w:rFonts w:ascii="Comic Sans MS" w:hAnsi="Comic Sans MS" w:cs="Segoe UI Symbol"/>
+                <w:noProof/>
+              </w:rPr>
+              <w:t>Q2. Is java interpreted or compiled language?</w:t>
+            </w:r>
+            <w:r>
+              <w:rPr>
+                <w:noProof/>
+                <w:webHidden/>
+              </w:rPr>
+              <w:tab/>
+            </w:r>
+            <w:r>
+              <w:rPr>
+                <w:noProof/>
+                <w:webHidden/>
+              </w:rPr>
+              <w:fldChar w:fldCharType="begin"/>
+            </w:r>
+            <w:r>
+              <w:rPr>
+                <w:noProof/>
+                <w:webHidden/>
+              </w:rPr>
+              <w:instrText xml:space="preserve"> PAGEREF _Toc243379461 \h </w:instrText>
+            </w:r>
+            <w:r>
+              <w:rPr>
+                <w:noProof/>
+                <w:webHidden/>
+              </w:rPr>
+            </w:r>
+            <w:r>
+              <w:rPr>
+                <w:noProof/>
+                <w:webHidden/>
+              </w:rPr>
+              <w:fldChar w:fldCharType="separate"/>
+            </w:r>
+            <w:r>
+              <w:rPr>
+                <w:noProof/>
+                <w:webHidden/>
+              </w:rPr>
+              <w:t>2</w:t>
+            </w:r>
+            <w:r>
+              <w:rPr>
+                <w:noProof/>
+                <w:webHidden/>
+              </w:rPr>
+              <w:fldChar w:fldCharType="end"/>
+            </w:r>
+          </w:hyperlink>
+        </w:p>
+        <w:p>
+          <w:pPr>
+            <w:pStyle w:val="TOC2"/>
+            <w:tabs>
+              <w:tab w:val="right" w:leader="dot" w:pos="10456"/>
+            </w:tabs>
+            <w:rPr>
+              <w:rFonts w:cstheme="minorBidi"/>
+              <w:noProof/>
+              <w:lang w:val="en-IN" w:eastAsia="en-IN"/>
+            </w:rPr>
+          </w:pPr>
+          <w:hyperlink w:anchor="_Toc243379462" w:history="1">
+            <w:r>
+              <w:rPr>
+                <w:rStyle w:val="Hyperlink"/>
+                <w:rFonts w:ascii="Comic Sans MS" w:hAnsi="Comic Sans MS" w:cs="Segoe UI Symbol"/>
+                <w:noProof/>
+              </w:rPr>
+              <w:t>Q3. What makes Java platform independent</w:t>
+            </w:r>
+            <w:r>
+              <w:rPr>
+                <w:noProof/>
+                <w:webHidden/>
+              </w:rPr>
+              <w:tab/>
+            </w:r>
+            <w:r>
+              <w:rPr>
+                <w:noProof/>
+                <w:webHidden/>
+              </w:rPr>
+              <w:fldChar w:fldCharType="begin"/>
+            </w:r>
+            <w:r>
+              <w:rPr>
+                <w:noProof/>
+                <w:webHidden/>
+              </w:rPr>
+              <w:instrText xml:space="preserve"> PAGEREF _Toc243379462 \h </w:instrText>
+            </w:r>
+            <w:r>
+              <w:rPr>
+                <w:noProof/>
+                <w:webHidden/>
+              </w:rPr>
+            </w:r>
+            <w:r>
+              <w:rPr>
+                <w:noProof/>
+                <w:webHidden/>
+              </w:rPr>
+              <w:fldChar w:fldCharType="separate"/>
+            </w:r>
+            <w:r>
+              <w:rPr>
+                <w:noProof/>
+                <w:webHidden/>
+              </w:rPr>
+              <w:t>2</w:t>
+            </w:r>
+            <w:r>
+              <w:rPr>
+                <w:noProof/>
+                <w:webHidden/>
+              </w:rPr>
+              <w:fldChar w:fldCharType="end"/>
+            </w:r>
+          </w:hyperlink>
+        </w:p>
+        <w:p>
+          <w:pPr>
+            <w:pStyle w:val="TOC2"/>
+            <w:tabs>
+              <w:tab w:val="right" w:leader="dot" w:pos="10456"/>
+            </w:tabs>
+            <w:rPr>
+              <w:rFonts w:cstheme="minorBidi"/>
+              <w:noProof/>
+              <w:lang w:val="en-IN" w:eastAsia="en-IN"/>
+            </w:rPr>
+          </w:pPr>
+          <w:hyperlink w:anchor="_Toc243379463" w:history="1">
+            <w:r>
+              <w:rPr>
+                <w:rStyle w:val="Hyperlink"/>
+                <w:rFonts w:ascii="Comic Sans MS" w:hAnsi="Comic Sans MS" w:cs="Segoe UI Symbol"/>
+                <w:noProof/>
+              </w:rPr>
+              <w:t>Q4. What are strictly typed and loosely typed languages?</w:t>
+            </w:r>
+            <w:r>
+              <w:rPr>
+                <w:noProof/>
+                <w:webHidden/>
+              </w:rPr>
+              <w:tab/>
+            </w:r>
+            <w:r>
+              <w:rPr>
+                <w:noProof/>
+                <w:webHidden/>
+              </w:rPr>
+              <w:fldChar w:fldCharType="begin"/>
+            </w:r>
+            <w:r>
+              <w:rPr>
+                <w:noProof/>
+                <w:webHidden/>
+              </w:rPr>
+              <w:instrText xml:space="preserve"> PAGEREF _Toc243379463 \h </w:instrText>
+            </w:r>
+            <w:r>
+              <w:rPr>
+                <w:noProof/>
+                <w:webHidden/>
+              </w:rPr>
+            </w:r>
+            <w:r>
+              <w:rPr>
+                <w:noProof/>
+                <w:webHidden/>
+              </w:rPr>
+              <w:fldChar w:fldCharType="separate"/>
+            </w:r>
+            <w:r>
+              <w:rPr>
+                <w:noProof/>
+                <w:webHidden/>
+              </w:rPr>
+              <w:t>3</w:t>
+            </w:r>
+            <w:r>
+              <w:rPr>
+                <w:noProof/>
+                <w:webHidden/>
+              </w:rPr>
+              <w:fldChar w:fldCharType="end"/>
+            </w:r>
+          </w:hyperlink>
+        </w:p>
+        <w:p>
+          <w:pPr>
+            <w:pStyle w:val="TOC2"/>
+            <w:tabs>
+              <w:tab w:val="right" w:leader="dot" w:pos="10456"/>
+            </w:tabs>
+            <w:rPr>
+              <w:rFonts w:cstheme="minorBidi"/>
+              <w:noProof/>
+              <w:lang w:val="en-IN" w:eastAsia="en-IN"/>
+            </w:rPr>
+          </w:pPr>
+          <w:hyperlink w:anchor="_Toc243379464" w:history="1">
+            <w:r>
+              <w:rPr>
+                <w:rStyle w:val="Hyperlink"/>
+                <w:rFonts w:ascii="Comic Sans MS" w:hAnsi="Comic Sans MS" w:cs="Segoe UI Symbol"/>
+                <w:noProof/>
+              </w:rPr>
+              <w:t>Q5. What is difference between compile time and runtime?</w:t>
+            </w:r>
+            <w:r>
+              <w:rPr>
+                <w:noProof/>
+                <w:webHidden/>
+              </w:rPr>
+              <w:tab/>
+            </w:r>
+            <w:r>
+              <w:rPr>
+                <w:noProof/>
+                <w:webHidden/>
+              </w:rPr>
+              <w:fldChar w:fldCharType="begin"/>
+            </w:r>
+            <w:r>
+              <w:rPr>
+                <w:noProof/>
+                <w:webHidden/>
+              </w:rPr>
+              <w:instrText xml:space="preserve"> PAGEREF _Toc243379464 \h </w:instrText>
+            </w:r>
+            <w:r>
+              <w:rPr>
+                <w:noProof/>
+                <w:webHidden/>
+              </w:rPr>
+            </w:r>
+            <w:r>
+              <w:rPr>
+                <w:noProof/>
+                <w:webHidden/>
+              </w:rPr>
+              <w:fldChar w:fldCharType="separate"/>
+            </w:r>
+            <w:r>
+              <w:rPr>
+                <w:noProof/>
+                <w:webHidden/>
+              </w:rPr>
+              <w:t>3</w:t>
+            </w:r>
+            <w:r>
+              <w:rPr>
+                <w:noProof/>
+                <w:webHidden/>
+              </w:rPr>
+              <w:fldChar w:fldCharType="end"/>
+            </w:r>
+          </w:hyperlink>
+        </w:p>
+        <w:p>
+          <w:pPr>
+            <w:pStyle w:val="TOC2"/>
+            <w:tabs>
+              <w:tab w:val="right" w:leader="dot" w:pos="10456"/>
+            </w:tabs>
+            <w:rPr>
+              <w:rFonts w:cstheme="minorBidi"/>
+              <w:noProof/>
+              <w:lang w:val="en-IN" w:eastAsia="en-IN"/>
+            </w:rPr>
+          </w:pPr>
+          <w:hyperlink w:anchor="_Toc243379465" w:history="1">
+            <w:r>
+              <w:rPr>
+                <w:rStyle w:val="Hyperlink"/>
+                <w:rFonts w:ascii="Comic Sans MS" w:hAnsi="Comic Sans MS" w:cs="Segoe UI Symbol"/>
+                <w:noProof/>
+              </w:rPr>
+              <w:t>Q6. What is the role of JVM?</w:t>
+            </w:r>
+            <w:r>
+              <w:rPr>
+                <w:noProof/>
+                <w:webHidden/>
+              </w:rPr>
+              <w:tab/>
+            </w:r>
+            <w:r>
+              <w:rPr>
+                <w:noProof/>
+                <w:webHidden/>
+              </w:rPr>
+              <w:fldChar w:fldCharType="begin"/>
+            </w:r>
+            <w:r>
+              <w:rPr>
+                <w:noProof/>
+                <w:webHidden/>
+              </w:rPr>
+              <w:instrText xml:space="preserve"> PAGEREF _Toc243379465 \h </w:instrText>
+            </w:r>
+            <w:r>
+              <w:rPr>
+                <w:noProof/>
+                <w:webHidden/>
+              </w:rPr>
+            </w:r>
+            <w:r>
+              <w:rPr>
+                <w:noProof/>
+                <w:webHidden/>
+              </w:rPr>
+              <w:fldChar w:fldCharType="separate"/>
+            </w:r>
+            <w:r>
+              <w:rPr>
+                <w:noProof/>
+                <w:webHidden/>
+              </w:rPr>
+              <w:t>4</w:t>
+            </w:r>
+            <w:r>
+              <w:rPr>
+                <w:noProof/>
+                <w:webHidden/>
               </w:rPr>
               <w:fldChar w:fldCharType="end"/>
             </w:r>
@@ -212,92 +612,279 @@
             <w:tabs>
               <w:tab w:val="right" w:leader="dot" w:pos="10456"/>
             </w:tabs>
-            <w:spacing w:before="240"/>
             <w:rPr>
-              <w:rFonts w:ascii="Comic Sans MS" w:hAnsi="Comic Sans MS" w:cstheme="minorBidi"/>
+              <w:rFonts w:cstheme="minorBidi"/>
               <w:noProof/>
-              <w:color w:val="1F4E79" w:themeColor="accent5" w:themeShade="80"/>
-              <w:sz w:val="24"/>
               <w:lang w:val="en-IN" w:eastAsia="en-IN"/>
             </w:rPr>
           </w:pPr>
-          <w:hyperlink w:anchor="_Toc240191822" w:history="1">
+          <w:hyperlink w:anchor="_Toc243379466" w:history="1">
             <w:r>
               <w:rPr>
                 <w:rStyle w:val="Hyperlink"/>
                 <w:rFonts w:ascii="Comic Sans MS" w:hAnsi="Comic Sans MS"/>
                 <w:noProof/>
-                <w:color w:val="1F4E79" w:themeColor="accent5" w:themeShade="80"/>
-                <w:sz w:val="24"/>
-              </w:rPr>
-              <w:t>String</w:t>
-            </w:r>
-            <w:r>
-              <w:rPr>
-                <w:rFonts w:ascii="Comic Sans MS" w:hAnsi="Comic Sans MS"/>
+              </w:rPr>
+              <w:t>Java Language Basics</w:t>
+            </w:r>
+            <w:r>
+              <w:rPr>
                 <w:noProof/>
                 <w:webHidden/>
-                <w:color w:val="1F4E79" w:themeColor="accent5" w:themeShade="80"/>
-                <w:sz w:val="24"/>
               </w:rPr>
               <w:tab/>
             </w:r>
             <w:r>
               <w:rPr>
-                <w:rFonts w:ascii="Comic Sans MS" w:hAnsi="Comic Sans MS"/>
                 <w:noProof/>
                 <w:webHidden/>
-                <w:color w:val="1F4E79" w:themeColor="accent5" w:themeShade="80"/>
-                <w:sz w:val="24"/>
               </w:rPr>
               <w:fldChar w:fldCharType="begin"/>
             </w:r>
             <w:r>
               <w:rPr>
-                <w:rFonts w:ascii="Comic Sans MS" w:hAnsi="Comic Sans MS"/>
                 <w:noProof/>
                 <w:webHidden/>
-                <w:color w:val="1F4E79" w:themeColor="accent5" w:themeShade="80"/>
-                <w:sz w:val="24"/>
-              </w:rPr>
-              <w:instrText xml:space="preserve"> PAGEREF _Toc240191822 \h </w:instrText>
-            </w:r>
-            <w:r>
-              <w:rPr>
-                <w:rFonts w:ascii="Comic Sans MS" w:hAnsi="Comic Sans MS"/>
+              </w:rPr>
+              <w:instrText xml:space="preserve"> PAGEREF _Toc243379466 \h </w:instrText>
+            </w:r>
+            <w:r>
+              <w:rPr>
                 <w:noProof/>
                 <w:webHidden/>
-                <w:color w:val="1F4E79" w:themeColor="accent5" w:themeShade="80"/>
-                <w:sz w:val="24"/>
-              </w:rPr>
-            </w:r>
-            <w:r>
-              <w:rPr>
-                <w:rFonts w:ascii="Comic Sans MS" w:hAnsi="Comic Sans MS"/>
+              </w:rPr>
+            </w:r>
+            <w:r>
+              <w:rPr>
                 <w:noProof/>
                 <w:webHidden/>
-                <w:color w:val="1F4E79" w:themeColor="accent5" w:themeShade="80"/>
-                <w:sz w:val="24"/>
               </w:rPr>
               <w:fldChar w:fldCharType="separate"/>
             </w:r>
             <w:r>
               <w:rPr>
-                <w:rFonts w:ascii="Comic Sans MS" w:hAnsi="Comic Sans MS"/>
                 <w:noProof/>
                 <w:webHidden/>
-                <w:color w:val="1F4E79" w:themeColor="accent5" w:themeShade="80"/>
-                <w:sz w:val="24"/>
               </w:rPr>
               <w:t>5</w:t>
             </w:r>
             <w:r>
               <w:rPr>
-                <w:rFonts w:ascii="Comic Sans MS" w:hAnsi="Comic Sans MS"/>
                 <w:noProof/>
                 <w:webHidden/>
-                <w:color w:val="1F4E79" w:themeColor="accent5" w:themeShade="80"/>
-                <w:sz w:val="24"/>
+              </w:rPr>
+              <w:fldChar w:fldCharType="end"/>
+            </w:r>
+          </w:hyperlink>
+        </w:p>
+        <w:p>
+          <w:pPr>
+            <w:pStyle w:val="TOC2"/>
+            <w:tabs>
+              <w:tab w:val="right" w:leader="dot" w:pos="10456"/>
+            </w:tabs>
+            <w:rPr>
+              <w:rFonts w:cstheme="minorBidi"/>
+              <w:noProof/>
+              <w:lang w:val="en-IN" w:eastAsia="en-IN"/>
+            </w:rPr>
+          </w:pPr>
+          <w:hyperlink w:anchor="_Toc243379467" w:history="1">
+            <w:r>
+              <w:rPr>
+                <w:rStyle w:val="Hyperlink"/>
+                <w:rFonts w:ascii="Comic Sans MS" w:hAnsi="Comic Sans MS" w:cs="Segoe UI Symbol"/>
+                <w:noProof/>
+              </w:rPr>
+              <w:t>Q1. What is the difference between primitive and reference types?</w:t>
+            </w:r>
+            <w:r>
+              <w:rPr>
+                <w:noProof/>
+                <w:webHidden/>
+              </w:rPr>
+              <w:tab/>
+            </w:r>
+            <w:r>
+              <w:rPr>
+                <w:noProof/>
+                <w:webHidden/>
+              </w:rPr>
+              <w:fldChar w:fldCharType="begin"/>
+            </w:r>
+            <w:r>
+              <w:rPr>
+                <w:noProof/>
+                <w:webHidden/>
+              </w:rPr>
+              <w:instrText xml:space="preserve"> PAGEREF _Toc243379467 \h </w:instrText>
+            </w:r>
+            <w:r>
+              <w:rPr>
+                <w:noProof/>
+                <w:webHidden/>
+              </w:rPr>
+            </w:r>
+            <w:r>
+              <w:rPr>
+                <w:noProof/>
+                <w:webHidden/>
+              </w:rPr>
+              <w:fldChar w:fldCharType="separate"/>
+            </w:r>
+            <w:r>
+              <w:rPr>
+                <w:noProof/>
+                <w:webHidden/>
+              </w:rPr>
+              <w:t>5</w:t>
+            </w:r>
+            <w:r>
+              <w:rPr>
+                <w:noProof/>
+                <w:webHidden/>
+              </w:rPr>
+              <w:fldChar w:fldCharType="end"/>
+            </w:r>
+          </w:hyperlink>
+        </w:p>
+        <w:p>
+          <w:pPr>
+            <w:pStyle w:val="TOC2"/>
+            <w:tabs>
+              <w:tab w:val="right" w:leader="dot" w:pos="10456"/>
+            </w:tabs>
+            <w:rPr>
+              <w:rFonts w:cstheme="minorBidi"/>
+              <w:noProof/>
+              <w:lang w:val="en-IN" w:eastAsia="en-IN"/>
+            </w:rPr>
+          </w:pPr>
+          <w:hyperlink w:anchor="_Toc243379468" w:history="1">
+            <w:r>
+              <w:rPr>
+                <w:rStyle w:val="Hyperlink"/>
+                <w:rFonts w:ascii="Comic Sans MS" w:hAnsi="Comic Sans MS" w:cs="Segoe UI Symbol"/>
+                <w:noProof/>
+              </w:rPr>
+              <w:t>Q2. What is autoboxing and unboxing?</w:t>
+            </w:r>
+            <w:r>
+              <w:rPr>
+                <w:noProof/>
+                <w:webHidden/>
+              </w:rPr>
+              <w:tab/>
+            </w:r>
+            <w:r>
+              <w:rPr>
+                <w:noProof/>
+                <w:webHidden/>
+              </w:rPr>
+              <w:fldChar w:fldCharType="begin"/>
+            </w:r>
+            <w:r>
+              <w:rPr>
+                <w:noProof/>
+                <w:webHidden/>
+              </w:rPr>
+              <w:instrText xml:space="preserve"> PAGEREF _Toc243379468 \h </w:instrText>
+            </w:r>
+            <w:r>
+              <w:rPr>
+                <w:noProof/>
+                <w:webHidden/>
+              </w:rPr>
+            </w:r>
+            <w:r>
+              <w:rPr>
+                <w:noProof/>
+                <w:webHidden/>
+              </w:rPr>
+              <w:fldChar w:fldCharType="separate"/>
+            </w:r>
+            <w:r>
+              <w:rPr>
+                <w:noProof/>
+                <w:webHidden/>
+              </w:rPr>
+              <w:t>6</w:t>
+            </w:r>
+            <w:r>
+              <w:rPr>
+                <w:noProof/>
+                <w:webHidden/>
+              </w:rPr>
+              <w:fldChar w:fldCharType="end"/>
+            </w:r>
+          </w:hyperlink>
+        </w:p>
+        <w:p>
+          <w:pPr>
+            <w:pStyle w:val="TOC2"/>
+            <w:tabs>
+              <w:tab w:val="right" w:leader="dot" w:pos="10456"/>
+            </w:tabs>
+            <w:rPr>
+              <w:rFonts w:cstheme="minorBidi"/>
+              <w:noProof/>
+              <w:lang w:val="en-IN" w:eastAsia="en-IN"/>
+            </w:rPr>
+          </w:pPr>
+          <w:hyperlink w:anchor="_Toc243379469" w:history="1">
+            <w:r>
+              <w:rPr>
+                <w:rStyle w:val="Hyperlink"/>
+                <w:rFonts w:ascii="Comic Sans MS" w:hAnsi="Comic Sans MS" w:cs="Segoe UI Symbol"/>
+                <w:noProof/>
+              </w:rPr>
+              <w:t>Q3. What happens when unboxing a null wrapper?</w:t>
+            </w:r>
+            <w:r>
+              <w:rPr>
+                <w:noProof/>
+                <w:webHidden/>
+              </w:rPr>
+              <w:tab/>
+            </w:r>
+            <w:r>
+              <w:rPr>
+                <w:noProof/>
+                <w:webHidden/>
+              </w:rPr>
+              <w:fldChar w:fldCharType="begin"/>
+            </w:r>
+            <w:r>
+              <w:rPr>
+                <w:noProof/>
+                <w:webHidden/>
+              </w:rPr>
+              <w:instrText xml:space="preserve"> PAGEREF _Toc243379469 \h </w:instrText>
+            </w:r>
+            <w:r>
+              <w:rPr>
+                <w:noProof/>
+                <w:webHidden/>
+              </w:rPr>
+            </w:r>
+            <w:r>
+              <w:rPr>
+                <w:noProof/>
+                <w:webHidden/>
+              </w:rPr>
+              <w:fldChar w:fldCharType="separate"/>
+            </w:r>
+            <w:r>
+              <w:rPr>
+                <w:noProof/>
+                <w:webHidden/>
+              </w:rPr>
+              <w:t>7</w:t>
+            </w:r>
+            <w:r>
+              <w:rPr>
+                <w:noProof/>
+                <w:webHidden/>
               </w:rPr>
               <w:fldChar w:fldCharType="end"/>
             </w:r>
@@ -309,106 +896,638 @@
             <w:tabs>
               <w:tab w:val="right" w:leader="dot" w:pos="10456"/>
             </w:tabs>
-            <w:spacing w:before="240"/>
             <w:rPr>
-              <w:rFonts w:ascii="Comic Sans MS" w:hAnsi="Comic Sans MS" w:cstheme="minorBidi"/>
+              <w:rFonts w:cstheme="minorBidi"/>
               <w:noProof/>
-              <w:color w:val="1F4E79" w:themeColor="accent5" w:themeShade="80"/>
-              <w:sz w:val="24"/>
               <w:lang w:val="en-IN" w:eastAsia="en-IN"/>
             </w:rPr>
           </w:pPr>
-          <w:hyperlink w:anchor="_Toc240191826" w:history="1">
+          <w:hyperlink w:anchor="_Toc243379470" w:history="1">
             <w:r>
               <w:rPr>
                 <w:rStyle w:val="Hyperlink"/>
                 <w:rFonts w:ascii="Comic Sans MS" w:hAnsi="Comic Sans MS"/>
                 <w:noProof/>
-                <w:color w:val="1F4E79" w:themeColor="accent5" w:themeShade="80"/>
-                <w:sz w:val="24"/>
-              </w:rPr>
-              <w:t>Advanced Concepts</w:t>
-            </w:r>
-            <w:r>
-              <w:rPr>
+              </w:rPr>
+              <w:t>String</w:t>
+            </w:r>
+            <w:r>
+              <w:rPr>
+                <w:noProof/>
+                <w:webHidden/>
+              </w:rPr>
+              <w:tab/>
+            </w:r>
+            <w:r>
+              <w:rPr>
+                <w:noProof/>
+                <w:webHidden/>
+              </w:rPr>
+              <w:fldChar w:fldCharType="begin"/>
+            </w:r>
+            <w:r>
+              <w:rPr>
+                <w:noProof/>
+                <w:webHidden/>
+              </w:rPr>
+              <w:instrText xml:space="preserve"> PAGEREF _Toc243379470 \h </w:instrText>
+            </w:r>
+            <w:r>
+              <w:rPr>
+                <w:noProof/>
+                <w:webHidden/>
+              </w:rPr>
+            </w:r>
+            <w:r>
+              <w:rPr>
+                <w:noProof/>
+                <w:webHidden/>
+              </w:rPr>
+              <w:fldChar w:fldCharType="separate"/>
+            </w:r>
+            <w:r>
+              <w:rPr>
+                <w:noProof/>
+                <w:webHidden/>
+              </w:rPr>
+              <w:t>8</w:t>
+            </w:r>
+            <w:r>
+              <w:rPr>
+                <w:noProof/>
+                <w:webHidden/>
+              </w:rPr>
+              <w:fldChar w:fldCharType="end"/>
+            </w:r>
+          </w:hyperlink>
+        </w:p>
+        <w:p>
+          <w:pPr>
+            <w:pStyle w:val="TOC2"/>
+            <w:tabs>
+              <w:tab w:val="right" w:leader="dot" w:pos="10456"/>
+            </w:tabs>
+            <w:rPr>
+              <w:rFonts w:cstheme="minorBidi"/>
+              <w:noProof/>
+              <w:lang w:val="en-IN" w:eastAsia="en-IN"/>
+            </w:rPr>
+          </w:pPr>
+          <w:hyperlink w:anchor="_Toc243379471" w:history="1">
+            <w:r>
+              <w:rPr>
+                <w:rStyle w:val="Hyperlink"/>
+                <w:rFonts w:ascii="Comic Sans MS" w:hAnsi="Comic Sans MS" w:cs="Segoe UI Symbol"/>
+                <w:noProof/>
+              </w:rPr>
+              <w:t>Q1. Why Are Strings Immutable?</w:t>
+            </w:r>
+            <w:r>
+              <w:rPr>
+                <w:noProof/>
+                <w:webHidden/>
+              </w:rPr>
+              <w:tab/>
+            </w:r>
+            <w:r>
+              <w:rPr>
+                <w:noProof/>
+                <w:webHidden/>
+              </w:rPr>
+              <w:fldChar w:fldCharType="begin"/>
+            </w:r>
+            <w:r>
+              <w:rPr>
+                <w:noProof/>
+                <w:webHidden/>
+              </w:rPr>
+              <w:instrText xml:space="preserve"> PAGEREF _Toc243379471 \h </w:instrText>
+            </w:r>
+            <w:r>
+              <w:rPr>
+                <w:noProof/>
+                <w:webHidden/>
+              </w:rPr>
+            </w:r>
+            <w:r>
+              <w:rPr>
+                <w:noProof/>
+                <w:webHidden/>
+              </w:rPr>
+              <w:fldChar w:fldCharType="separate"/>
+            </w:r>
+            <w:r>
+              <w:rPr>
+                <w:noProof/>
+                <w:webHidden/>
+              </w:rPr>
+              <w:t>8</w:t>
+            </w:r>
+            <w:r>
+              <w:rPr>
+                <w:noProof/>
+                <w:webHidden/>
+              </w:rPr>
+              <w:fldChar w:fldCharType="end"/>
+            </w:r>
+          </w:hyperlink>
+        </w:p>
+        <w:p>
+          <w:pPr>
+            <w:pStyle w:val="TOC2"/>
+            <w:tabs>
+              <w:tab w:val="right" w:leader="dot" w:pos="10456"/>
+            </w:tabs>
+            <w:rPr>
+              <w:rFonts w:cstheme="minorBidi"/>
+              <w:noProof/>
+              <w:lang w:val="en-IN" w:eastAsia="en-IN"/>
+            </w:rPr>
+          </w:pPr>
+          <w:hyperlink w:anchor="_Toc243379472" w:history="1">
+            <w:r>
+              <w:rPr>
+                <w:rStyle w:val="Hyperlink"/>
+                <w:rFonts w:ascii="Comic Sans MS" w:hAnsi="Comic Sans MS" w:cs="Segoe UI Symbol"/>
+                <w:noProof/>
+              </w:rPr>
+              <w:t>Q2. How to prove java String is immutable?</w:t>
+            </w:r>
+            <w:r>
+              <w:rPr>
+                <w:noProof/>
+                <w:webHidden/>
+              </w:rPr>
+              <w:tab/>
+            </w:r>
+            <w:r>
+              <w:rPr>
+                <w:noProof/>
+                <w:webHidden/>
+              </w:rPr>
+              <w:fldChar w:fldCharType="begin"/>
+            </w:r>
+            <w:r>
+              <w:rPr>
+                <w:noProof/>
+                <w:webHidden/>
+              </w:rPr>
+              <w:instrText xml:space="preserve"> PAGEREF _Toc243379472 \h </w:instrText>
+            </w:r>
+            <w:r>
+              <w:rPr>
+                <w:noProof/>
+                <w:webHidden/>
+              </w:rPr>
+            </w:r>
+            <w:r>
+              <w:rPr>
+                <w:noProof/>
+                <w:webHidden/>
+              </w:rPr>
+              <w:fldChar w:fldCharType="separate"/>
+            </w:r>
+            <w:r>
+              <w:rPr>
+                <w:noProof/>
+                <w:webHidden/>
+              </w:rPr>
+              <w:t>8</w:t>
+            </w:r>
+            <w:r>
+              <w:rPr>
+                <w:noProof/>
+                <w:webHidden/>
+              </w:rPr>
+              <w:fldChar w:fldCharType="end"/>
+            </w:r>
+          </w:hyperlink>
+        </w:p>
+        <w:p>
+          <w:pPr>
+            <w:pStyle w:val="TOC2"/>
+            <w:tabs>
+              <w:tab w:val="right" w:leader="dot" w:pos="10456"/>
+            </w:tabs>
+            <w:rPr>
+              <w:rFonts w:cstheme="minorBidi"/>
+              <w:noProof/>
+              <w:lang w:val="en-IN" w:eastAsia="en-IN"/>
+            </w:rPr>
+          </w:pPr>
+          <w:hyperlink w:anchor="_Toc243379473" w:history="1">
+            <w:r>
+              <w:rPr>
+                <w:rStyle w:val="Hyperlink"/>
+                <w:rFonts w:ascii="Comic Sans MS" w:hAnsi="Comic Sans MS" w:cs="Segoe UI Symbol"/>
+                <w:noProof/>
+              </w:rPr>
+              <w:t>Q3. What are difference between StringBuffer and StringBuilder?</w:t>
+            </w:r>
+            <w:r>
+              <w:rPr>
+                <w:noProof/>
+                <w:webHidden/>
+              </w:rPr>
+              <w:tab/>
+            </w:r>
+            <w:r>
+              <w:rPr>
+                <w:noProof/>
+                <w:webHidden/>
+              </w:rPr>
+              <w:fldChar w:fldCharType="begin"/>
+            </w:r>
+            <w:r>
+              <w:rPr>
+                <w:noProof/>
+                <w:webHidden/>
+              </w:rPr>
+              <w:instrText xml:space="preserve"> PAGEREF _Toc243379473 \h </w:instrText>
+            </w:r>
+            <w:r>
+              <w:rPr>
+                <w:noProof/>
+                <w:webHidden/>
+              </w:rPr>
+            </w:r>
+            <w:r>
+              <w:rPr>
+                <w:noProof/>
+                <w:webHidden/>
+              </w:rPr>
+              <w:fldChar w:fldCharType="separate"/>
+            </w:r>
+            <w:r>
+              <w:rPr>
+                <w:noProof/>
+                <w:webHidden/>
+              </w:rPr>
+              <w:t>9</w:t>
+            </w:r>
+            <w:r>
+              <w:rPr>
+                <w:noProof/>
+                <w:webHidden/>
+              </w:rPr>
+              <w:fldChar w:fldCharType="end"/>
+            </w:r>
+          </w:hyperlink>
+        </w:p>
+        <w:p>
+          <w:pPr>
+            <w:pStyle w:val="TOC1"/>
+            <w:tabs>
+              <w:tab w:val="right" w:leader="dot" w:pos="10456"/>
+            </w:tabs>
+            <w:rPr>
+              <w:rFonts w:cstheme="minorBidi"/>
+              <w:noProof/>
+              <w:lang w:val="en-IN" w:eastAsia="en-IN"/>
+            </w:rPr>
+          </w:pPr>
+          <w:hyperlink w:anchor="_Toc243379474" w:history="1">
+            <w:r>
+              <w:rPr>
+                <w:rStyle w:val="Hyperlink"/>
                 <w:rFonts w:ascii="Comic Sans MS" w:hAnsi="Comic Sans MS"/>
                 <w:noProof/>
+              </w:rPr>
+              <w:t>Java Versions and Evolution</w:t>
+            </w:r>
+            <w:r>
+              <w:rPr>
+                <w:noProof/>
                 <w:webHidden/>
-                <w:color w:val="1F4E79" w:themeColor="accent5" w:themeShade="80"/>
-                <w:sz w:val="24"/>
               </w:rPr>
               <w:tab/>
             </w:r>
             <w:r>
               <w:rPr>
+                <w:noProof/>
+                <w:webHidden/>
+              </w:rPr>
+              <w:fldChar w:fldCharType="begin"/>
+            </w:r>
+            <w:r>
+              <w:rPr>
+                <w:noProof/>
+                <w:webHidden/>
+              </w:rPr>
+              <w:instrText xml:space="preserve"> PAGEREF _Toc243379474 \h </w:instrText>
+            </w:r>
+            <w:r>
+              <w:rPr>
+                <w:noProof/>
+                <w:webHidden/>
+              </w:rPr>
+            </w:r>
+            <w:r>
+              <w:rPr>
+                <w:noProof/>
+                <w:webHidden/>
+              </w:rPr>
+              <w:fldChar w:fldCharType="separate"/>
+            </w:r>
+            <w:r>
+              <w:rPr>
+                <w:noProof/>
+                <w:webHidden/>
+              </w:rPr>
+              <w:t>11</w:t>
+            </w:r>
+            <w:r>
+              <w:rPr>
+                <w:noProof/>
+                <w:webHidden/>
+              </w:rPr>
+              <w:fldChar w:fldCharType="end"/>
+            </w:r>
+          </w:hyperlink>
+        </w:p>
+        <w:p>
+          <w:pPr>
+            <w:pStyle w:val="TOC2"/>
+            <w:tabs>
+              <w:tab w:val="right" w:leader="dot" w:pos="10456"/>
+            </w:tabs>
+            <w:rPr>
+              <w:rFonts w:cstheme="minorBidi"/>
+              <w:noProof/>
+              <w:lang w:val="en-IN" w:eastAsia="en-IN"/>
+            </w:rPr>
+          </w:pPr>
+          <w:hyperlink w:anchor="_Toc243379475" w:history="1">
+            <w:r>
+              <w:rPr>
+                <w:rStyle w:val="Hyperlink"/>
+                <w:rFonts w:ascii="Comic Sans MS" w:hAnsi="Comic Sans MS" w:cs="Segoe UI Symbol"/>
+                <w:noProof/>
+              </w:rPr>
+              <w:t>Q1. What are different java versions and features added in each release?</w:t>
+            </w:r>
+            <w:r>
+              <w:rPr>
+                <w:noProof/>
+                <w:webHidden/>
+              </w:rPr>
+              <w:tab/>
+            </w:r>
+            <w:r>
+              <w:rPr>
+                <w:noProof/>
+                <w:webHidden/>
+              </w:rPr>
+              <w:fldChar w:fldCharType="begin"/>
+            </w:r>
+            <w:r>
+              <w:rPr>
+                <w:noProof/>
+                <w:webHidden/>
+              </w:rPr>
+              <w:instrText xml:space="preserve"> PAGEREF _Toc243379475 \h </w:instrText>
+            </w:r>
+            <w:r>
+              <w:rPr>
+                <w:noProof/>
+                <w:webHidden/>
+              </w:rPr>
+            </w:r>
+            <w:r>
+              <w:rPr>
+                <w:noProof/>
+                <w:webHidden/>
+              </w:rPr>
+              <w:fldChar w:fldCharType="separate"/>
+            </w:r>
+            <w:r>
+              <w:rPr>
+                <w:noProof/>
+                <w:webHidden/>
+              </w:rPr>
+              <w:t>11</w:t>
+            </w:r>
+            <w:r>
+              <w:rPr>
+                <w:noProof/>
+                <w:webHidden/>
+              </w:rPr>
+              <w:fldChar w:fldCharType="end"/>
+            </w:r>
+          </w:hyperlink>
+        </w:p>
+        <w:p>
+          <w:pPr>
+            <w:pStyle w:val="TOC1"/>
+            <w:tabs>
+              <w:tab w:val="right" w:leader="dot" w:pos="10456"/>
+            </w:tabs>
+            <w:rPr>
+              <w:rFonts w:cstheme="minorBidi"/>
+              <w:noProof/>
+              <w:lang w:val="en-IN" w:eastAsia="en-IN"/>
+            </w:rPr>
+          </w:pPr>
+          <w:hyperlink w:anchor="_Toc243379476" w:history="1">
+            <w:r>
+              <w:rPr>
+                <w:rStyle w:val="Hyperlink"/>
                 <w:rFonts w:ascii="Comic Sans MS" w:hAnsi="Comic Sans MS"/>
                 <w:noProof/>
-                <w:webHidden/>
-                <w:color w:val="1F4E79" w:themeColor="accent5" w:themeShade="80"/>
-                <w:sz w:val="24"/>
-              </w:rPr>
-              <w:fldChar w:fldCharType="begin"/>
-            </w:r>
-            <w:r>
-              <w:rPr>
-                <w:rFonts w:ascii="Comic Sans MS" w:hAnsi="Comic Sans MS"/>
+              </w:rPr>
+              <w:t>Advanced Concepts</w:t>
+            </w:r>
+            <w:r>
+              <w:rPr>
                 <w:noProof/>
                 <w:webHidden/>
-                <w:color w:val="1F4E79" w:themeColor="accent5" w:themeShade="80"/>
-                <w:sz w:val="24"/>
-              </w:rPr>
-              <w:instrText xml:space="preserve"> PAGEREF _Toc240191826 \h </w:instrText>
-            </w:r>
-            <w:r>
-              <w:rPr>
-                <w:rFonts w:ascii="Comic Sans MS" w:hAnsi="Comic Sans MS"/>
+              </w:rPr>
+              <w:tab/>
+            </w:r>
+            <w:r>
+              <w:rPr>
                 <w:noProof/>
                 <w:webHidden/>
-                <w:color w:val="1F4E79" w:themeColor="accent5" w:themeShade="80"/>
-                <w:sz w:val="24"/>
-              </w:rPr>
-            </w:r>
-            <w:r>
-              <w:rPr>
-                <w:rFonts w:ascii="Comic Sans MS" w:hAnsi="Comic Sans MS"/>
+              </w:rPr>
+              <w:fldChar w:fldCharType="begin"/>
+            </w:r>
+            <w:r>
+              <w:rPr>
                 <w:noProof/>
                 <w:webHidden/>
-                <w:color w:val="1F4E79" w:themeColor="accent5" w:themeShade="80"/>
-                <w:sz w:val="24"/>
-              </w:rPr>
-              <w:fldChar w:fldCharType="separate"/>
-            </w:r>
-            <w:r>
-              <w:rPr>
-                <w:rFonts w:ascii="Comic Sans MS" w:hAnsi="Comic Sans MS"/>
+              </w:rPr>
+              <w:instrText xml:space="preserve"> PAGEREF _Toc243379476 \h </w:instrText>
+            </w:r>
+            <w:r>
+              <w:rPr>
                 <w:noProof/>
                 <w:webHidden/>
-                <w:color w:val="1F4E79" w:themeColor="accent5" w:themeShade="80"/>
-                <w:sz w:val="24"/>
-              </w:rPr>
-              <w:t>7</w:t>
-            </w:r>
-            <w:r>
-              <w:rPr>
-                <w:rFonts w:ascii="Comic Sans MS" w:hAnsi="Comic Sans MS"/>
+              </w:rPr>
+            </w:r>
+            <w:r>
+              <w:rPr>
                 <w:noProof/>
                 <w:webHidden/>
-                <w:color w:val="1F4E79" w:themeColor="accent5" w:themeShade="80"/>
-                <w:sz w:val="24"/>
+              </w:rPr>
+              <w:fldChar w:fldCharType="separate"/>
+            </w:r>
+            <w:r>
+              <w:rPr>
+                <w:noProof/>
+                <w:webHidden/>
+              </w:rPr>
+              <w:t>13</w:t>
+            </w:r>
+            <w:r>
+              <w:rPr>
+                <w:noProof/>
+                <w:webHidden/>
               </w:rPr>
               <w:fldChar w:fldCharType="end"/>
             </w:r>
           </w:hyperlink>
-          <w:r>
+        </w:p>
+        <w:p>
+          <w:pPr>
+            <w:pStyle w:val="TOC2"/>
+            <w:tabs>
+              <w:tab w:val="right" w:leader="dot" w:pos="10456"/>
+            </w:tabs>
             <w:rPr>
-              <w:rFonts w:ascii="Comic Sans MS" w:hAnsi="Comic Sans MS" w:cstheme="minorBidi"/>
+              <w:rFonts w:cstheme="minorBidi"/>
               <w:noProof/>
-              <w:color w:val="1F4E79" w:themeColor="accent5" w:themeShade="80"/>
-              <w:sz w:val="24"/>
               <w:lang w:val="en-IN" w:eastAsia="en-IN"/>
             </w:rPr>
-            <w:t xml:space="preserve"> </w:t>
-          </w:r>
+          </w:pPr>
+          <w:hyperlink w:anchor="_Toc243379477" w:history="1">
+            <w:r>
+              <w:rPr>
+                <w:rStyle w:val="Hyperlink"/>
+                <w:rFonts w:ascii="Comic Sans MS" w:hAnsi="Comic Sans MS" w:cs="Segoe UI Symbol"/>
+                <w:noProof/>
+              </w:rPr>
+              <w:t>Q1. Why var is used only for local variables?</w:t>
+            </w:r>
+            <w:r>
+              <w:rPr>
+                <w:noProof/>
+                <w:webHidden/>
+              </w:rPr>
+              <w:tab/>
+            </w:r>
+            <w:r>
+              <w:rPr>
+                <w:noProof/>
+                <w:webHidden/>
+              </w:rPr>
+              <w:fldChar w:fldCharType="begin"/>
+            </w:r>
+            <w:r>
+              <w:rPr>
+                <w:noProof/>
+                <w:webHidden/>
+              </w:rPr>
+              <w:instrText xml:space="preserve"> PAGEREF _Toc243379477 \h </w:instrText>
+            </w:r>
+            <w:r>
+              <w:rPr>
+                <w:noProof/>
+                <w:webHidden/>
+              </w:rPr>
+            </w:r>
+            <w:r>
+              <w:rPr>
+                <w:noProof/>
+                <w:webHidden/>
+              </w:rPr>
+              <w:fldChar w:fldCharType="separate"/>
+            </w:r>
+            <w:r>
+              <w:rPr>
+                <w:noProof/>
+                <w:webHidden/>
+              </w:rPr>
+              <w:t>13</w:t>
+            </w:r>
+            <w:r>
+              <w:rPr>
+                <w:noProof/>
+                <w:webHidden/>
+              </w:rPr>
+              <w:fldChar w:fldCharType="end"/>
+            </w:r>
+          </w:hyperlink>
+        </w:p>
+        <w:p>
+          <w:pPr>
+            <w:pStyle w:val="TOC2"/>
+            <w:tabs>
+              <w:tab w:val="right" w:leader="dot" w:pos="10456"/>
+            </w:tabs>
+            <w:rPr>
+              <w:rFonts w:cstheme="minorBidi"/>
+              <w:noProof/>
+              <w:lang w:val="en-IN" w:eastAsia="en-IN"/>
+            </w:rPr>
+          </w:pPr>
+          <w:hyperlink w:anchor="_Toc243379478" w:history="1">
+            <w:r>
+              <w:rPr>
+                <w:rStyle w:val="Hyperlink"/>
+                <w:rFonts w:ascii="Comic Sans MS" w:hAnsi="Comic Sans MS" w:cs="Segoe UI Symbol"/>
+                <w:noProof/>
+              </w:rPr>
+              <w:t>Q2. Can var type be returned from function?</w:t>
+            </w:r>
+            <w:r>
+              <w:rPr>
+                <w:noProof/>
+                <w:webHidden/>
+              </w:rPr>
+              <w:tab/>
+            </w:r>
+            <w:r>
+              <w:rPr>
+                <w:noProof/>
+                <w:webHidden/>
+              </w:rPr>
+              <w:fldChar w:fldCharType="begin"/>
+            </w:r>
+            <w:r>
+              <w:rPr>
+                <w:noProof/>
+                <w:webHidden/>
+              </w:rPr>
+              <w:instrText xml:space="preserve"> PAGEREF _Toc243379478 \h </w:instrText>
+            </w:r>
+            <w:r>
+              <w:rPr>
+                <w:noProof/>
+                <w:webHidden/>
+              </w:rPr>
+            </w:r>
+            <w:r>
+              <w:rPr>
+                <w:noProof/>
+                <w:webHidden/>
+              </w:rPr>
+              <w:fldChar w:fldCharType="separate"/>
+            </w:r>
+            <w:r>
+              <w:rPr>
+                <w:noProof/>
+                <w:webHidden/>
+              </w:rPr>
+              <w:t>14</w:t>
+            </w:r>
+            <w:r>
+              <w:rPr>
+                <w:noProof/>
+                <w:webHidden/>
+              </w:rPr>
+              <w:fldChar w:fldCharType="end"/>
+            </w:r>
+          </w:hyperlink>
         </w:p>
         <w:p>
           <w:pPr>
@@ -493,111 +1612,6 @@
     </w:p>
     <w:p>
       <w:pPr>
-        <w:rPr>
-          <w:noProof/>
-        </w:rPr>
-      </w:pPr>
-    </w:p>
-    <w:p>
-      <w:pPr>
-        <w:rPr>
-          <w:noProof/>
-        </w:rPr>
-      </w:pPr>
-    </w:p>
-    <w:p>
-      <w:pPr>
-        <w:rPr>
-          <w:noProof/>
-        </w:rPr>
-      </w:pPr>
-    </w:p>
-    <w:p>
-      <w:pPr>
-        <w:rPr>
-          <w:noProof/>
-        </w:rPr>
-      </w:pPr>
-    </w:p>
-    <w:p>
-      <w:pPr>
-        <w:rPr>
-          <w:noProof/>
-        </w:rPr>
-      </w:pPr>
-    </w:p>
-    <w:p>
-      <w:pPr>
-        <w:rPr>
-          <w:noProof/>
-        </w:rPr>
-      </w:pPr>
-    </w:p>
-    <w:p>
-      <w:pPr>
-        <w:rPr>
-          <w:noProof/>
-        </w:rPr>
-      </w:pPr>
-    </w:p>
-    <w:p>
-      <w:pPr>
-        <w:rPr>
-          <w:noProof/>
-        </w:rPr>
-      </w:pPr>
-    </w:p>
-    <w:p>
-      <w:pPr>
-        <w:rPr>
-          <w:noProof/>
-        </w:rPr>
-      </w:pPr>
-    </w:p>
-    <w:p>
-      <w:pPr>
-        <w:rPr>
-          <w:noProof/>
-        </w:rPr>
-      </w:pPr>
-    </w:p>
-    <w:p>
-      <w:pPr>
-        <w:rPr>
-          <w:noProof/>
-        </w:rPr>
-      </w:pPr>
-    </w:p>
-    <w:p>
-      <w:pPr>
-        <w:rPr>
-          <w:noProof/>
-        </w:rPr>
-      </w:pPr>
-    </w:p>
-    <w:p>
-      <w:pPr>
-        <w:rPr>
-          <w:noProof/>
-        </w:rPr>
-      </w:pPr>
-    </w:p>
-    <w:p>
-      <w:pPr>
-        <w:rPr>
-          <w:noProof/>
-        </w:rPr>
-      </w:pPr>
-    </w:p>
-    <w:p>
-      <w:pPr>
-        <w:rPr>
-          <w:noProof/>
-        </w:rPr>
-      </w:pPr>
-    </w:p>
-    <w:p>
-      <w:pPr>
         <w:pStyle w:val="Heading1"/>
         <w:jc w:val="center"/>
         <w:rPr>
@@ -608,6 +1622,7 @@
           <w:u w:val="single"/>
         </w:rPr>
       </w:pPr>
+      <w:bookmarkStart w:id="0" w:name="_Toc243379459"/>
       <w:r>
         <w:rPr>
           <w:rFonts w:ascii="Comic Sans MS" w:hAnsi="Comic Sans MS"/>
@@ -619,6 +1634,7 @@
         <w:lastRenderedPageBreak/>
         <w:t>Java Internals</w:t>
       </w:r>
+      <w:bookmarkEnd w:id="0"/>
     </w:p>
     <w:p>
       <w:pPr>
@@ -647,6 +1663,7 @@
           <w:sz w:val="28"/>
         </w:rPr>
       </w:pPr>
+      <w:bookmarkStart w:id="1" w:name="_Toc243379460"/>
       <w:r>
         <w:rPr>
           <w:rFonts w:ascii="Comic Sans MS" w:hAnsi="Comic Sans MS" w:cs="Segoe UI Symbol"/>
@@ -661,6 +1678,7 @@
         </w:rPr>
         <w:t>What is bytecode?</w:t>
       </w:r>
+      <w:bookmarkEnd w:id="1"/>
     </w:p>
     <w:p>
       <w:pPr>
@@ -818,7 +1836,8 @@
           <w:lang w:eastAsia="en-IN"/>
         </w:rPr>
       </w:pPr>
-      <w:bookmarkStart w:id="0" w:name="_Toc240191817"/>
+      <w:bookmarkStart w:id="2" w:name="_Toc240191817"/>
+      <w:bookmarkStart w:id="3" w:name="_Toc243379461"/>
       <w:r>
         <w:rPr>
           <w:rFonts w:ascii="Comic Sans MS" w:hAnsi="Comic Sans MS" w:cs="Segoe UI Symbol"/>
@@ -840,7 +1859,8 @@
         </w:rPr>
         <w:t>Is java interpreted or compiled language?</w:t>
       </w:r>
-      <w:bookmarkEnd w:id="0"/>
+      <w:bookmarkEnd w:id="2"/>
+      <w:bookmarkEnd w:id="3"/>
       <w:r>
         <w:rPr>
           <w:rFonts w:ascii="Comic Sans MS" w:hAnsi="Comic Sans MS" w:cs="Segoe UI Symbol"/>
@@ -1352,7 +2372,8 @@
           <w:lang w:eastAsia="en-IN"/>
         </w:rPr>
       </w:pPr>
-      <w:bookmarkStart w:id="1" w:name="_Toc240191818"/>
+      <w:bookmarkStart w:id="4" w:name="_Toc240191818"/>
+      <w:bookmarkStart w:id="5" w:name="_Toc243379462"/>
       <w:r>
         <w:rPr>
           <w:rFonts w:ascii="Comic Sans MS" w:hAnsi="Comic Sans MS" w:cs="Segoe UI Symbol"/>
@@ -1374,7 +2395,8 @@
         </w:rPr>
         <w:t>What makes Java platform independent</w:t>
       </w:r>
-      <w:bookmarkEnd w:id="1"/>
+      <w:bookmarkEnd w:id="4"/>
+      <w:bookmarkEnd w:id="5"/>
     </w:p>
     <w:p>
       <w:pPr>
@@ -1488,7 +2510,8 @@
           <w:lang w:eastAsia="en-IN"/>
         </w:rPr>
       </w:pPr>
-      <w:bookmarkStart w:id="2" w:name="_Toc240191820"/>
+      <w:bookmarkStart w:id="6" w:name="_Toc240191820"/>
+      <w:bookmarkStart w:id="7" w:name="_Toc243379463"/>
       <w:r>
         <w:rPr>
           <w:rFonts w:ascii="Comic Sans MS" w:hAnsi="Comic Sans MS" w:cs="Segoe UI Symbol"/>
@@ -1517,7 +2540,8 @@
         </w:rPr>
         <w:t>What are strictly typed and loosely typed languages?</w:t>
       </w:r>
-      <w:bookmarkEnd w:id="2"/>
+      <w:bookmarkEnd w:id="6"/>
+      <w:bookmarkEnd w:id="7"/>
     </w:p>
     <w:p>
       <w:pPr>
@@ -2134,7 +3158,8 @@
           <w:lang w:eastAsia="en-IN"/>
         </w:rPr>
       </w:pPr>
-      <w:bookmarkStart w:id="3" w:name="_Toc240191819"/>
+      <w:bookmarkStart w:id="8" w:name="_Toc240191819"/>
+      <w:bookmarkStart w:id="9" w:name="_Toc243379464"/>
       <w:r>
         <w:rPr>
           <w:rFonts w:ascii="Comic Sans MS" w:hAnsi="Comic Sans MS" w:cs="Segoe UI Symbol"/>
@@ -2170,7 +3195,8 @@
         </w:rPr>
         <w:t>s difference between compile time and runtime?</w:t>
       </w:r>
-      <w:bookmarkEnd w:id="3"/>
+      <w:bookmarkEnd w:id="8"/>
+      <w:bookmarkEnd w:id="9"/>
     </w:p>
     <w:p>
       <w:pPr>
@@ -2935,49 +3961,44 @@
           <w:lang w:eastAsia="en-IN"/>
         </w:rPr>
       </w:pPr>
+      <w:bookmarkStart w:id="10" w:name="_Toc243379465"/>
       <w:r>
         <w:rPr>
           <w:rFonts w:ascii="Comic Sans MS" w:hAnsi="Comic Sans MS" w:cs="Segoe UI Symbol"/>
           <w:sz w:val="28"/>
         </w:rPr>
         <w:lastRenderedPageBreak/>
-        <w:t>Q</w:t>
+        <w:t>Q6</w:t>
       </w:r>
       <w:r>
         <w:rPr>
           <w:rFonts w:ascii="Comic Sans MS" w:hAnsi="Comic Sans MS" w:cs="Segoe UI Symbol"/>
           <w:sz w:val="28"/>
         </w:rPr>
-        <w:t>6</w:t>
+        <w:t xml:space="preserve">. </w:t>
       </w:r>
       <w:r>
         <w:rPr>
           <w:rFonts w:ascii="Comic Sans MS" w:hAnsi="Comic Sans MS" w:cs="Segoe UI Symbol"/>
           <w:sz w:val="28"/>
         </w:rPr>
-        <w:t xml:space="preserve">. </w:t>
+        <w:t>What i</w:t>
       </w:r>
       <w:r>
         <w:rPr>
           <w:rFonts w:ascii="Comic Sans MS" w:hAnsi="Comic Sans MS" w:cs="Segoe UI Symbol"/>
           <w:sz w:val="28"/>
         </w:rPr>
-        <w:t>What i</w:t>
+        <w:t xml:space="preserve">s </w:t>
       </w:r>
       <w:r>
         <w:rPr>
           <w:rFonts w:ascii="Comic Sans MS" w:hAnsi="Comic Sans MS" w:cs="Segoe UI Symbol"/>
           <w:sz w:val="28"/>
         </w:rPr>
-        <w:t xml:space="preserve">s </w:t>
-      </w:r>
-      <w:r>
-        <w:rPr>
-          <w:rFonts w:ascii="Comic Sans MS" w:hAnsi="Comic Sans MS" w:cs="Segoe UI Symbol"/>
-          <w:sz w:val="28"/>
-        </w:rPr>
         <w:t>the role of JVM?</w:t>
       </w:r>
+      <w:bookmarkEnd w:id="10"/>
     </w:p>
     <w:p>
       <w:pPr>
@@ -3238,6 +4259,82 @@
     </w:p>
     <w:p>
       <w:pPr>
+        <w:spacing w:line="240" w:lineRule="auto"/>
+        <w:rPr>
+          <w:rFonts w:ascii="Comic Sans MS" w:eastAsia="Times New Roman" w:hAnsi="Comic Sans MS" w:cstheme="majorHAnsi"/>
+          <w:bCs/>
+          <w:sz w:val="24"/>
+          <w:szCs w:val="24"/>
+          <w:lang w:eastAsia="en-IN"/>
+        </w:rPr>
+      </w:pPr>
+    </w:p>
+    <w:p>
+      <w:pPr>
+        <w:spacing w:line="240" w:lineRule="auto"/>
+        <w:rPr>
+          <w:rFonts w:ascii="Comic Sans MS" w:eastAsia="Times New Roman" w:hAnsi="Comic Sans MS" w:cstheme="majorHAnsi"/>
+          <w:bCs/>
+          <w:sz w:val="24"/>
+          <w:szCs w:val="24"/>
+          <w:lang w:eastAsia="en-IN"/>
+        </w:rPr>
+      </w:pPr>
+    </w:p>
+    <w:p>
+      <w:pPr>
+        <w:spacing w:line="240" w:lineRule="auto"/>
+        <w:rPr>
+          <w:rFonts w:ascii="Comic Sans MS" w:eastAsia="Times New Roman" w:hAnsi="Comic Sans MS" w:cstheme="majorHAnsi"/>
+          <w:sz w:val="16"/>
+          <w:szCs w:val="24"/>
+          <w:lang w:eastAsia="en-IN"/>
+        </w:rPr>
+      </w:pPr>
+    </w:p>
+    <w:p>
+      <w:pPr>
+        <w:pStyle w:val="Heading2"/>
+        <w:spacing w:after="240"/>
+        <w:rPr>
+          <w:rFonts w:ascii="Comic Sans MS" w:eastAsia="Times New Roman" w:hAnsi="Comic Sans MS" w:cstheme="majorHAnsi"/>
+          <w:bCs/>
+          <w:sz w:val="24"/>
+          <w:szCs w:val="24"/>
+          <w:lang w:eastAsia="en-IN"/>
+        </w:rPr>
+      </w:pPr>
+      <w:r>
+        <w:rPr>
+          <w:rFonts w:ascii="Comic Sans MS" w:hAnsi="Comic Sans MS" w:cs="Segoe UI Symbol"/>
+          <w:sz w:val="28"/>
+        </w:rPr>
+        <w:t>Q</w:t>
+      </w:r>
+      <w:r>
+        <w:rPr>
+          <w:rFonts w:ascii="Comic Sans MS" w:hAnsi="Comic Sans MS" w:cs="Segoe UI Symbol"/>
+          <w:sz w:val="28"/>
+        </w:rPr>
+        <w:t>7</w:t>
+      </w:r>
+      <w:r>
+        <w:rPr>
+          <w:rFonts w:ascii="Comic Sans MS" w:hAnsi="Comic Sans MS" w:cs="Segoe UI Symbol"/>
+          <w:sz w:val="28"/>
+        </w:rPr>
+        <w:t xml:space="preserve">. </w:t>
+      </w:r>
+      <w:r>
+        <w:rPr>
+          <w:rFonts w:ascii="Comic Sans MS" w:hAnsi="Comic Sans MS" w:cs="Segoe UI Symbol"/>
+          <w:sz w:val="28"/>
+        </w:rPr>
+        <w:t>What is JAR file?</w:t>
+      </w:r>
+    </w:p>
+    <w:p>
+      <w:pPr>
         <w:spacing w:before="100" w:beforeAutospacing="1" w:after="100" w:afterAutospacing="1" w:line="240" w:lineRule="auto"/>
         <w:rPr>
           <w:rFonts w:ascii="Comic Sans MS" w:eastAsia="Times New Roman" w:hAnsi="Comic Sans MS" w:cstheme="majorHAnsi"/>
@@ -3247,9 +4344,27 @@
           <w:lang w:eastAsia="en-IN"/>
         </w:rPr>
       </w:pPr>
-    </w:p>
-    <w:p>
-      <w:pPr>
+      <w:r>
+        <w:rPr>
+          <w:rFonts w:ascii="Comic Sans MS" w:eastAsia="Times New Roman" w:hAnsi="Comic Sans MS" w:cstheme="majorHAnsi"/>
+          <w:bCs/>
+          <w:sz w:val="24"/>
+          <w:szCs w:val="24"/>
+          <w:lang w:eastAsia="en-IN"/>
+        </w:rPr>
+        <w:t>A JAR (Java Archive) file is a package file that bundles Java class files, resources, metadata, and sometimes dependencies into a single file. It uses the ZIP file format and typically has a .jar extension.</w:t>
+      </w:r>
+    </w:p>
+    <w:p>
+      <w:pPr>
+        <w:numPr>
+          <w:ilvl w:val="0"/>
+          <w:numId w:val="29"/>
+        </w:numPr>
+        <w:tabs>
+          <w:tab w:val="clear" w:pos="360"/>
+          <w:tab w:val="num" w:pos="720"/>
+        </w:tabs>
         <w:spacing w:before="100" w:beforeAutospacing="1" w:after="100" w:afterAutospacing="1" w:line="240" w:lineRule="auto"/>
         <w:rPr>
           <w:rFonts w:ascii="Comic Sans MS" w:eastAsia="Times New Roman" w:hAnsi="Comic Sans MS" w:cstheme="majorHAnsi"/>
@@ -3259,116 +4374,409 @@
           <w:lang w:eastAsia="en-IN"/>
         </w:rPr>
       </w:pPr>
-    </w:p>
-    <w:p>
-      <w:pPr>
+      <w:r>
+        <w:rPr>
+          <w:rFonts w:ascii="Comic Sans MS" w:eastAsia="Times New Roman" w:hAnsi="Comic Sans MS" w:cstheme="majorHAnsi"/>
+          <w:bCs/>
+          <w:sz w:val="24"/>
+          <w:szCs w:val="24"/>
+          <w:lang w:eastAsia="en-IN"/>
+        </w:rPr>
+        <w:t>Packaging: Combines multiple .class files and resources into one file.</w:t>
+      </w:r>
+    </w:p>
+    <w:p>
+      <w:pPr>
+        <w:numPr>
+          <w:ilvl w:val="0"/>
+          <w:numId w:val="29"/>
+        </w:numPr>
+        <w:tabs>
+          <w:tab w:val="clear" w:pos="360"/>
+          <w:tab w:val="num" w:pos="720"/>
+        </w:tabs>
         <w:spacing w:before="100" w:beforeAutospacing="1" w:after="100" w:afterAutospacing="1" w:line="240" w:lineRule="auto"/>
         <w:rPr>
-          <w:rStyle w:val="Strong"/>
-          <w:b w:val="0"/>
-          <w:bCs w:val="0"/>
-        </w:rPr>
-      </w:pPr>
-    </w:p>
-    <w:p>
-      <w:pPr>
+          <w:rFonts w:ascii="Comic Sans MS" w:eastAsia="Times New Roman" w:hAnsi="Comic Sans MS" w:cstheme="majorHAnsi"/>
+          <w:bCs/>
+          <w:sz w:val="24"/>
+          <w:szCs w:val="24"/>
+          <w:lang w:eastAsia="en-IN"/>
+        </w:rPr>
+      </w:pPr>
+      <w:r>
+        <w:rPr>
+          <w:rFonts w:ascii="Comic Sans MS" w:eastAsia="Times New Roman" w:hAnsi="Comic Sans MS" w:cstheme="majorHAnsi"/>
+          <w:bCs/>
+          <w:sz w:val="24"/>
+          <w:szCs w:val="24"/>
+          <w:lang w:eastAsia="en-IN"/>
+        </w:rPr>
+        <w:t>Distribution: Makes it easier to share and deploy Java applications or libraries.</w:t>
+      </w:r>
+    </w:p>
+    <w:p>
+      <w:pPr>
+        <w:numPr>
+          <w:ilvl w:val="0"/>
+          <w:numId w:val="29"/>
+        </w:numPr>
+        <w:tabs>
+          <w:tab w:val="clear" w:pos="360"/>
+          <w:tab w:val="num" w:pos="720"/>
+        </w:tabs>
         <w:spacing w:before="100" w:beforeAutospacing="1" w:after="100" w:afterAutospacing="1" w:line="240" w:lineRule="auto"/>
         <w:rPr>
-          <w:rStyle w:val="Strong"/>
-          <w:b w:val="0"/>
-          <w:bCs w:val="0"/>
-        </w:rPr>
-      </w:pPr>
-    </w:p>
-    <w:p>
-      <w:pPr>
+          <w:rFonts w:ascii="Comic Sans MS" w:eastAsia="Times New Roman" w:hAnsi="Comic Sans MS" w:cstheme="majorHAnsi"/>
+          <w:bCs/>
+          <w:sz w:val="24"/>
+          <w:szCs w:val="24"/>
+          <w:lang w:eastAsia="en-IN"/>
+        </w:rPr>
+      </w:pPr>
+      <w:r>
+        <w:rPr>
+          <w:rFonts w:ascii="Comic Sans MS" w:eastAsia="Times New Roman" w:hAnsi="Comic Sans MS" w:cstheme="majorHAnsi"/>
+          <w:bCs/>
+          <w:sz w:val="24"/>
+          <w:szCs w:val="24"/>
+          <w:lang w:eastAsia="en-IN"/>
+        </w:rPr>
+        <w:t>Reusability: Allows other Java projects to use packaged classes as libraries.</w:t>
+      </w:r>
+    </w:p>
+    <w:p>
+      <w:pPr>
+        <w:numPr>
+          <w:ilvl w:val="0"/>
+          <w:numId w:val="29"/>
+        </w:numPr>
         <w:spacing w:before="100" w:beforeAutospacing="1" w:after="100" w:afterAutospacing="1" w:line="240" w:lineRule="auto"/>
         <w:rPr>
-          <w:rStyle w:val="Strong"/>
-          <w:b w:val="0"/>
-          <w:bCs w:val="0"/>
-        </w:rPr>
-      </w:pPr>
-    </w:p>
+          <w:rFonts w:ascii="Comic Sans MS" w:eastAsia="Times New Roman" w:hAnsi="Comic Sans MS" w:cstheme="majorHAnsi"/>
+          <w:bCs/>
+          <w:sz w:val="24"/>
+          <w:szCs w:val="24"/>
+          <w:lang w:eastAsia="en-IN"/>
+        </w:rPr>
+      </w:pPr>
+      <w:r>
+        <w:rPr>
+          <w:rFonts w:ascii="Comic Sans MS" w:eastAsia="Times New Roman" w:hAnsi="Comic Sans MS" w:cstheme="majorHAnsi"/>
+          <w:bCs/>
+          <w:sz w:val="24"/>
+          <w:szCs w:val="24"/>
+          <w:lang w:eastAsia="en-IN"/>
+        </w:rPr>
+        <w:t>Execution: An executable JAR can run directly if it has the required entry-point metadata and dependencies.</w:t>
+      </w:r>
+    </w:p>
+    <w:tbl>
+      <w:tblPr>
+        <w:tblW w:w="9765" w:type="dxa"/>
+        <w:tblCellSpacing w:w="15" w:type="dxa"/>
+        <w:tblBorders>
+          <w:top w:val="single" w:sz="4" w:space="0" w:color="auto"/>
+          <w:left w:val="single" w:sz="4" w:space="0" w:color="auto"/>
+          <w:bottom w:val="single" w:sz="4" w:space="0" w:color="auto"/>
+          <w:right w:val="single" w:sz="4" w:space="0" w:color="auto"/>
+          <w:insideH w:val="single" w:sz="4" w:space="0" w:color="auto"/>
+          <w:insideV w:val="single" w:sz="4" w:space="0" w:color="auto"/>
+        </w:tblBorders>
+        <w:tblCellMar>
+          <w:top w:w="15" w:type="dxa"/>
+          <w:left w:w="15" w:type="dxa"/>
+          <w:bottom w:w="15" w:type="dxa"/>
+          <w:right w:w="15" w:type="dxa"/>
+        </w:tblCellMar>
+        <w:tblLook w:val="04A0" w:firstRow="1" w:lastRow="0" w:firstColumn="1" w:lastColumn="0" w:noHBand="0" w:noVBand="1"/>
+      </w:tblPr>
+      <w:tblGrid>
+        <w:gridCol w:w="2253"/>
+        <w:gridCol w:w="7512"/>
+      </w:tblGrid>
+      <w:tr>
+        <w:trPr>
+          <w:trHeight w:val="228"/>
+          <w:tblCellSpacing w:w="15" w:type="dxa"/>
+        </w:trPr>
+        <w:tc>
+          <w:tcPr>
+            <w:tcW w:w="0" w:type="auto"/>
+            <w:vAlign w:val="center"/>
+            <w:hideMark/>
+          </w:tcPr>
+          <w:p>
+            <w:pPr>
+              <w:spacing w:before="100" w:beforeAutospacing="1" w:after="100" w:afterAutospacing="1" w:line="240" w:lineRule="auto"/>
+              <w:rPr>
+                <w:rFonts w:ascii="Comic Sans MS" w:eastAsia="Times New Roman" w:hAnsi="Comic Sans MS" w:cstheme="majorHAnsi"/>
+                <w:b/>
+                <w:bCs/>
+                <w:sz w:val="24"/>
+                <w:szCs w:val="24"/>
+                <w:lang w:eastAsia="en-IN"/>
+              </w:rPr>
+            </w:pPr>
+            <w:r>
+              <w:rPr>
+                <w:rFonts w:ascii="Comic Sans MS" w:eastAsia="Times New Roman" w:hAnsi="Comic Sans MS" w:cstheme="majorHAnsi"/>
+                <w:b/>
+                <w:bCs/>
+                <w:sz w:val="24"/>
+                <w:szCs w:val="24"/>
+                <w:lang w:eastAsia="en-IN"/>
+              </w:rPr>
+              <w:t>Type</w:t>
+            </w:r>
+          </w:p>
+        </w:tc>
+        <w:tc>
+          <w:tcPr>
+            <w:tcW w:w="0" w:type="auto"/>
+            <w:vAlign w:val="center"/>
+            <w:hideMark/>
+          </w:tcPr>
+          <w:p>
+            <w:pPr>
+              <w:spacing w:before="100" w:beforeAutospacing="1" w:after="100" w:afterAutospacing="1" w:line="240" w:lineRule="auto"/>
+              <w:rPr>
+                <w:rFonts w:ascii="Comic Sans MS" w:eastAsia="Times New Roman" w:hAnsi="Comic Sans MS" w:cstheme="majorHAnsi"/>
+                <w:b/>
+                <w:bCs/>
+                <w:sz w:val="24"/>
+                <w:szCs w:val="24"/>
+                <w:lang w:eastAsia="en-IN"/>
+              </w:rPr>
+            </w:pPr>
+            <w:r>
+              <w:rPr>
+                <w:rFonts w:ascii="Comic Sans MS" w:eastAsia="Times New Roman" w:hAnsi="Comic Sans MS" w:cstheme="majorHAnsi"/>
+                <w:b/>
+                <w:bCs/>
+                <w:sz w:val="24"/>
+                <w:szCs w:val="24"/>
+                <w:lang w:eastAsia="en-IN"/>
+              </w:rPr>
+              <w:t>Purpose</w:t>
+            </w:r>
+          </w:p>
+        </w:tc>
+      </w:tr>
+      <w:tr>
+        <w:trPr>
+          <w:trHeight w:val="228"/>
+          <w:tblCellSpacing w:w="15" w:type="dxa"/>
+        </w:trPr>
+        <w:tc>
+          <w:tcPr>
+            <w:tcW w:w="0" w:type="auto"/>
+            <w:vAlign w:val="center"/>
+            <w:hideMark/>
+          </w:tcPr>
+          <w:p>
+            <w:pPr>
+              <w:spacing w:before="100" w:beforeAutospacing="1" w:after="100" w:afterAutospacing="1" w:line="240" w:lineRule="auto"/>
+              <w:rPr>
+                <w:rFonts w:ascii="Comic Sans MS" w:eastAsia="Times New Roman" w:hAnsi="Comic Sans MS" w:cstheme="majorHAnsi"/>
+                <w:bCs/>
+                <w:sz w:val="24"/>
+                <w:szCs w:val="24"/>
+                <w:lang w:eastAsia="en-IN"/>
+              </w:rPr>
+            </w:pPr>
+            <w:r>
+              <w:rPr>
+                <w:rFonts w:ascii="Comic Sans MS" w:eastAsia="Times New Roman" w:hAnsi="Comic Sans MS" w:cstheme="majorHAnsi"/>
+                <w:bCs/>
+                <w:sz w:val="24"/>
+                <w:szCs w:val="24"/>
+                <w:lang w:eastAsia="en-IN"/>
+              </w:rPr>
+              <w:t>Library JAR</w:t>
+            </w:r>
+          </w:p>
+        </w:tc>
+        <w:tc>
+          <w:tcPr>
+            <w:tcW w:w="0" w:type="auto"/>
+            <w:vAlign w:val="center"/>
+            <w:hideMark/>
+          </w:tcPr>
+          <w:p>
+            <w:pPr>
+              <w:spacing w:before="100" w:beforeAutospacing="1" w:after="100" w:afterAutospacing="1" w:line="240" w:lineRule="auto"/>
+              <w:rPr>
+                <w:rFonts w:ascii="Comic Sans MS" w:eastAsia="Times New Roman" w:hAnsi="Comic Sans MS" w:cstheme="majorHAnsi"/>
+                <w:bCs/>
+                <w:sz w:val="24"/>
+                <w:szCs w:val="24"/>
+                <w:lang w:eastAsia="en-IN"/>
+              </w:rPr>
+            </w:pPr>
+            <w:r>
+              <w:rPr>
+                <w:rFonts w:ascii="Comic Sans MS" w:eastAsia="Times New Roman" w:hAnsi="Comic Sans MS" w:cstheme="majorHAnsi"/>
+                <w:bCs/>
+                <w:sz w:val="24"/>
+                <w:szCs w:val="24"/>
+                <w:lang w:eastAsia="en-IN"/>
+              </w:rPr>
+              <w:t>Provides classes and methods for other applications</w:t>
+            </w:r>
+          </w:p>
+        </w:tc>
+      </w:tr>
+      <w:tr>
+        <w:trPr>
+          <w:trHeight w:val="237"/>
+          <w:tblCellSpacing w:w="15" w:type="dxa"/>
+        </w:trPr>
+        <w:tc>
+          <w:tcPr>
+            <w:tcW w:w="0" w:type="auto"/>
+            <w:vAlign w:val="center"/>
+            <w:hideMark/>
+          </w:tcPr>
+          <w:p>
+            <w:pPr>
+              <w:spacing w:before="100" w:beforeAutospacing="1" w:after="100" w:afterAutospacing="1" w:line="240" w:lineRule="auto"/>
+              <w:rPr>
+                <w:rFonts w:ascii="Comic Sans MS" w:eastAsia="Times New Roman" w:hAnsi="Comic Sans MS" w:cstheme="majorHAnsi"/>
+                <w:bCs/>
+                <w:sz w:val="24"/>
+                <w:szCs w:val="24"/>
+                <w:lang w:eastAsia="en-IN"/>
+              </w:rPr>
+            </w:pPr>
+            <w:r>
+              <w:rPr>
+                <w:rFonts w:ascii="Comic Sans MS" w:eastAsia="Times New Roman" w:hAnsi="Comic Sans MS" w:cstheme="majorHAnsi"/>
+                <w:bCs/>
+                <w:sz w:val="24"/>
+                <w:szCs w:val="24"/>
+                <w:lang w:eastAsia="en-IN"/>
+              </w:rPr>
+              <w:t>Executable JAR</w:t>
+            </w:r>
+          </w:p>
+        </w:tc>
+        <w:tc>
+          <w:tcPr>
+            <w:tcW w:w="0" w:type="auto"/>
+            <w:vAlign w:val="center"/>
+            <w:hideMark/>
+          </w:tcPr>
+          <w:p>
+            <w:pPr>
+              <w:spacing w:before="100" w:beforeAutospacing="1" w:after="100" w:afterAutospacing="1" w:line="240" w:lineRule="auto"/>
+              <w:rPr>
+                <w:rFonts w:ascii="Comic Sans MS" w:eastAsia="Times New Roman" w:hAnsi="Comic Sans MS" w:cstheme="majorHAnsi"/>
+                <w:bCs/>
+                <w:sz w:val="24"/>
+                <w:szCs w:val="24"/>
+                <w:lang w:eastAsia="en-IN"/>
+              </w:rPr>
+            </w:pPr>
+            <w:r>
+              <w:rPr>
+                <w:rFonts w:ascii="Comic Sans MS" w:eastAsia="Times New Roman" w:hAnsi="Comic Sans MS" w:cstheme="majorHAnsi"/>
+                <w:bCs/>
+                <w:sz w:val="24"/>
+                <w:szCs w:val="24"/>
+                <w:lang w:eastAsia="en-IN"/>
+              </w:rPr>
+              <w:t>Can be launched using java -jar</w:t>
+            </w:r>
+          </w:p>
+        </w:tc>
+      </w:tr>
+      <w:tr>
+        <w:trPr>
+          <w:trHeight w:val="220"/>
+          <w:tblCellSpacing w:w="15" w:type="dxa"/>
+        </w:trPr>
+        <w:tc>
+          <w:tcPr>
+            <w:tcW w:w="0" w:type="auto"/>
+            <w:vAlign w:val="center"/>
+            <w:hideMark/>
+          </w:tcPr>
+          <w:p>
+            <w:pPr>
+              <w:spacing w:before="100" w:beforeAutospacing="1" w:after="100" w:afterAutospacing="1" w:line="240" w:lineRule="auto"/>
+              <w:rPr>
+                <w:rFonts w:ascii="Comic Sans MS" w:eastAsia="Times New Roman" w:hAnsi="Comic Sans MS" w:cstheme="majorHAnsi"/>
+                <w:bCs/>
+                <w:sz w:val="24"/>
+                <w:szCs w:val="24"/>
+                <w:lang w:eastAsia="en-IN"/>
+              </w:rPr>
+            </w:pPr>
+            <w:r>
+              <w:rPr>
+                <w:rFonts w:ascii="Comic Sans MS" w:eastAsia="Times New Roman" w:hAnsi="Comic Sans MS" w:cstheme="majorHAnsi"/>
+                <w:bCs/>
+                <w:sz w:val="24"/>
+                <w:szCs w:val="24"/>
+                <w:lang w:eastAsia="en-IN"/>
+              </w:rPr>
+              <w:t>Fat/Uber JAR</w:t>
+            </w:r>
+          </w:p>
+        </w:tc>
+        <w:tc>
+          <w:tcPr>
+            <w:tcW w:w="0" w:type="auto"/>
+            <w:vAlign w:val="center"/>
+            <w:hideMark/>
+          </w:tcPr>
+          <w:p>
+            <w:pPr>
+              <w:spacing w:before="100" w:beforeAutospacing="1" w:after="100" w:afterAutospacing="1" w:line="240" w:lineRule="auto"/>
+              <w:rPr>
+                <w:rFonts w:ascii="Comic Sans MS" w:eastAsia="Times New Roman" w:hAnsi="Comic Sans MS" w:cstheme="majorHAnsi"/>
+                <w:bCs/>
+                <w:sz w:val="24"/>
+                <w:szCs w:val="24"/>
+                <w:lang w:eastAsia="en-IN"/>
+              </w:rPr>
+            </w:pPr>
+            <w:r>
+              <w:rPr>
+                <w:rFonts w:ascii="Comic Sans MS" w:eastAsia="Times New Roman" w:hAnsi="Comic Sans MS" w:cstheme="majorHAnsi"/>
+                <w:bCs/>
+                <w:sz w:val="24"/>
+                <w:szCs w:val="24"/>
+                <w:lang w:eastAsia="en-IN"/>
+              </w:rPr>
+              <w:t>Packages application classes and dependencies together</w:t>
+            </w:r>
+          </w:p>
+        </w:tc>
+      </w:tr>
+    </w:tbl>
     <w:p>
       <w:pPr>
         <w:spacing w:before="100" w:beforeAutospacing="1" w:after="100" w:afterAutospacing="1" w:line="240" w:lineRule="auto"/>
         <w:rPr>
-          <w:rStyle w:val="Strong"/>
-          <w:b w:val="0"/>
-          <w:bCs w:val="0"/>
-        </w:rPr>
-      </w:pPr>
-    </w:p>
-    <w:p>
-      <w:pPr>
-        <w:rPr>
-          <w:rStyle w:val="Strong"/>
-        </w:rPr>
-      </w:pPr>
-    </w:p>
-    <w:p>
-      <w:pPr>
-        <w:rPr>
-          <w:rStyle w:val="Strong"/>
-        </w:rPr>
-      </w:pPr>
-    </w:p>
-    <w:p>
-      <w:pPr>
-        <w:rPr>
-          <w:rStyle w:val="Strong"/>
-        </w:rPr>
-      </w:pPr>
-    </w:p>
-    <w:p>
-      <w:pPr>
-        <w:rPr>
-          <w:noProof/>
-        </w:rPr>
-      </w:pPr>
-    </w:p>
-    <w:p>
-      <w:pPr>
-        <w:rPr>
-          <w:noProof/>
-        </w:rPr>
-      </w:pPr>
-    </w:p>
-    <w:p>
-      <w:pPr>
-        <w:rPr>
-          <w:noProof/>
-        </w:rPr>
-      </w:pPr>
-    </w:p>
-    <w:p>
-      <w:pPr>
-        <w:rPr>
-          <w:noProof/>
-        </w:rPr>
-      </w:pPr>
-    </w:p>
-    <w:p>
-      <w:pPr>
-        <w:rPr>
-          <w:noProof/>
-        </w:rPr>
-      </w:pPr>
-    </w:p>
-    <w:p>
-      <w:pPr>
-        <w:rPr>
-          <w:noProof/>
-        </w:rPr>
-      </w:pPr>
-    </w:p>
-    <w:p>
-      <w:pPr>
-        <w:rPr>
-          <w:noProof/>
-        </w:rPr>
-      </w:pPr>
+          <w:rFonts w:ascii="Comic Sans MS" w:eastAsia="Times New Roman" w:hAnsi="Comic Sans MS" w:cstheme="majorHAnsi"/>
+          <w:bCs/>
+          <w:sz w:val="24"/>
+          <w:szCs w:val="24"/>
+          <w:lang w:eastAsia="en-IN"/>
+        </w:rPr>
+      </w:pPr>
+      <w:r>
+        <w:rPr>
+          <w:rFonts w:ascii="Comic Sans MS" w:eastAsia="Times New Roman" w:hAnsi="Comic Sans MS" w:cstheme="majorHAnsi"/>
+          <w:bCs/>
+          <w:sz w:val="24"/>
+          <w:szCs w:val="24"/>
+          <w:lang w:eastAsia="en-IN"/>
+        </w:rPr>
+        <w:t>For example, Spring Boot applications are commonly packaged as executable JARs containing application code and dependencies.</w:t>
+      </w:r>
     </w:p>
     <w:p>
       <w:pPr>
@@ -3382,7 +4790,7 @@
           <w:u w:val="single"/>
         </w:rPr>
       </w:pPr>
-      <w:bookmarkStart w:id="4" w:name="_Toc240191815"/>
+      <w:bookmarkStart w:id="11" w:name="_Toc243379466"/>
       <w:r>
         <w:rPr>
           <w:rFonts w:ascii="Comic Sans MS" w:hAnsi="Comic Sans MS"/>
@@ -3394,7 +4802,6 @@
         <w:lastRenderedPageBreak/>
         <w:t xml:space="preserve">Java </w:t>
       </w:r>
-      <w:bookmarkEnd w:id="4"/>
       <w:r>
         <w:rPr>
           <w:rFonts w:ascii="Comic Sans MS" w:hAnsi="Comic Sans MS"/>
@@ -3405,6 +4812,7 @@
         </w:rPr>
         <w:t>Language Basics</w:t>
       </w:r>
+      <w:bookmarkEnd w:id="11"/>
     </w:p>
     <w:p>
       <w:pPr>
@@ -3422,6 +4830,7 @@
           <w:sz w:val="28"/>
         </w:rPr>
       </w:pPr>
+      <w:bookmarkStart w:id="12" w:name="_Toc243379467"/>
       <w:r>
         <w:rPr>
           <w:rFonts w:ascii="Comic Sans MS" w:hAnsi="Comic Sans MS" w:cs="Segoe UI Symbol"/>
@@ -3443,6 +4852,7 @@
         </w:rPr>
         <w:t>What is the difference between primitive and reference types?</w:t>
       </w:r>
+      <w:bookmarkEnd w:id="12"/>
     </w:p>
     <w:p>
       <w:pPr>
@@ -3461,7 +4871,7 @@
     </w:p>
     <w:tbl>
       <w:tblPr>
-        <w:tblW w:w="10315" w:type="dxa"/>
+        <w:tblW w:w="10438" w:type="dxa"/>
         <w:tblCellSpacing w:w="15" w:type="dxa"/>
         <w:tblBorders>
           <w:top w:val="single" w:sz="4" w:space="0" w:color="auto"/>
@@ -3480,13 +4890,13 @@
         <w:tblLook w:val="04A0" w:firstRow="1" w:lastRow="0" w:firstColumn="1" w:lastColumn="0" w:noHBand="0" w:noVBand="1"/>
       </w:tblPr>
       <w:tblGrid>
-        <w:gridCol w:w="2214"/>
-        <w:gridCol w:w="3668"/>
-        <w:gridCol w:w="4433"/>
+        <w:gridCol w:w="2234"/>
+        <w:gridCol w:w="3713"/>
+        <w:gridCol w:w="4491"/>
       </w:tblGrid>
       <w:tr>
         <w:trPr>
-          <w:trHeight w:val="357"/>
+          <w:trHeight w:val="389"/>
           <w:tblCellSpacing w:w="15" w:type="dxa"/>
         </w:trPr>
         <w:tc>
@@ -3585,7 +4995,7 @@
       </w:tr>
       <w:tr>
         <w:trPr>
-          <w:trHeight w:val="357"/>
+          <w:trHeight w:val="389"/>
           <w:tblCellSpacing w:w="15" w:type="dxa"/>
         </w:trPr>
         <w:tc>
@@ -3703,7 +5113,7 @@
       </w:tr>
       <w:tr>
         <w:trPr>
-          <w:trHeight w:val="366"/>
+          <w:trHeight w:val="399"/>
           <w:tblCellSpacing w:w="15" w:type="dxa"/>
         </w:trPr>
         <w:tc>
@@ -3790,7 +5200,7 @@
       </w:tr>
       <w:tr>
         <w:trPr>
-          <w:trHeight w:val="716"/>
+          <w:trHeight w:val="781"/>
           <w:tblCellSpacing w:w="15" w:type="dxa"/>
         </w:trPr>
         <w:tc>
@@ -3877,7 +5287,7 @@
       </w:tr>
       <w:tr>
         <w:trPr>
-          <w:trHeight w:val="366"/>
+          <w:trHeight w:val="399"/>
           <w:tblCellSpacing w:w="15" w:type="dxa"/>
         </w:trPr>
         <w:tc>
@@ -3964,7 +5374,7 @@
       </w:tr>
       <w:tr>
         <w:trPr>
-          <w:trHeight w:val="716"/>
+          <w:trHeight w:val="781"/>
           <w:tblCellSpacing w:w="15" w:type="dxa"/>
         </w:trPr>
         <w:tc>
@@ -4051,7 +5461,7 @@
       </w:tr>
       <w:tr>
         <w:trPr>
-          <w:trHeight w:val="724"/>
+          <w:trHeight w:val="790"/>
           <w:tblCellSpacing w:w="15" w:type="dxa"/>
         </w:trPr>
         <w:tc>
@@ -4138,7 +5548,7 @@
       </w:tr>
       <w:tr>
         <w:trPr>
-          <w:trHeight w:val="724"/>
+          <w:trHeight w:val="790"/>
           <w:tblCellSpacing w:w="15" w:type="dxa"/>
         </w:trPr>
         <w:tc>
@@ -4225,7 +5635,7 @@
       </w:tr>
       <w:tr>
         <w:trPr>
-          <w:trHeight w:val="707"/>
+          <w:trHeight w:val="771"/>
           <w:tblCellSpacing w:w="15" w:type="dxa"/>
         </w:trPr>
         <w:tc>
@@ -4316,7 +5726,7 @@
         <w:spacing w:after="0" w:line="240" w:lineRule="auto"/>
         <w:rPr>
           <w:rFonts w:ascii="Comic Sans MS" w:eastAsia="Times New Roman" w:hAnsi="Comic Sans MS" w:cstheme="majorHAnsi"/>
-          <w:sz w:val="28"/>
+          <w:sz w:val="32"/>
           <w:szCs w:val="24"/>
           <w:lang w:eastAsia="en-IN"/>
         </w:rPr>
@@ -4353,7 +5763,7 @@
           <w:ilvl w:val="0"/>
           <w:numId w:val="22"/>
         </w:numPr>
-        <w:spacing w:line="240" w:lineRule="auto"/>
+        <w:spacing w:line="276" w:lineRule="auto"/>
         <w:ind w:left="360"/>
         <w:rPr>
           <w:rFonts w:ascii="Comic Sans MS" w:eastAsia="Times New Roman" w:hAnsi="Comic Sans MS" w:cstheme="majorHAnsi"/>
@@ -4392,7 +5802,7 @@
           <w:ilvl w:val="0"/>
           <w:numId w:val="22"/>
         </w:numPr>
-        <w:spacing w:line="240" w:lineRule="auto"/>
+        <w:spacing w:line="276" w:lineRule="auto"/>
         <w:ind w:left="360"/>
         <w:rPr>
           <w:rFonts w:ascii="Comic Sans MS" w:eastAsia="Times New Roman" w:hAnsi="Comic Sans MS" w:cstheme="majorHAnsi"/>
@@ -4455,7 +5865,7 @@
           <w:ilvl w:val="0"/>
           <w:numId w:val="22"/>
         </w:numPr>
-        <w:spacing w:line="240" w:lineRule="auto"/>
+        <w:spacing w:line="276" w:lineRule="auto"/>
         <w:ind w:left="360"/>
         <w:rPr>
           <w:rFonts w:ascii="Comic Sans MS" w:eastAsia="Times New Roman" w:hAnsi="Comic Sans MS" w:cstheme="majorHAnsi"/>
@@ -4540,7 +5950,7 @@
           <w:ilvl w:val="0"/>
           <w:numId w:val="22"/>
         </w:numPr>
-        <w:spacing w:line="240" w:lineRule="auto"/>
+        <w:spacing w:line="276" w:lineRule="auto"/>
         <w:ind w:left="360"/>
         <w:rPr>
           <w:rFonts w:ascii="Comic Sans MS" w:eastAsia="Times New Roman" w:hAnsi="Comic Sans MS" w:cstheme="majorHAnsi"/>
@@ -4598,31 +6008,7 @@
     </w:p>
     <w:p>
       <w:pPr>
-        <w:spacing w:line="240" w:lineRule="auto"/>
-        <w:rPr>
-          <w:rFonts w:ascii="Comic Sans MS" w:eastAsia="Times New Roman" w:hAnsi="Comic Sans MS" w:cstheme="majorHAnsi"/>
-          <w:bCs/>
-          <w:sz w:val="24"/>
-          <w:szCs w:val="24"/>
-          <w:lang w:eastAsia="en-IN"/>
-        </w:rPr>
-      </w:pPr>
-    </w:p>
-    <w:p>
-      <w:pPr>
-        <w:spacing w:line="240" w:lineRule="auto"/>
-        <w:rPr>
-          <w:rFonts w:ascii="Comic Sans MS" w:eastAsia="Times New Roman" w:hAnsi="Comic Sans MS" w:cstheme="majorHAnsi"/>
-          <w:bCs/>
-          <w:sz w:val="24"/>
-          <w:szCs w:val="24"/>
-          <w:lang w:eastAsia="en-IN"/>
-        </w:rPr>
-      </w:pPr>
-    </w:p>
-    <w:p>
-      <w:pPr>
-        <w:spacing w:line="240" w:lineRule="auto"/>
+        <w:spacing w:line="276" w:lineRule="auto"/>
         <w:rPr>
           <w:rFonts w:ascii="Comic Sans MS" w:eastAsia="Times New Roman" w:hAnsi="Comic Sans MS" w:cstheme="majorHAnsi"/>
           <w:bCs/>
@@ -4648,51 +6034,46 @@
           <w:sz w:val="28"/>
         </w:rPr>
       </w:pPr>
+      <w:bookmarkStart w:id="13" w:name="_Toc243379468"/>
       <w:r>
         <w:rPr>
           <w:rFonts w:ascii="Comic Sans MS" w:hAnsi="Comic Sans MS" w:cs="Segoe UI Symbol"/>
           <w:sz w:val="28"/>
         </w:rPr>
         <w:lastRenderedPageBreak/>
-        <w:t>Q</w:t>
+        <w:t>Q2</w:t>
       </w:r>
       <w:r>
         <w:rPr>
           <w:rFonts w:ascii="Comic Sans MS" w:hAnsi="Comic Sans MS" w:cs="Segoe UI Symbol"/>
           <w:sz w:val="28"/>
         </w:rPr>
-        <w:t>2</w:t>
+        <w:t xml:space="preserve">. </w:t>
       </w:r>
       <w:r>
         <w:rPr>
           <w:rFonts w:ascii="Comic Sans MS" w:hAnsi="Comic Sans MS" w:cs="Segoe UI Symbol"/>
           <w:sz w:val="28"/>
         </w:rPr>
-        <w:t xml:space="preserve">. </w:t>
-      </w:r>
+        <w:t xml:space="preserve">What is </w:t>
+      </w:r>
+      <w:proofErr w:type="spellStart"/>
       <w:r>
         <w:rPr>
           <w:rFonts w:ascii="Comic Sans MS" w:hAnsi="Comic Sans MS" w:cs="Segoe UI Symbol"/>
           <w:sz w:val="28"/>
         </w:rPr>
-        <w:t xml:space="preserve">What is </w:t>
-      </w:r>
-      <w:proofErr w:type="spellStart"/>
+        <w:t>autoboxing</w:t>
+      </w:r>
+      <w:proofErr w:type="spellEnd"/>
       <w:r>
         <w:rPr>
           <w:rFonts w:ascii="Comic Sans MS" w:hAnsi="Comic Sans MS" w:cs="Segoe UI Symbol"/>
           <w:sz w:val="28"/>
         </w:rPr>
-        <w:t>autoboxing</w:t>
-      </w:r>
-      <w:proofErr w:type="spellEnd"/>
-      <w:r>
-        <w:rPr>
-          <w:rFonts w:ascii="Comic Sans MS" w:hAnsi="Comic Sans MS" w:cs="Segoe UI Symbol"/>
-          <w:sz w:val="28"/>
-        </w:rPr>
         <w:t xml:space="preserve"> and unboxing?</w:t>
       </w:r>
+      <w:bookmarkEnd w:id="13"/>
     </w:p>
     <w:p>
       <w:pPr>
@@ -5149,34 +6530,29 @@
           <w:sz w:val="28"/>
         </w:rPr>
       </w:pPr>
+      <w:bookmarkStart w:id="14" w:name="_Toc243379469"/>
       <w:r>
         <w:rPr>
           <w:rFonts w:ascii="Comic Sans MS" w:hAnsi="Comic Sans MS" w:cs="Segoe UI Symbol"/>
           <w:sz w:val="28"/>
         </w:rPr>
-        <w:t>Q</w:t>
+        <w:t>Q3</w:t>
       </w:r>
       <w:r>
         <w:rPr>
           <w:rFonts w:ascii="Comic Sans MS" w:hAnsi="Comic Sans MS" w:cs="Segoe UI Symbol"/>
           <w:sz w:val="28"/>
         </w:rPr>
-        <w:t>3</w:t>
+        <w:t xml:space="preserve">. </w:t>
       </w:r>
       <w:r>
         <w:rPr>
           <w:rFonts w:ascii="Comic Sans MS" w:hAnsi="Comic Sans MS" w:cs="Segoe UI Symbol"/>
           <w:sz w:val="28"/>
         </w:rPr>
-        <w:t xml:space="preserve">. </w:t>
-      </w:r>
-      <w:r>
-        <w:rPr>
-          <w:rFonts w:ascii="Comic Sans MS" w:hAnsi="Comic Sans MS" w:cs="Segoe UI Symbol"/>
-          <w:sz w:val="28"/>
-        </w:rPr>
         <w:t>What happens when unboxing a null wrapper?</w:t>
       </w:r>
+      <w:bookmarkEnd w:id="14"/>
     </w:p>
     <w:p>
       <w:pPr>
@@ -5193,6 +6569,7 @@
         <w:rPr>
           <w:rFonts w:ascii="Comic Sans MS" w:eastAsia="Times New Roman" w:hAnsi="Comic Sans MS" w:cstheme="majorHAnsi"/>
           <w:bCs/>
+          <w:noProof/>
           <w:sz w:val="24"/>
           <w:szCs w:val="24"/>
           <w:lang w:eastAsia="en-IN"/>
@@ -5314,10 +6691,302 @@
       <w:pPr>
         <w:spacing w:before="100" w:beforeAutospacing="1" w:after="100" w:afterAutospacing="1" w:line="240" w:lineRule="auto"/>
         <w:ind w:left="720"/>
+      </w:pPr>
+    </w:p>
+    <w:p>
+      <w:pPr>
+        <w:numPr>
+          <w:ilvl w:val="0"/>
+          <w:numId w:val="23"/>
+        </w:numPr>
+        <w:spacing w:before="100" w:beforeAutospacing="1" w:after="100" w:afterAutospacing="1" w:line="240" w:lineRule="auto"/>
         <w:rPr>
           <w:rFonts w:hint="eastAsia"/>
         </w:rPr>
       </w:pPr>
+      <w:bookmarkStart w:id="15" w:name="_GoBack"/>
+      <w:bookmarkEnd w:id="15"/>
+      <w:r>
+        <w:rPr>
+          <w:rStyle w:val="Strong"/>
+        </w:rPr>
+        <w:t xml:space="preserve"> </w:t>
+      </w:r>
+      <w:r>
+        <w:rPr>
+          <w:rStyle w:val="Strong"/>
+        </w:rPr>
+        <w:t>[C]</w:t>
+      </w:r>
+      <w:r>
+        <w:t xml:space="preserve"> What is the difference between </w:t>
+      </w:r>
+      <w:r>
+        <w:rPr>
+          <w:rStyle w:val="HTMLCode"/>
+          <w:rFonts w:eastAsiaTheme="minorEastAsia"/>
+        </w:rPr>
+        <w:t>==</w:t>
+      </w:r>
+      <w:r>
+        <w:t xml:space="preserve"> and </w:t>
+      </w:r>
+      <w:r>
+        <w:rPr>
+          <w:rStyle w:val="HTMLCode"/>
+          <w:rFonts w:eastAsiaTheme="minorEastAsia"/>
+        </w:rPr>
+        <w:t>.equals()</w:t>
+      </w:r>
+      <w:r>
+        <w:t xml:space="preserve">? </w:t>
+      </w:r>
+    </w:p>
+    <w:p>
+      <w:pPr>
+        <w:numPr>
+          <w:ilvl w:val="0"/>
+          <w:numId w:val="23"/>
+        </w:numPr>
+        <w:spacing w:before="100" w:beforeAutospacing="1" w:after="100" w:afterAutospacing="1" w:line="240" w:lineRule="auto"/>
+        <w:rPr>
+          <w:rFonts w:hint="eastAsia"/>
+        </w:rPr>
+      </w:pPr>
+      <w:r>
+        <w:rPr>
+          <w:rStyle w:val="Strong"/>
+        </w:rPr>
+        <w:t>[C]</w:t>
+      </w:r>
+      <w:r>
+        <w:t xml:space="preserve"> What is type casting? </w:t>
+      </w:r>
+    </w:p>
+    <w:p>
+      <w:pPr>
+        <w:numPr>
+          <w:ilvl w:val="0"/>
+          <w:numId w:val="23"/>
+        </w:numPr>
+        <w:spacing w:before="100" w:beforeAutospacing="1" w:after="100" w:afterAutospacing="1" w:line="240" w:lineRule="auto"/>
+        <w:rPr>
+          <w:rFonts w:hint="eastAsia"/>
+        </w:rPr>
+      </w:pPr>
+      <w:r>
+        <w:rPr>
+          <w:rStyle w:val="Strong"/>
+        </w:rPr>
+        <w:t>[C]</w:t>
+      </w:r>
+      <w:r>
+        <w:t xml:space="preserve"> What is </w:t>
+      </w:r>
+      <w:proofErr w:type="spellStart"/>
+      <w:r>
+        <w:t>upcasting</w:t>
+      </w:r>
+      <w:proofErr w:type="spellEnd"/>
+      <w:r>
+        <w:t xml:space="preserve"> and </w:t>
+      </w:r>
+      <w:proofErr w:type="spellStart"/>
+      <w:r>
+        <w:t>downcasting</w:t>
+      </w:r>
+      <w:proofErr w:type="spellEnd"/>
+      <w:r>
+        <w:t xml:space="preserve">? </w:t>
+      </w:r>
+    </w:p>
+    <w:p>
+      <w:pPr>
+        <w:numPr>
+          <w:ilvl w:val="0"/>
+          <w:numId w:val="23"/>
+        </w:numPr>
+        <w:spacing w:before="100" w:beforeAutospacing="1" w:after="100" w:afterAutospacing="1" w:line="240" w:lineRule="auto"/>
+        <w:rPr>
+          <w:rFonts w:hint="eastAsia"/>
+        </w:rPr>
+      </w:pPr>
+      <w:r>
+        <w:rPr>
+          <w:rStyle w:val="Strong"/>
+        </w:rPr>
+        <w:t>[S]</w:t>
+      </w:r>
+      <w:r>
+        <w:t xml:space="preserve"> What happens if you downcast an object to an incompatible subtype? </w:t>
+      </w:r>
+    </w:p>
+    <w:p>
+      <w:pPr>
+        <w:numPr>
+          <w:ilvl w:val="0"/>
+          <w:numId w:val="23"/>
+        </w:numPr>
+        <w:spacing w:before="100" w:beforeAutospacing="1" w:after="100" w:afterAutospacing="1" w:line="240" w:lineRule="auto"/>
+        <w:rPr>
+          <w:rFonts w:hint="eastAsia"/>
+        </w:rPr>
+      </w:pPr>
+      <w:r>
+        <w:rPr>
+          <w:rStyle w:val="Strong"/>
+        </w:rPr>
+        <w:t>[C]</w:t>
+      </w:r>
+      <w:r>
+        <w:t xml:space="preserve"> What is </w:t>
+      </w:r>
+      <w:proofErr w:type="spellStart"/>
+      <w:r>
+        <w:rPr>
+          <w:rStyle w:val="HTMLCode"/>
+          <w:rFonts w:eastAsiaTheme="minorEastAsia"/>
+        </w:rPr>
+        <w:t>instanceof</w:t>
+      </w:r>
+      <w:proofErr w:type="spellEnd"/>
+      <w:r>
+        <w:t xml:space="preserve"> actually checking? </w:t>
+      </w:r>
+    </w:p>
+    <w:p>
+      <w:pPr>
+        <w:numPr>
+          <w:ilvl w:val="0"/>
+          <w:numId w:val="23"/>
+        </w:numPr>
+        <w:spacing w:before="100" w:beforeAutospacing="1" w:after="100" w:afterAutospacing="1" w:line="240" w:lineRule="auto"/>
+        <w:rPr>
+          <w:rFonts w:hint="eastAsia"/>
+        </w:rPr>
+      </w:pPr>
+      <w:r>
+        <w:rPr>
+          <w:rStyle w:val="Strong"/>
+        </w:rPr>
+        <w:t>[C]</w:t>
+      </w:r>
+      <w:r>
+        <w:t xml:space="preserve"> Why can't Java directly access pointer arithmetic? </w:t>
+      </w:r>
+    </w:p>
+    <w:p>
+      <w:pPr>
+        <w:numPr>
+          <w:ilvl w:val="0"/>
+          <w:numId w:val="23"/>
+        </w:numPr>
+        <w:spacing w:before="100" w:beforeAutospacing="1" w:after="100" w:afterAutospacing="1" w:line="240" w:lineRule="auto"/>
+        <w:rPr>
+          <w:rFonts w:hint="eastAsia"/>
+        </w:rPr>
+      </w:pPr>
+      <w:r>
+        <w:rPr>
+          <w:rStyle w:val="Strong"/>
+        </w:rPr>
+        <w:t>[C]</w:t>
+      </w:r>
+      <w:r>
+        <w:t xml:space="preserve"> What are wrapper caches such as </w:t>
+      </w:r>
+      <w:r>
+        <w:rPr>
+          <w:rStyle w:val="HTMLCode"/>
+          <w:rFonts w:eastAsiaTheme="minorEastAsia"/>
+        </w:rPr>
+        <w:t>Integer</w:t>
+      </w:r>
+      <w:r>
+        <w:t xml:space="preserve"> caching? </w:t>
+      </w:r>
+    </w:p>
+    <w:p>
+      <w:pPr>
+        <w:numPr>
+          <w:ilvl w:val="0"/>
+          <w:numId w:val="23"/>
+        </w:numPr>
+        <w:spacing w:before="100" w:beforeAutospacing="1" w:after="100" w:afterAutospacing="1" w:line="240" w:lineRule="auto"/>
+        <w:rPr>
+          <w:rFonts w:hint="eastAsia"/>
+        </w:rPr>
+      </w:pPr>
+      <w:r>
+        <w:rPr>
+          <w:rStyle w:val="Strong"/>
+        </w:rPr>
+        <w:t>[O]</w:t>
+      </w:r>
+      <w:r>
+        <w:t xml:space="preserve"> Why can </w:t>
+      </w:r>
+      <w:r>
+        <w:rPr>
+          <w:rStyle w:val="HTMLCode"/>
+          <w:rFonts w:eastAsiaTheme="minorEastAsia"/>
+        </w:rPr>
+        <w:t>Integer a = 127; Integer b = 127;</w:t>
+      </w:r>
+      <w:r>
+        <w:t xml:space="preserve"> behave differently from </w:t>
+      </w:r>
+      <w:r>
+        <w:rPr>
+          <w:rStyle w:val="HTMLCode"/>
+          <w:rFonts w:eastAsiaTheme="minorEastAsia"/>
+        </w:rPr>
+        <w:t>128</w:t>
+      </w:r>
+      <w:r>
+        <w:t xml:space="preserve">? </w:t>
+      </w:r>
+    </w:p>
+    <w:p>
+      <w:pPr>
+        <w:numPr>
+          <w:ilvl w:val="0"/>
+          <w:numId w:val="23"/>
+        </w:numPr>
+        <w:spacing w:before="100" w:beforeAutospacing="1" w:after="100" w:afterAutospacing="1" w:line="240" w:lineRule="auto"/>
+        <w:rPr>
+          <w:rFonts w:hint="eastAsia"/>
+        </w:rPr>
+      </w:pPr>
+      <w:r>
+        <w:rPr>
+          <w:rStyle w:val="Strong"/>
+        </w:rPr>
+        <w:t>[C]</w:t>
+      </w:r>
+      <w:r>
+        <w:t xml:space="preserve"> What is the difference between </w:t>
+      </w:r>
+      <w:r>
+        <w:rPr>
+          <w:rStyle w:val="HTMLCode"/>
+          <w:rFonts w:eastAsiaTheme="minorEastAsia"/>
+        </w:rPr>
+        <w:t>import</w:t>
+      </w:r>
+      <w:r>
+        <w:t xml:space="preserve"> and </w:t>
+      </w:r>
+      <w:r>
+        <w:rPr>
+          <w:rStyle w:val="HTMLCode"/>
+          <w:rFonts w:eastAsiaTheme="minorEastAsia"/>
+        </w:rPr>
+        <w:t>static import</w:t>
+      </w:r>
+      <w:r>
+        <w:t xml:space="preserve">? </w:t>
+      </w:r>
     </w:p>
     <w:p>
       <w:pPr>
@@ -5330,8 +6999,294 @@
           <w:lang w:eastAsia="en-IN"/>
         </w:rPr>
       </w:pPr>
-      <w:bookmarkStart w:id="5" w:name="_GoBack"/>
-      <w:bookmarkEnd w:id="5"/>
+    </w:p>
+    <w:p>
+      <w:pPr>
+        <w:spacing w:line="240" w:lineRule="auto"/>
+        <w:rPr>
+          <w:rFonts w:ascii="Comic Sans MS" w:eastAsia="Times New Roman" w:hAnsi="Comic Sans MS" w:cstheme="majorHAnsi"/>
+          <w:bCs/>
+          <w:sz w:val="24"/>
+          <w:szCs w:val="24"/>
+          <w:lang w:eastAsia="en-IN"/>
+        </w:rPr>
+      </w:pPr>
+    </w:p>
+    <w:p>
+      <w:pPr>
+        <w:spacing w:line="240" w:lineRule="auto"/>
+        <w:rPr>
+          <w:rFonts w:ascii="Comic Sans MS" w:eastAsia="Times New Roman" w:hAnsi="Comic Sans MS" w:cstheme="majorHAnsi"/>
+          <w:bCs/>
+          <w:sz w:val="24"/>
+          <w:szCs w:val="24"/>
+          <w:lang w:eastAsia="en-IN"/>
+        </w:rPr>
+      </w:pPr>
+    </w:p>
+    <w:p>
+      <w:pPr>
+        <w:spacing w:line="240" w:lineRule="auto"/>
+        <w:rPr>
+          <w:rFonts w:ascii="Comic Sans MS" w:eastAsia="Times New Roman" w:hAnsi="Comic Sans MS" w:cstheme="majorHAnsi"/>
+          <w:bCs/>
+          <w:sz w:val="24"/>
+          <w:szCs w:val="24"/>
+          <w:lang w:eastAsia="en-IN"/>
+        </w:rPr>
+      </w:pPr>
+    </w:p>
+    <w:p>
+      <w:pPr>
+        <w:spacing w:line="240" w:lineRule="auto"/>
+        <w:rPr>
+          <w:rFonts w:ascii="Comic Sans MS" w:eastAsia="Times New Roman" w:hAnsi="Comic Sans MS" w:cstheme="majorHAnsi"/>
+          <w:bCs/>
+          <w:sz w:val="24"/>
+          <w:szCs w:val="24"/>
+          <w:lang w:eastAsia="en-IN"/>
+        </w:rPr>
+      </w:pPr>
+    </w:p>
+    <w:p>
+      <w:pPr>
+        <w:spacing w:line="240" w:lineRule="auto"/>
+        <w:rPr>
+          <w:rFonts w:ascii="Comic Sans MS" w:eastAsia="Times New Roman" w:hAnsi="Comic Sans MS" w:cstheme="majorHAnsi"/>
+          <w:bCs/>
+          <w:sz w:val="24"/>
+          <w:szCs w:val="24"/>
+          <w:lang w:eastAsia="en-IN"/>
+        </w:rPr>
+      </w:pPr>
+    </w:p>
+    <w:p>
+      <w:pPr>
+        <w:spacing w:line="240" w:lineRule="auto"/>
+        <w:rPr>
+          <w:rFonts w:ascii="Comic Sans MS" w:eastAsia="Times New Roman" w:hAnsi="Comic Sans MS" w:cstheme="majorHAnsi"/>
+          <w:bCs/>
+          <w:sz w:val="24"/>
+          <w:szCs w:val="24"/>
+          <w:lang w:eastAsia="en-IN"/>
+        </w:rPr>
+      </w:pPr>
+    </w:p>
+    <w:p>
+      <w:pPr>
+        <w:spacing w:line="240" w:lineRule="auto"/>
+        <w:rPr>
+          <w:rFonts w:ascii="Comic Sans MS" w:eastAsia="Times New Roman" w:hAnsi="Comic Sans MS" w:cstheme="majorHAnsi"/>
+          <w:bCs/>
+          <w:sz w:val="24"/>
+          <w:szCs w:val="24"/>
+          <w:lang w:eastAsia="en-IN"/>
+        </w:rPr>
+      </w:pPr>
+    </w:p>
+    <w:p>
+      <w:pPr>
+        <w:spacing w:line="240" w:lineRule="auto"/>
+        <w:rPr>
+          <w:rFonts w:ascii="Comic Sans MS" w:eastAsia="Times New Roman" w:hAnsi="Comic Sans MS" w:cstheme="majorHAnsi"/>
+          <w:bCs/>
+          <w:sz w:val="24"/>
+          <w:szCs w:val="24"/>
+          <w:lang w:eastAsia="en-IN"/>
+        </w:rPr>
+      </w:pPr>
+    </w:p>
+    <w:p>
+      <w:pPr>
+        <w:spacing w:line="240" w:lineRule="auto"/>
+        <w:rPr>
+          <w:rFonts w:ascii="Comic Sans MS" w:eastAsia="Times New Roman" w:hAnsi="Comic Sans MS" w:cstheme="majorHAnsi"/>
+          <w:bCs/>
+          <w:sz w:val="24"/>
+          <w:szCs w:val="24"/>
+          <w:lang w:eastAsia="en-IN"/>
+        </w:rPr>
+      </w:pPr>
+    </w:p>
+    <w:p>
+      <w:pPr>
+        <w:spacing w:line="240" w:lineRule="auto"/>
+        <w:rPr>
+          <w:rFonts w:ascii="Comic Sans MS" w:eastAsia="Times New Roman" w:hAnsi="Comic Sans MS" w:cstheme="majorHAnsi"/>
+          <w:bCs/>
+          <w:sz w:val="24"/>
+          <w:szCs w:val="24"/>
+          <w:lang w:eastAsia="en-IN"/>
+        </w:rPr>
+      </w:pPr>
+    </w:p>
+    <w:p>
+      <w:pPr>
+        <w:spacing w:line="240" w:lineRule="auto"/>
+        <w:rPr>
+          <w:rFonts w:ascii="Comic Sans MS" w:eastAsia="Times New Roman" w:hAnsi="Comic Sans MS" w:cstheme="majorHAnsi"/>
+          <w:bCs/>
+          <w:sz w:val="24"/>
+          <w:szCs w:val="24"/>
+          <w:lang w:eastAsia="en-IN"/>
+        </w:rPr>
+      </w:pPr>
+    </w:p>
+    <w:p>
+      <w:pPr>
+        <w:spacing w:line="240" w:lineRule="auto"/>
+        <w:rPr>
+          <w:rFonts w:ascii="Comic Sans MS" w:eastAsia="Times New Roman" w:hAnsi="Comic Sans MS" w:cstheme="majorHAnsi"/>
+          <w:bCs/>
+          <w:sz w:val="24"/>
+          <w:szCs w:val="24"/>
+          <w:lang w:eastAsia="en-IN"/>
+        </w:rPr>
+      </w:pPr>
+    </w:p>
+    <w:p>
+      <w:pPr>
+        <w:spacing w:line="240" w:lineRule="auto"/>
+        <w:rPr>
+          <w:rFonts w:ascii="Comic Sans MS" w:eastAsia="Times New Roman" w:hAnsi="Comic Sans MS" w:cstheme="majorHAnsi"/>
+          <w:bCs/>
+          <w:sz w:val="24"/>
+          <w:szCs w:val="24"/>
+          <w:lang w:eastAsia="en-IN"/>
+        </w:rPr>
+      </w:pPr>
+    </w:p>
+    <w:p>
+      <w:pPr>
+        <w:spacing w:line="240" w:lineRule="auto"/>
+        <w:rPr>
+          <w:rFonts w:ascii="Comic Sans MS" w:eastAsia="Times New Roman" w:hAnsi="Comic Sans MS" w:cstheme="majorHAnsi"/>
+          <w:bCs/>
+          <w:sz w:val="24"/>
+          <w:szCs w:val="24"/>
+          <w:lang w:eastAsia="en-IN"/>
+        </w:rPr>
+      </w:pPr>
+    </w:p>
+    <w:p>
+      <w:pPr>
+        <w:spacing w:line="240" w:lineRule="auto"/>
+        <w:rPr>
+          <w:rFonts w:ascii="Comic Sans MS" w:eastAsia="Times New Roman" w:hAnsi="Comic Sans MS" w:cstheme="majorHAnsi"/>
+          <w:bCs/>
+          <w:sz w:val="24"/>
+          <w:szCs w:val="24"/>
+          <w:lang w:eastAsia="en-IN"/>
+        </w:rPr>
+      </w:pPr>
+    </w:p>
+    <w:p>
+      <w:pPr>
+        <w:spacing w:line="240" w:lineRule="auto"/>
+        <w:rPr>
+          <w:rFonts w:ascii="Comic Sans MS" w:eastAsia="Times New Roman" w:hAnsi="Comic Sans MS" w:cstheme="majorHAnsi"/>
+          <w:bCs/>
+          <w:sz w:val="24"/>
+          <w:szCs w:val="24"/>
+          <w:lang w:eastAsia="en-IN"/>
+        </w:rPr>
+      </w:pPr>
+    </w:p>
+    <w:p>
+      <w:pPr>
+        <w:spacing w:line="240" w:lineRule="auto"/>
+        <w:rPr>
+          <w:rFonts w:ascii="Comic Sans MS" w:eastAsia="Times New Roman" w:hAnsi="Comic Sans MS" w:cstheme="majorHAnsi"/>
+          <w:bCs/>
+          <w:sz w:val="24"/>
+          <w:szCs w:val="24"/>
+          <w:lang w:eastAsia="en-IN"/>
+        </w:rPr>
+      </w:pPr>
+    </w:p>
+    <w:p>
+      <w:pPr>
+        <w:spacing w:line="240" w:lineRule="auto"/>
+        <w:rPr>
+          <w:rFonts w:ascii="Comic Sans MS" w:eastAsia="Times New Roman" w:hAnsi="Comic Sans MS" w:cstheme="majorHAnsi"/>
+          <w:bCs/>
+          <w:sz w:val="24"/>
+          <w:szCs w:val="24"/>
+          <w:lang w:eastAsia="en-IN"/>
+        </w:rPr>
+      </w:pPr>
+    </w:p>
+    <w:p>
+      <w:pPr>
+        <w:spacing w:line="240" w:lineRule="auto"/>
+        <w:rPr>
+          <w:rFonts w:ascii="Comic Sans MS" w:eastAsia="Times New Roman" w:hAnsi="Comic Sans MS" w:cstheme="majorHAnsi"/>
+          <w:bCs/>
+          <w:sz w:val="24"/>
+          <w:szCs w:val="24"/>
+          <w:lang w:eastAsia="en-IN"/>
+        </w:rPr>
+      </w:pPr>
+    </w:p>
+    <w:p>
+      <w:pPr>
+        <w:spacing w:line="240" w:lineRule="auto"/>
+        <w:rPr>
+          <w:rFonts w:ascii="Comic Sans MS" w:eastAsia="Times New Roman" w:hAnsi="Comic Sans MS" w:cstheme="majorHAnsi"/>
+          <w:bCs/>
+          <w:sz w:val="24"/>
+          <w:szCs w:val="24"/>
+          <w:lang w:eastAsia="en-IN"/>
+        </w:rPr>
+      </w:pPr>
+    </w:p>
+    <w:p>
+      <w:pPr>
+        <w:spacing w:line="240" w:lineRule="auto"/>
+        <w:rPr>
+          <w:rFonts w:ascii="Comic Sans MS" w:eastAsia="Times New Roman" w:hAnsi="Comic Sans MS" w:cstheme="majorHAnsi"/>
+          <w:bCs/>
+          <w:sz w:val="24"/>
+          <w:szCs w:val="24"/>
+          <w:lang w:eastAsia="en-IN"/>
+        </w:rPr>
+      </w:pPr>
+    </w:p>
+    <w:p>
+      <w:pPr>
+        <w:spacing w:line="240" w:lineRule="auto"/>
+        <w:rPr>
+          <w:rFonts w:ascii="Comic Sans MS" w:eastAsia="Times New Roman" w:hAnsi="Comic Sans MS" w:cstheme="majorHAnsi"/>
+          <w:bCs/>
+          <w:sz w:val="24"/>
+          <w:szCs w:val="24"/>
+          <w:lang w:eastAsia="en-IN"/>
+        </w:rPr>
+      </w:pPr>
+    </w:p>
+    <w:p>
+      <w:pPr>
+        <w:spacing w:line="240" w:lineRule="auto"/>
+        <w:rPr>
+          <w:rFonts w:ascii="Comic Sans MS" w:eastAsia="Times New Roman" w:hAnsi="Comic Sans MS" w:cstheme="majorHAnsi"/>
+          <w:bCs/>
+          <w:sz w:val="24"/>
+          <w:szCs w:val="24"/>
+          <w:lang w:eastAsia="en-IN"/>
+        </w:rPr>
+      </w:pPr>
+    </w:p>
+    <w:p>
+      <w:pPr>
+        <w:spacing w:line="240" w:lineRule="auto"/>
+        <w:rPr>
+          <w:rFonts w:ascii="Comic Sans MS" w:eastAsia="Times New Roman" w:hAnsi="Comic Sans MS" w:cstheme="majorHAnsi"/>
+          <w:bCs/>
+          <w:sz w:val="24"/>
+          <w:szCs w:val="24"/>
+          <w:lang w:eastAsia="en-IN"/>
+        </w:rPr>
+      </w:pPr>
     </w:p>
     <w:p>
       <w:pPr>
@@ -5417,7 +7372,7 @@
           <w:u w:val="single"/>
         </w:rPr>
       </w:pPr>
-      <w:bookmarkStart w:id="6" w:name="_Toc240191822"/>
+      <w:bookmarkStart w:id="16" w:name="_Toc243379470"/>
       <w:r>
         <w:rPr>
           <w:rFonts w:ascii="Comic Sans MS" w:hAnsi="Comic Sans MS"/>
@@ -5429,7 +7384,7 @@
         <w:lastRenderedPageBreak/>
         <w:t>String</w:t>
       </w:r>
-      <w:bookmarkEnd w:id="6"/>
+      <w:bookmarkEnd w:id="16"/>
     </w:p>
     <w:p>
       <w:pPr>
@@ -5458,7 +7413,8 @@
           <w:sz w:val="28"/>
         </w:rPr>
       </w:pPr>
-      <w:bookmarkStart w:id="7" w:name="_Toc240191823"/>
+      <w:bookmarkStart w:id="17" w:name="_Toc240191823"/>
+      <w:bookmarkStart w:id="18" w:name="_Toc243379471"/>
       <w:r>
         <w:rPr>
           <w:rFonts w:ascii="Comic Sans MS" w:hAnsi="Comic Sans MS" w:cs="Segoe UI Symbol"/>
@@ -5473,7 +7429,8 @@
         </w:rPr>
         <w:t>Why Are Strings Immutable?</w:t>
       </w:r>
-      <w:bookmarkEnd w:id="7"/>
+      <w:bookmarkEnd w:id="17"/>
+      <w:bookmarkEnd w:id="18"/>
     </w:p>
     <w:p>
       <w:pPr>
@@ -5634,7 +7591,8 @@
           <w:sz w:val="28"/>
         </w:rPr>
       </w:pPr>
-      <w:bookmarkStart w:id="8" w:name="_Toc240191824"/>
+      <w:bookmarkStart w:id="19" w:name="_Toc240191824"/>
+      <w:bookmarkStart w:id="20" w:name="_Toc243379472"/>
       <w:r>
         <w:rPr>
           <w:rFonts w:ascii="Comic Sans MS" w:hAnsi="Comic Sans MS" w:cs="Segoe UI Symbol"/>
@@ -5656,7 +7614,8 @@
         </w:rPr>
         <w:t>How to prove java String is immutable?</w:t>
       </w:r>
-      <w:bookmarkEnd w:id="8"/>
+      <w:bookmarkEnd w:id="19"/>
+      <w:bookmarkEnd w:id="20"/>
     </w:p>
     <w:p>
       <w:pPr>
@@ -6640,6 +8599,7 @@
     </w:p>
     <w:p>
       <w:pPr>
+        <w:spacing w:before="240"/>
         <w:rPr>
           <w:rFonts w:ascii="Comic Sans MS" w:hAnsi="Comic Sans MS"/>
           <w:sz w:val="24"/>
@@ -6913,7 +8873,8 @@
           <w:sz w:val="28"/>
         </w:rPr>
       </w:pPr>
-      <w:bookmarkStart w:id="9" w:name="_Toc240191825"/>
+      <w:bookmarkStart w:id="21" w:name="_Toc240191825"/>
+      <w:bookmarkStart w:id="22" w:name="_Toc243379473"/>
       <w:r>
         <w:rPr>
           <w:rFonts w:ascii="Comic Sans MS" w:hAnsi="Comic Sans MS" w:cs="Segoe UI Symbol"/>
@@ -6967,7 +8928,8 @@
         </w:rPr>
         <w:t>?</w:t>
       </w:r>
-      <w:bookmarkEnd w:id="9"/>
+      <w:bookmarkEnd w:id="21"/>
+      <w:bookmarkEnd w:id="22"/>
     </w:p>
     <w:p>
       <w:pPr>
@@ -7894,6 +9856,646 @@
     </w:p>
     <w:p>
       <w:pPr>
+        <w:numPr>
+          <w:ilvl w:val="0"/>
+          <w:numId w:val="26"/>
+        </w:numPr>
+        <w:spacing w:before="100" w:beforeAutospacing="1" w:after="100" w:afterAutospacing="1" w:line="240" w:lineRule="auto"/>
+        <w:rPr>
+          <w:rFonts w:hint="eastAsia"/>
+        </w:rPr>
+      </w:pPr>
+      <w:r>
+        <w:rPr>
+          <w:rStyle w:val="Strong"/>
+        </w:rPr>
+        <w:t>[C]</w:t>
+      </w:r>
+      <w:r>
+        <w:t xml:space="preserve"> Why is </w:t>
+      </w:r>
+      <w:r>
+        <w:rPr>
+          <w:rStyle w:val="HTMLCode"/>
+          <w:rFonts w:eastAsiaTheme="minorEastAsia"/>
+        </w:rPr>
+        <w:t>String</w:t>
+      </w:r>
+      <w:r>
+        <w:t xml:space="preserve"> immutable? </w:t>
+      </w:r>
+    </w:p>
+    <w:p>
+      <w:pPr>
+        <w:numPr>
+          <w:ilvl w:val="0"/>
+          <w:numId w:val="26"/>
+        </w:numPr>
+        <w:spacing w:before="100" w:beforeAutospacing="1" w:after="100" w:afterAutospacing="1" w:line="240" w:lineRule="auto"/>
+        <w:rPr>
+          <w:rFonts w:hint="eastAsia"/>
+        </w:rPr>
+      </w:pPr>
+      <w:r>
+        <w:rPr>
+          <w:rStyle w:val="Strong"/>
+        </w:rPr>
+        <w:t>[C]</w:t>
+      </w:r>
+      <w:r>
+        <w:t xml:space="preserve"> What is the String pool? </w:t>
+      </w:r>
+    </w:p>
+    <w:p>
+      <w:pPr>
+        <w:numPr>
+          <w:ilvl w:val="0"/>
+          <w:numId w:val="26"/>
+        </w:numPr>
+        <w:spacing w:before="100" w:beforeAutospacing="1" w:after="100" w:afterAutospacing="1" w:line="240" w:lineRule="auto"/>
+        <w:rPr>
+          <w:rFonts w:hint="eastAsia"/>
+        </w:rPr>
+      </w:pPr>
+      <w:r>
+        <w:rPr>
+          <w:rStyle w:val="Strong"/>
+        </w:rPr>
+        <w:t>[C]</w:t>
+      </w:r>
+      <w:r>
+        <w:t xml:space="preserve"> What is the difference between a string literal and </w:t>
+      </w:r>
+      <w:r>
+        <w:rPr>
+          <w:rStyle w:val="HTMLCode"/>
+          <w:rFonts w:eastAsiaTheme="minorEastAsia"/>
+        </w:rPr>
+        <w:t xml:space="preserve">new </w:t>
+      </w:r>
+      <w:proofErr w:type="gramStart"/>
+      <w:r>
+        <w:rPr>
+          <w:rStyle w:val="HTMLCode"/>
+          <w:rFonts w:eastAsiaTheme="minorEastAsia"/>
+        </w:rPr>
+        <w:t>String(</w:t>
+      </w:r>
+      <w:proofErr w:type="gramEnd"/>
+      <w:r>
+        <w:rPr>
+          <w:rStyle w:val="HTMLCode"/>
+          <w:rFonts w:eastAsiaTheme="minorEastAsia"/>
+        </w:rPr>
+        <w:t>)</w:t>
+      </w:r>
+      <w:r>
+        <w:t xml:space="preserve">? </w:t>
+      </w:r>
+    </w:p>
+    <w:p>
+      <w:pPr>
+        <w:numPr>
+          <w:ilvl w:val="0"/>
+          <w:numId w:val="26"/>
+        </w:numPr>
+        <w:spacing w:before="100" w:beforeAutospacing="1" w:after="100" w:afterAutospacing="1" w:line="240" w:lineRule="auto"/>
+        <w:rPr>
+          <w:rFonts w:hint="eastAsia"/>
+        </w:rPr>
+      </w:pPr>
+      <w:r>
+        <w:rPr>
+          <w:rStyle w:val="Strong"/>
+        </w:rPr>
+        <w:t>[O]</w:t>
+      </w:r>
+      <w:r>
+        <w:t xml:space="preserve"> Predict the result of several strings using </w:t>
+      </w:r>
+      <w:r>
+        <w:rPr>
+          <w:rStyle w:val="HTMLCode"/>
+          <w:rFonts w:eastAsiaTheme="minorEastAsia"/>
+        </w:rPr>
+        <w:t>==</w:t>
+      </w:r>
+      <w:r>
+        <w:t xml:space="preserve"> and </w:t>
+      </w:r>
+      <w:r>
+        <w:rPr>
+          <w:rStyle w:val="HTMLCode"/>
+          <w:rFonts w:eastAsiaTheme="minorEastAsia"/>
+        </w:rPr>
+        <w:t>.</w:t>
+      </w:r>
+      <w:proofErr w:type="gramStart"/>
+      <w:r>
+        <w:rPr>
+          <w:rStyle w:val="HTMLCode"/>
+          <w:rFonts w:eastAsiaTheme="minorEastAsia"/>
+        </w:rPr>
+        <w:t>equals(</w:t>
+      </w:r>
+      <w:proofErr w:type="gramEnd"/>
+      <w:r>
+        <w:rPr>
+          <w:rStyle w:val="HTMLCode"/>
+          <w:rFonts w:eastAsiaTheme="minorEastAsia"/>
+        </w:rPr>
+        <w:t>)</w:t>
+      </w:r>
+      <w:r>
+        <w:t xml:space="preserve">. </w:t>
+      </w:r>
+    </w:p>
+    <w:p>
+      <w:pPr>
+        <w:numPr>
+          <w:ilvl w:val="0"/>
+          <w:numId w:val="26"/>
+        </w:numPr>
+        <w:spacing w:before="100" w:beforeAutospacing="1" w:after="100" w:afterAutospacing="1" w:line="240" w:lineRule="auto"/>
+        <w:rPr>
+          <w:rFonts w:hint="eastAsia"/>
+        </w:rPr>
+      </w:pPr>
+      <w:r>
+        <w:rPr>
+          <w:rStyle w:val="Strong"/>
+        </w:rPr>
+        <w:t>[C]</w:t>
+      </w:r>
+      <w:r>
+        <w:t xml:space="preserve"> What does </w:t>
+      </w:r>
+      <w:proofErr w:type="gramStart"/>
+      <w:r>
+        <w:rPr>
+          <w:rStyle w:val="HTMLCode"/>
+          <w:rFonts w:eastAsiaTheme="minorEastAsia"/>
+        </w:rPr>
+        <w:t>intern(</w:t>
+      </w:r>
+      <w:proofErr w:type="gramEnd"/>
+      <w:r>
+        <w:rPr>
+          <w:rStyle w:val="HTMLCode"/>
+          <w:rFonts w:eastAsiaTheme="minorEastAsia"/>
+        </w:rPr>
+        <w:t>)</w:t>
+      </w:r>
+      <w:r>
+        <w:t xml:space="preserve"> do? </w:t>
+      </w:r>
+    </w:p>
+    <w:p>
+      <w:pPr>
+        <w:numPr>
+          <w:ilvl w:val="0"/>
+          <w:numId w:val="26"/>
+        </w:numPr>
+        <w:spacing w:before="100" w:beforeAutospacing="1" w:after="100" w:afterAutospacing="1" w:line="240" w:lineRule="auto"/>
+        <w:rPr>
+          <w:rFonts w:hint="eastAsia"/>
+        </w:rPr>
+      </w:pPr>
+      <w:r>
+        <w:rPr>
+          <w:rStyle w:val="Strong"/>
+        </w:rPr>
+        <w:t>[C]</w:t>
+      </w:r>
+      <w:r>
+        <w:t xml:space="preserve"> String vs </w:t>
+      </w:r>
+      <w:proofErr w:type="spellStart"/>
+      <w:r>
+        <w:t>StringBuilder</w:t>
+      </w:r>
+      <w:proofErr w:type="spellEnd"/>
+      <w:r>
+        <w:t xml:space="preserve"> vs </w:t>
+      </w:r>
+      <w:proofErr w:type="spellStart"/>
+      <w:r>
+        <w:t>StringBuffer</w:t>
+      </w:r>
+      <w:proofErr w:type="spellEnd"/>
+      <w:r>
+        <w:t xml:space="preserve">? </w:t>
+      </w:r>
+    </w:p>
+    <w:p>
+      <w:pPr>
+        <w:numPr>
+          <w:ilvl w:val="0"/>
+          <w:numId w:val="26"/>
+        </w:numPr>
+        <w:spacing w:before="100" w:beforeAutospacing="1" w:after="100" w:afterAutospacing="1" w:line="240" w:lineRule="auto"/>
+        <w:rPr>
+          <w:rFonts w:hint="eastAsia"/>
+        </w:rPr>
+      </w:pPr>
+      <w:r>
+        <w:rPr>
+          <w:rStyle w:val="Strong"/>
+        </w:rPr>
+        <w:lastRenderedPageBreak/>
+        <w:t>[C]</w:t>
+      </w:r>
+      <w:r>
+        <w:t xml:space="preserve"> Why is </w:t>
+      </w:r>
+      <w:proofErr w:type="spellStart"/>
+      <w:r>
+        <w:t>StringBuilder</w:t>
+      </w:r>
+      <w:proofErr w:type="spellEnd"/>
+      <w:r>
+        <w:t xml:space="preserve"> generally faster than </w:t>
+      </w:r>
+      <w:proofErr w:type="spellStart"/>
+      <w:r>
+        <w:t>StringBuffer</w:t>
+      </w:r>
+      <w:proofErr w:type="spellEnd"/>
+      <w:r>
+        <w:t xml:space="preserve">? </w:t>
+      </w:r>
+    </w:p>
+    <w:p>
+      <w:pPr>
+        <w:numPr>
+          <w:ilvl w:val="0"/>
+          <w:numId w:val="26"/>
+        </w:numPr>
+        <w:spacing w:before="100" w:beforeAutospacing="1" w:after="100" w:afterAutospacing="1" w:line="240" w:lineRule="auto"/>
+        <w:rPr>
+          <w:rFonts w:hint="eastAsia"/>
+        </w:rPr>
+      </w:pPr>
+      <w:r>
+        <w:rPr>
+          <w:rStyle w:val="Strong"/>
+        </w:rPr>
+        <w:t>[C]</w:t>
+      </w:r>
+      <w:r>
+        <w:t xml:space="preserve"> Why is String a good candidate for being immutable? </w:t>
+      </w:r>
+    </w:p>
+    <w:p>
+      <w:pPr>
+        <w:rPr>
+          <w:sz w:val="24"/>
+          <w:lang w:eastAsia="en-IN"/>
+        </w:rPr>
+      </w:pPr>
+    </w:p>
+    <w:p>
+      <w:pPr>
+        <w:rPr>
+          <w:sz w:val="24"/>
+          <w:lang w:eastAsia="en-IN"/>
+        </w:rPr>
+      </w:pPr>
+    </w:p>
+    <w:p>
+      <w:pPr>
+        <w:rPr>
+          <w:sz w:val="24"/>
+          <w:lang w:eastAsia="en-IN"/>
+        </w:rPr>
+      </w:pPr>
+    </w:p>
+    <w:p>
+      <w:pPr>
+        <w:numPr>
+          <w:ilvl w:val="0"/>
+          <w:numId w:val="27"/>
+        </w:numPr>
+        <w:spacing w:before="100" w:beforeAutospacing="1" w:after="100" w:afterAutospacing="1" w:line="240" w:lineRule="auto"/>
+        <w:rPr>
+          <w:rFonts w:hint="eastAsia"/>
+        </w:rPr>
+      </w:pPr>
+      <w:r>
+        <w:rPr>
+          <w:rStyle w:val="Strong"/>
+        </w:rPr>
+        <w:t>[S]</w:t>
+      </w:r>
+      <w:r>
+        <w:t xml:space="preserve"> You concatenate strings inside a loop 10 million times. What problems can occur? </w:t>
+      </w:r>
+    </w:p>
+    <w:p>
+      <w:pPr>
+        <w:numPr>
+          <w:ilvl w:val="0"/>
+          <w:numId w:val="27"/>
+        </w:numPr>
+        <w:spacing w:before="100" w:beforeAutospacing="1" w:after="100" w:afterAutospacing="1" w:line="240" w:lineRule="auto"/>
+        <w:rPr>
+          <w:rFonts w:hint="eastAsia"/>
+        </w:rPr>
+      </w:pPr>
+      <w:r>
+        <w:rPr>
+          <w:rStyle w:val="Strong"/>
+        </w:rPr>
+        <w:t>[C]</w:t>
+      </w:r>
+      <w:r>
+        <w:t xml:space="preserve"> What does the compiler do with constant string concatenation? </w:t>
+      </w:r>
+    </w:p>
+    <w:p>
+      <w:pPr>
+        <w:numPr>
+          <w:ilvl w:val="0"/>
+          <w:numId w:val="27"/>
+        </w:numPr>
+        <w:spacing w:before="100" w:beforeAutospacing="1" w:after="100" w:afterAutospacing="1" w:line="240" w:lineRule="auto"/>
+        <w:rPr>
+          <w:rFonts w:hint="eastAsia"/>
+        </w:rPr>
+      </w:pPr>
+      <w:r>
+        <w:rPr>
+          <w:rStyle w:val="Strong"/>
+        </w:rPr>
+        <w:t>[O]</w:t>
+      </w:r>
+      <w:r>
+        <w:t xml:space="preserve"> Why can </w:t>
+      </w:r>
+      <w:r>
+        <w:rPr>
+          <w:rStyle w:val="HTMLCode"/>
+          <w:rFonts w:eastAsiaTheme="minorEastAsia"/>
+        </w:rPr>
+        <w:t>"a" + "b"</w:t>
+      </w:r>
+      <w:r>
+        <w:t xml:space="preserve"> behave differently from </w:t>
+      </w:r>
+      <w:r>
+        <w:rPr>
+          <w:rStyle w:val="HTMLCode"/>
+          <w:rFonts w:eastAsiaTheme="minorEastAsia"/>
+        </w:rPr>
+        <w:t>"a" + variable</w:t>
+      </w:r>
+      <w:r>
+        <w:t xml:space="preserve">? </w:t>
+      </w:r>
+    </w:p>
+    <w:p>
+      <w:pPr>
+        <w:numPr>
+          <w:ilvl w:val="0"/>
+          <w:numId w:val="27"/>
+        </w:numPr>
+        <w:spacing w:before="100" w:beforeAutospacing="1" w:after="100" w:afterAutospacing="1" w:line="240" w:lineRule="auto"/>
+        <w:rPr>
+          <w:rFonts w:hint="eastAsia"/>
+        </w:rPr>
+      </w:pPr>
+      <w:r>
+        <w:rPr>
+          <w:rStyle w:val="Strong"/>
+        </w:rPr>
+        <w:t>[C]</w:t>
+      </w:r>
+      <w:r>
+        <w:t xml:space="preserve"> Does </w:t>
+      </w:r>
+      <w:proofErr w:type="spellStart"/>
+      <w:proofErr w:type="gramStart"/>
+      <w:r>
+        <w:rPr>
+          <w:rStyle w:val="HTMLCode"/>
+          <w:rFonts w:eastAsiaTheme="minorEastAsia"/>
+        </w:rPr>
+        <w:t>StringBuilder.toString</w:t>
+      </w:r>
+      <w:proofErr w:type="spellEnd"/>
+      <w:r>
+        <w:rPr>
+          <w:rStyle w:val="HTMLCode"/>
+          <w:rFonts w:eastAsiaTheme="minorEastAsia"/>
+        </w:rPr>
+        <w:t>(</w:t>
+      </w:r>
+      <w:proofErr w:type="gramEnd"/>
+      <w:r>
+        <w:rPr>
+          <w:rStyle w:val="HTMLCode"/>
+          <w:rFonts w:eastAsiaTheme="minorEastAsia"/>
+        </w:rPr>
+        <w:t>)</w:t>
+      </w:r>
+      <w:r>
+        <w:t xml:space="preserve"> share the same backing storage? </w:t>
+      </w:r>
+    </w:p>
+    <w:p>
+      <w:pPr>
+        <w:numPr>
+          <w:ilvl w:val="0"/>
+          <w:numId w:val="27"/>
+        </w:numPr>
+        <w:spacing w:before="100" w:beforeAutospacing="1" w:after="100" w:afterAutospacing="1" w:line="240" w:lineRule="auto"/>
+        <w:rPr>
+          <w:rFonts w:hint="eastAsia"/>
+        </w:rPr>
+      </w:pPr>
+      <w:r>
+        <w:rPr>
+          <w:rStyle w:val="Strong"/>
+        </w:rPr>
+        <w:t>[C]</w:t>
+      </w:r>
+      <w:r>
+        <w:t xml:space="preserve"> Why can String immutability improve security? </w:t>
+      </w:r>
+    </w:p>
+    <w:p>
+      <w:pPr>
+        <w:numPr>
+          <w:ilvl w:val="0"/>
+          <w:numId w:val="27"/>
+        </w:numPr>
+        <w:spacing w:before="100" w:beforeAutospacing="1" w:after="100" w:afterAutospacing="1" w:line="240" w:lineRule="auto"/>
+        <w:rPr>
+          <w:rFonts w:hint="eastAsia"/>
+        </w:rPr>
+      </w:pPr>
+      <w:r>
+        <w:rPr>
+          <w:rStyle w:val="Strong"/>
+        </w:rPr>
+        <w:t>[C]</w:t>
+      </w:r>
+      <w:r>
+        <w:t xml:space="preserve"> How does immutability help with caching and multithreading? </w:t>
+      </w:r>
+    </w:p>
+    <w:p>
+      <w:pPr>
+        <w:numPr>
+          <w:ilvl w:val="0"/>
+          <w:numId w:val="27"/>
+        </w:numPr>
+        <w:spacing w:before="100" w:beforeAutospacing="1" w:after="100" w:afterAutospacing="1" w:line="240" w:lineRule="auto"/>
+        <w:rPr>
+          <w:rFonts w:hint="eastAsia"/>
+        </w:rPr>
+      </w:pPr>
+      <w:r>
+        <w:rPr>
+          <w:rStyle w:val="Strong"/>
+        </w:rPr>
+        <w:t>[S]</w:t>
+      </w:r>
+      <w:r>
+        <w:t xml:space="preserve"> A service shows excessive allocation rate around string processing. How would you investigate? </w:t>
+      </w:r>
+    </w:p>
+    <w:p>
+      <w:pPr>
+        <w:numPr>
+          <w:ilvl w:val="0"/>
+          <w:numId w:val="27"/>
+        </w:numPr>
+        <w:spacing w:before="100" w:beforeAutospacing="1" w:after="100" w:afterAutospacing="1" w:line="240" w:lineRule="auto"/>
+        <w:rPr>
+          <w:rFonts w:hint="eastAsia"/>
+        </w:rPr>
+      </w:pPr>
+      <w:r>
+        <w:rPr>
+          <w:rStyle w:val="Strong"/>
+        </w:rPr>
+        <w:t>[S]</w:t>
+      </w:r>
+      <w:r>
+        <w:t xml:space="preserve"> A huge number of strings appear in a heap dump. How would you determine whether the problem is duplication, caching, or a genuine leak? </w:t>
+      </w:r>
+    </w:p>
+    <w:p>
+      <w:pPr>
+        <w:rPr>
+          <w:sz w:val="24"/>
+          <w:lang w:eastAsia="en-IN"/>
+        </w:rPr>
+      </w:pPr>
+    </w:p>
+    <w:p>
+      <w:pPr>
+        <w:rPr>
+          <w:sz w:val="24"/>
+          <w:lang w:eastAsia="en-IN"/>
+        </w:rPr>
+      </w:pPr>
+    </w:p>
+    <w:p>
+      <w:pPr>
+        <w:numPr>
+          <w:ilvl w:val="0"/>
+          <w:numId w:val="28"/>
+        </w:numPr>
+        <w:spacing w:before="100" w:beforeAutospacing="1" w:after="100" w:afterAutospacing="1" w:line="240" w:lineRule="auto"/>
+        <w:rPr>
+          <w:rFonts w:hint="eastAsia"/>
+        </w:rPr>
+      </w:pPr>
+      <w:r>
+        <w:rPr>
+          <w:rStyle w:val="Strong"/>
+        </w:rPr>
+        <w:t>[S]</w:t>
+      </w:r>
+      <w:r>
+        <w:t xml:space="preserve"> The application has a large String pool and old-gen usage keeps growing. How would you investigate? </w:t>
+      </w:r>
+    </w:p>
+    <w:p>
+      <w:pPr>
+        <w:numPr>
+          <w:ilvl w:val="0"/>
+          <w:numId w:val="28"/>
+        </w:numPr>
+        <w:spacing w:before="100" w:beforeAutospacing="1" w:after="100" w:afterAutospacing="1" w:line="240" w:lineRule="auto"/>
+        <w:rPr>
+          <w:rFonts w:hint="eastAsia"/>
+        </w:rPr>
+      </w:pPr>
+      <w:r>
+        <w:rPr>
+          <w:rStyle w:val="Strong"/>
+        </w:rPr>
+        <w:t>[S]</w:t>
+      </w:r>
+      <w:r>
+        <w:t xml:space="preserve"> When would interning make performance or memory usage worse? </w:t>
+      </w:r>
+    </w:p>
+    <w:p>
+      <w:pPr>
+        <w:numPr>
+          <w:ilvl w:val="0"/>
+          <w:numId w:val="28"/>
+        </w:numPr>
+        <w:spacing w:before="100" w:beforeAutospacing="1" w:after="100" w:afterAutospacing="1" w:line="240" w:lineRule="auto"/>
+        <w:rPr>
+          <w:rFonts w:hint="eastAsia"/>
+        </w:rPr>
+      </w:pPr>
+      <w:r>
+        <w:rPr>
+          <w:rStyle w:val="Strong"/>
+        </w:rPr>
+        <w:t>[L]</w:t>
+      </w:r>
+      <w:r>
+        <w:t xml:space="preserve"> How would you design a memory-efficient text-processing pipeline handling hundreds of MB/s? </w:t>
+      </w:r>
+    </w:p>
+    <w:p>
+      <w:pPr>
+        <w:numPr>
+          <w:ilvl w:val="0"/>
+          <w:numId w:val="28"/>
+        </w:numPr>
+        <w:spacing w:before="100" w:beforeAutospacing="1" w:after="100" w:afterAutospacing="1" w:line="240" w:lineRule="auto"/>
+        <w:rPr>
+          <w:rFonts w:hint="eastAsia"/>
+        </w:rPr>
+      </w:pPr>
+      <w:r>
+        <w:rPr>
+          <w:rStyle w:val="Strong"/>
+        </w:rPr>
+        <w:t>[D]</w:t>
+      </w:r>
+      <w:r>
+        <w:t xml:space="preserve"> Where would you intentionally avoid String concatenation despite using modern Java compiler optimizations? </w:t>
+      </w:r>
+    </w:p>
+    <w:p>
+      <w:pPr>
+        <w:rPr>
+          <w:sz w:val="24"/>
+          <w:lang w:eastAsia="en-IN"/>
+        </w:rPr>
+      </w:pPr>
+    </w:p>
+    <w:p>
+      <w:pPr>
         <w:rPr>
           <w:sz w:val="24"/>
           <w:lang w:eastAsia="en-IN"/>
@@ -8000,6 +10602,7 @@
           <w:u w:val="single"/>
         </w:rPr>
       </w:pPr>
+      <w:bookmarkStart w:id="23" w:name="_Toc243379474"/>
       <w:r>
         <w:rPr>
           <w:rFonts w:ascii="Comic Sans MS" w:hAnsi="Comic Sans MS"/>
@@ -8008,8 +10611,10 @@
           <w:sz w:val="40"/>
           <w:u w:val="single"/>
         </w:rPr>
+        <w:lastRenderedPageBreak/>
         <w:t>Java Versions and Evolution</w:t>
       </w:r>
+      <w:bookmarkEnd w:id="23"/>
     </w:p>
     <w:p>
       <w:pPr>
@@ -8038,9 +10643,10 @@
           <w:sz w:val="28"/>
         </w:rPr>
       </w:pPr>
-      <w:bookmarkStart w:id="10" w:name="_Toc240132680"/>
-      <w:bookmarkStart w:id="11" w:name="_Toc240132774"/>
-      <w:bookmarkStart w:id="12" w:name="_Toc240191816"/>
+      <w:bookmarkStart w:id="24" w:name="_Toc240132680"/>
+      <w:bookmarkStart w:id="25" w:name="_Toc240132774"/>
+      <w:bookmarkStart w:id="26" w:name="_Toc240191816"/>
+      <w:bookmarkStart w:id="27" w:name="_Toc243379475"/>
       <w:r>
         <w:rPr>
           <w:rFonts w:ascii="Comic Sans MS" w:hAnsi="Comic Sans MS" w:cs="Segoe UI Symbol"/>
@@ -8048,8 +10654,8 @@
         </w:rPr>
         <w:t xml:space="preserve">Q1. </w:t>
       </w:r>
-      <w:bookmarkEnd w:id="10"/>
-      <w:bookmarkEnd w:id="11"/>
+      <w:bookmarkEnd w:id="24"/>
+      <w:bookmarkEnd w:id="25"/>
       <w:r>
         <w:rPr>
           <w:rFonts w:ascii="Comic Sans MS" w:hAnsi="Comic Sans MS" w:cs="Segoe UI Symbol"/>
@@ -8057,7 +10663,8 @@
         </w:rPr>
         <w:t>What are different java versions and features added in each release?</w:t>
       </w:r>
-      <w:bookmarkEnd w:id="12"/>
+      <w:bookmarkEnd w:id="26"/>
+      <w:bookmarkEnd w:id="27"/>
     </w:p>
     <w:p>
       <w:pPr>
@@ -8902,7 +11509,6 @@
           <w:szCs w:val="24"/>
           <w:lang w:eastAsia="en-IN"/>
         </w:rPr>
-        <w:lastRenderedPageBreak/>
         <w:t>Strong Encapsulation of Internal APIs</w:t>
       </w:r>
       <w:r>
@@ -9250,6 +11856,7 @@
         <w:rPr>
           <w:rFonts w:hAnsi="Symbol"/>
         </w:rPr>
+        <w:lastRenderedPageBreak/>
         <w:t></w:t>
       </w:r>
       <w:r>
@@ -9357,31 +11964,335 @@
     </w:p>
     <w:p>
       <w:pPr>
-        <w:rPr>
-          <w:noProof/>
-        </w:rPr>
-      </w:pPr>
-      <w:r>
-        <w:rPr>
-          <w:noProof/>
-        </w:rPr>
-        <w:t>z</w:t>
-      </w:r>
-    </w:p>
-    <w:p>
-      <w:pPr>
-        <w:rPr>
-          <w:sz w:val="24"/>
-          <w:lang w:eastAsia="en-IN"/>
-        </w:rPr>
-      </w:pPr>
-    </w:p>
-    <w:p>
-      <w:pPr>
-        <w:rPr>
-          <w:sz w:val="24"/>
-          <w:lang w:eastAsia="en-IN"/>
-        </w:rPr>
+        <w:numPr>
+          <w:ilvl w:val="0"/>
+          <w:numId w:val="25"/>
+        </w:numPr>
+        <w:spacing w:before="100" w:beforeAutospacing="1" w:after="100" w:afterAutospacing="1" w:line="240" w:lineRule="auto"/>
+        <w:rPr>
+          <w:rFonts w:hint="eastAsia"/>
+        </w:rPr>
+      </w:pPr>
+      <w:r>
+        <w:rPr>
+          <w:rStyle w:val="Strong"/>
+        </w:rPr>
+        <w:t>[C]</w:t>
+      </w:r>
+      <w:r>
+        <w:t xml:space="preserve"> What major features came with Java 8? </w:t>
+      </w:r>
+    </w:p>
+    <w:p>
+      <w:pPr>
+        <w:numPr>
+          <w:ilvl w:val="0"/>
+          <w:numId w:val="25"/>
+        </w:numPr>
+        <w:spacing w:before="100" w:beforeAutospacing="1" w:after="100" w:afterAutospacing="1" w:line="240" w:lineRule="auto"/>
+        <w:rPr>
+          <w:rFonts w:hint="eastAsia"/>
+        </w:rPr>
+      </w:pPr>
+      <w:r>
+        <w:rPr>
+          <w:rStyle w:val="Strong"/>
+        </w:rPr>
+        <w:t>[C]</w:t>
+      </w:r>
+      <w:r>
+        <w:t xml:space="preserve"> What major features came with Java 9? </w:t>
+      </w:r>
+    </w:p>
+    <w:p>
+      <w:pPr>
+        <w:numPr>
+          <w:ilvl w:val="0"/>
+          <w:numId w:val="25"/>
+        </w:numPr>
+        <w:spacing w:before="100" w:beforeAutospacing="1" w:after="100" w:afterAutospacing="1" w:line="240" w:lineRule="auto"/>
+        <w:rPr>
+          <w:rFonts w:hint="eastAsia"/>
+        </w:rPr>
+      </w:pPr>
+      <w:r>
+        <w:rPr>
+          <w:rStyle w:val="Strong"/>
+        </w:rPr>
+        <w:t>[C]</w:t>
+      </w:r>
+      <w:r>
+        <w:t xml:space="preserve"> What did Java 11 add that remains relevant? </w:t>
+      </w:r>
+    </w:p>
+    <w:p>
+      <w:pPr>
+        <w:numPr>
+          <w:ilvl w:val="0"/>
+          <w:numId w:val="25"/>
+        </w:numPr>
+        <w:spacing w:before="100" w:beforeAutospacing="1" w:after="100" w:afterAutospacing="1" w:line="240" w:lineRule="auto"/>
+        <w:rPr>
+          <w:rFonts w:hint="eastAsia"/>
+        </w:rPr>
+      </w:pPr>
+      <w:r>
+        <w:rPr>
+          <w:rStyle w:val="Strong"/>
+        </w:rPr>
+        <w:t>[C]</w:t>
+      </w:r>
+      <w:r>
+        <w:t xml:space="preserve"> What did Java 17 introduce? </w:t>
+      </w:r>
+    </w:p>
+    <w:p>
+      <w:pPr>
+        <w:numPr>
+          <w:ilvl w:val="0"/>
+          <w:numId w:val="25"/>
+        </w:numPr>
+        <w:spacing w:before="100" w:beforeAutospacing="1" w:after="100" w:afterAutospacing="1" w:line="240" w:lineRule="auto"/>
+        <w:rPr>
+          <w:rFonts w:hint="eastAsia"/>
+        </w:rPr>
+      </w:pPr>
+      <w:r>
+        <w:rPr>
+          <w:rStyle w:val="Strong"/>
+        </w:rPr>
+        <w:t>[C]</w:t>
+      </w:r>
+      <w:r>
+        <w:t xml:space="preserve"> What did Java 21 introduce? </w:t>
+      </w:r>
+    </w:p>
+    <w:p>
+      <w:pPr>
+        <w:numPr>
+          <w:ilvl w:val="0"/>
+          <w:numId w:val="25"/>
+        </w:numPr>
+        <w:spacing w:before="100" w:beforeAutospacing="1" w:after="100" w:afterAutospacing="1" w:line="240" w:lineRule="auto"/>
+        <w:rPr>
+          <w:rFonts w:hint="eastAsia"/>
+        </w:rPr>
+      </w:pPr>
+      <w:r>
+        <w:rPr>
+          <w:rStyle w:val="Strong"/>
+        </w:rPr>
+        <w:t>[C]</w:t>
+      </w:r>
+      <w:r>
+        <w:t xml:space="preserve"> Why are records useful? </w:t>
+      </w:r>
+    </w:p>
+    <w:p>
+      <w:pPr>
+        <w:numPr>
+          <w:ilvl w:val="0"/>
+          <w:numId w:val="25"/>
+        </w:numPr>
+        <w:spacing w:before="100" w:beforeAutospacing="1" w:after="100" w:afterAutospacing="1" w:line="240" w:lineRule="auto"/>
+        <w:rPr>
+          <w:rFonts w:hint="eastAsia"/>
+        </w:rPr>
+      </w:pPr>
+      <w:r>
+        <w:rPr>
+          <w:rStyle w:val="Strong"/>
+        </w:rPr>
+        <w:t>[C]</w:t>
+      </w:r>
+      <w:r>
+        <w:t xml:space="preserve"> Why are sealed types useful? </w:t>
+      </w:r>
+    </w:p>
+    <w:p>
+      <w:pPr>
+        <w:numPr>
+          <w:ilvl w:val="0"/>
+          <w:numId w:val="25"/>
+        </w:numPr>
+        <w:spacing w:before="100" w:beforeAutospacing="1" w:after="100" w:afterAutospacing="1" w:line="240" w:lineRule="auto"/>
+        <w:rPr>
+          <w:rFonts w:hint="eastAsia"/>
+        </w:rPr>
+      </w:pPr>
+      <w:r>
+        <w:rPr>
+          <w:rStyle w:val="Strong"/>
+        </w:rPr>
+        <w:t>[C]</w:t>
+      </w:r>
+      <w:r>
+        <w:t xml:space="preserve"> Why are virtual threads important? </w:t>
+      </w:r>
+    </w:p>
+    <w:p>
+      <w:pPr>
+        <w:numPr>
+          <w:ilvl w:val="0"/>
+          <w:numId w:val="25"/>
+        </w:numPr>
+        <w:spacing w:before="100" w:beforeAutospacing="1" w:after="100" w:afterAutospacing="1" w:line="240" w:lineRule="auto"/>
+        <w:rPr>
+          <w:rFonts w:hint="eastAsia"/>
+        </w:rPr>
+      </w:pPr>
+      <w:r>
+        <w:rPr>
+          <w:rStyle w:val="Strong"/>
+        </w:rPr>
+        <w:t>[C]</w:t>
+      </w:r>
+      <w:r>
+        <w:t xml:space="preserve"> What changed in Java's language expressiveness since Java 8? </w:t>
+      </w:r>
+    </w:p>
+    <w:p>
+      <w:pPr>
+        <w:numPr>
+          <w:ilvl w:val="0"/>
+          <w:numId w:val="25"/>
+        </w:numPr>
+        <w:spacing w:before="100" w:beforeAutospacing="1" w:after="100" w:afterAutospacing="1" w:line="240" w:lineRule="auto"/>
+        <w:rPr>
+          <w:rFonts w:hint="eastAsia"/>
+        </w:rPr>
+      </w:pPr>
+      <w:r>
+        <w:rPr>
+          <w:rStyle w:val="Strong"/>
+        </w:rPr>
+        <w:t>[S]</w:t>
+      </w:r>
+      <w:r>
+        <w:t xml:space="preserve"> Your company is on Java 8. How would you decide whether migration is worthwhile? </w:t>
+      </w:r>
+    </w:p>
+    <w:p>
+      <w:pPr>
+        <w:numPr>
+          <w:ilvl w:val="0"/>
+          <w:numId w:val="25"/>
+        </w:numPr>
+        <w:spacing w:before="100" w:beforeAutospacing="1" w:after="100" w:afterAutospacing="1" w:line="240" w:lineRule="auto"/>
+        <w:rPr>
+          <w:rFonts w:hint="eastAsia"/>
+        </w:rPr>
+      </w:pPr>
+      <w:r>
+        <w:rPr>
+          <w:rStyle w:val="Strong"/>
+        </w:rPr>
+        <w:t>[S]</w:t>
+      </w:r>
+      <w:r>
+        <w:t xml:space="preserve"> What compatibility risks should be assessed before a major Java upgrade? </w:t>
+      </w:r>
+    </w:p>
+    <w:p>
+      <w:pPr>
+        <w:numPr>
+          <w:ilvl w:val="0"/>
+          <w:numId w:val="25"/>
+        </w:numPr>
+        <w:spacing w:before="100" w:beforeAutospacing="1" w:after="100" w:afterAutospacing="1" w:line="240" w:lineRule="auto"/>
+        <w:rPr>
+          <w:rFonts w:hint="eastAsia"/>
+        </w:rPr>
+      </w:pPr>
+      <w:r>
+        <w:rPr>
+          <w:rStyle w:val="Strong"/>
+        </w:rPr>
+        <w:t>[L]</w:t>
+      </w:r>
+      <w:r>
+        <w:t xml:space="preserve"> How would you create a Java upgrade strategy for a large organization? </w:t>
+      </w:r>
+    </w:p>
+    <w:p>
+      <w:pPr>
+        <w:numPr>
+          <w:ilvl w:val="0"/>
+          <w:numId w:val="25"/>
+        </w:numPr>
+        <w:spacing w:before="100" w:beforeAutospacing="1" w:after="100" w:afterAutospacing="1" w:line="240" w:lineRule="auto"/>
+        <w:rPr>
+          <w:rFonts w:hint="eastAsia"/>
+        </w:rPr>
+      </w:pPr>
+      <w:r>
+        <w:rPr>
+          <w:rStyle w:val="Strong"/>
+        </w:rPr>
+        <w:t>[L]</w:t>
+      </w:r>
+      <w:r>
+        <w:t xml:space="preserve"> Which Java features should be adopted immediately versus gradually? </w:t>
+      </w:r>
+    </w:p>
+    <w:p>
+      <w:pPr>
+        <w:pStyle w:val="NormalWeb"/>
+      </w:pPr>
+    </w:p>
+    <w:p>
+      <w:pPr>
+        <w:pStyle w:val="NormalWeb"/>
+      </w:pPr>
+    </w:p>
+    <w:p>
+      <w:pPr>
+        <w:pStyle w:val="NormalWeb"/>
+      </w:pPr>
+    </w:p>
+    <w:p>
+      <w:pPr>
+        <w:pStyle w:val="NormalWeb"/>
+      </w:pPr>
+    </w:p>
+    <w:p>
+      <w:pPr>
+        <w:pStyle w:val="NormalWeb"/>
+      </w:pPr>
+    </w:p>
+    <w:p>
+      <w:pPr>
+        <w:pStyle w:val="NormalWeb"/>
+      </w:pPr>
+    </w:p>
+    <w:p>
+      <w:pPr>
+        <w:pStyle w:val="NormalWeb"/>
+      </w:pPr>
+    </w:p>
+    <w:p>
+      <w:pPr>
+        <w:pStyle w:val="NormalWeb"/>
+      </w:pPr>
+    </w:p>
+    <w:p>
+      <w:pPr>
+        <w:pStyle w:val="NormalWeb"/>
+      </w:pPr>
+    </w:p>
+    <w:p>
+      <w:pPr>
+        <w:pStyle w:val="NormalWeb"/>
+      </w:pPr>
+    </w:p>
+    <w:p>
+      <w:pPr>
+        <w:pStyle w:val="NormalWeb"/>
+      </w:pPr>
+    </w:p>
+    <w:p>
+      <w:pPr>
+        <w:pStyle w:val="NormalWeb"/>
       </w:pPr>
     </w:p>
     <w:p>
@@ -9396,7 +12307,7 @@
           <w:u w:val="single"/>
         </w:rPr>
       </w:pPr>
-      <w:bookmarkStart w:id="13" w:name="_Toc240191826"/>
+      <w:bookmarkStart w:id="28" w:name="_Toc243379476"/>
       <w:r>
         <w:rPr>
           <w:rFonts w:ascii="Comic Sans MS" w:hAnsi="Comic Sans MS"/>
@@ -9405,9 +12316,10 @@
           <w:sz w:val="40"/>
           <w:u w:val="single"/>
         </w:rPr>
+        <w:lastRenderedPageBreak/>
         <w:t>Advanced Concepts</w:t>
       </w:r>
-      <w:bookmarkEnd w:id="13"/>
+      <w:bookmarkEnd w:id="28"/>
     </w:p>
     <w:p>
       <w:pPr>
@@ -9426,7 +12338,8 @@
           <w:sz w:val="28"/>
         </w:rPr>
       </w:pPr>
-      <w:bookmarkStart w:id="14" w:name="_Toc240191827"/>
+      <w:bookmarkStart w:id="29" w:name="_Toc240191827"/>
+      <w:bookmarkStart w:id="30" w:name="_Toc243379477"/>
       <w:r>
         <w:rPr>
           <w:rFonts w:ascii="Comic Sans MS" w:hAnsi="Comic Sans MS" w:cs="Segoe UI Symbol"/>
@@ -9464,7 +12377,8 @@
         </w:rPr>
         <w:t xml:space="preserve"> is used only for local variables?</w:t>
       </w:r>
-      <w:bookmarkEnd w:id="14"/>
+      <w:bookmarkEnd w:id="29"/>
+      <w:bookmarkEnd w:id="30"/>
     </w:p>
     <w:p>
       <w:pPr>
@@ -9657,6 +12571,7 @@
           <w:sz w:val="28"/>
         </w:rPr>
       </w:pPr>
+      <w:bookmarkStart w:id="31" w:name="_Toc243379478"/>
       <w:r>
         <w:rPr>
           <w:rFonts w:ascii="Comic Sans MS" w:hAnsi="Comic Sans MS" w:cs="Segoe UI Symbol"/>
@@ -9694,6 +12609,7 @@
         </w:rPr>
         <w:t xml:space="preserve"> type be returned from function?</w:t>
       </w:r>
+      <w:bookmarkEnd w:id="31"/>
     </w:p>
     <w:p>
       <w:pPr>
@@ -10376,6 +13292,7 @@
           <w:sz w:val="24"/>
           <w:lang w:eastAsia="en-IN"/>
         </w:rPr>
+        <w:lastRenderedPageBreak/>
         <w:t>var</w:t>
       </w:r>
       <w:proofErr w:type="spellEnd"/>
@@ -10449,6 +13366,434 @@
         </w:rPr>
         <w:t>Use Object or generics if the type cannot be determined beforehand.</w:t>
       </w:r>
+    </w:p>
+    <w:p>
+      <w:pPr>
+        <w:rPr>
+          <w:sz w:val="24"/>
+          <w:lang w:eastAsia="en-IN"/>
+        </w:rPr>
+      </w:pPr>
+    </w:p>
+    <w:p>
+      <w:pPr>
+        <w:rPr>
+          <w:sz w:val="24"/>
+          <w:lang w:eastAsia="en-IN"/>
+        </w:rPr>
+      </w:pPr>
+    </w:p>
+    <w:p>
+      <w:pPr>
+        <w:rPr>
+          <w:sz w:val="24"/>
+          <w:lang w:eastAsia="en-IN"/>
+        </w:rPr>
+      </w:pPr>
+    </w:p>
+    <w:p>
+      <w:pPr>
+        <w:rPr>
+          <w:sz w:val="24"/>
+          <w:lang w:eastAsia="en-IN"/>
+        </w:rPr>
+      </w:pPr>
+    </w:p>
+    <w:p>
+      <w:pPr>
+        <w:rPr>
+          <w:sz w:val="24"/>
+          <w:lang w:eastAsia="en-IN"/>
+        </w:rPr>
+      </w:pPr>
+    </w:p>
+    <w:p>
+      <w:pPr>
+        <w:rPr>
+          <w:sz w:val="24"/>
+          <w:lang w:eastAsia="en-IN"/>
+        </w:rPr>
+      </w:pPr>
+    </w:p>
+    <w:p>
+      <w:pPr>
+        <w:rPr>
+          <w:sz w:val="24"/>
+          <w:lang w:eastAsia="en-IN"/>
+        </w:rPr>
+      </w:pPr>
+    </w:p>
+    <w:p>
+      <w:pPr>
+        <w:rPr>
+          <w:sz w:val="24"/>
+          <w:lang w:eastAsia="en-IN"/>
+        </w:rPr>
+      </w:pPr>
+    </w:p>
+    <w:p>
+      <w:pPr>
+        <w:rPr>
+          <w:sz w:val="24"/>
+          <w:lang w:eastAsia="en-IN"/>
+        </w:rPr>
+      </w:pPr>
+    </w:p>
+    <w:p>
+      <w:pPr>
+        <w:rPr>
+          <w:sz w:val="24"/>
+          <w:lang w:eastAsia="en-IN"/>
+        </w:rPr>
+      </w:pPr>
+    </w:p>
+    <w:p>
+      <w:pPr>
+        <w:rPr>
+          <w:sz w:val="24"/>
+          <w:lang w:eastAsia="en-IN"/>
+        </w:rPr>
+      </w:pPr>
+    </w:p>
+    <w:p>
+      <w:pPr>
+        <w:rPr>
+          <w:sz w:val="24"/>
+          <w:lang w:eastAsia="en-IN"/>
+        </w:rPr>
+      </w:pPr>
+    </w:p>
+    <w:p>
+      <w:pPr>
+        <w:rPr>
+          <w:sz w:val="24"/>
+          <w:lang w:eastAsia="en-IN"/>
+        </w:rPr>
+      </w:pPr>
+    </w:p>
+    <w:p>
+      <w:pPr>
+        <w:rPr>
+          <w:sz w:val="24"/>
+          <w:lang w:eastAsia="en-IN"/>
+        </w:rPr>
+      </w:pPr>
+    </w:p>
+    <w:p>
+      <w:pPr>
+        <w:rPr>
+          <w:sz w:val="24"/>
+          <w:lang w:eastAsia="en-IN"/>
+        </w:rPr>
+      </w:pPr>
+    </w:p>
+    <w:p>
+      <w:pPr>
+        <w:rPr>
+          <w:sz w:val="24"/>
+          <w:lang w:eastAsia="en-IN"/>
+        </w:rPr>
+      </w:pPr>
+    </w:p>
+    <w:p>
+      <w:pPr>
+        <w:rPr>
+          <w:sz w:val="24"/>
+          <w:lang w:eastAsia="en-IN"/>
+        </w:rPr>
+      </w:pPr>
+    </w:p>
+    <w:p>
+      <w:pPr>
+        <w:rPr>
+          <w:sz w:val="24"/>
+          <w:lang w:eastAsia="en-IN"/>
+        </w:rPr>
+      </w:pPr>
+    </w:p>
+    <w:p>
+      <w:pPr>
+        <w:rPr>
+          <w:sz w:val="24"/>
+          <w:lang w:eastAsia="en-IN"/>
+        </w:rPr>
+      </w:pPr>
+    </w:p>
+    <w:p>
+      <w:pPr>
+        <w:rPr>
+          <w:sz w:val="24"/>
+          <w:lang w:eastAsia="en-IN"/>
+        </w:rPr>
+      </w:pPr>
+    </w:p>
+    <w:p>
+      <w:pPr>
+        <w:rPr>
+          <w:sz w:val="24"/>
+          <w:lang w:eastAsia="en-IN"/>
+        </w:rPr>
+      </w:pPr>
+    </w:p>
+    <w:p>
+      <w:pPr>
+        <w:rPr>
+          <w:sz w:val="24"/>
+          <w:lang w:eastAsia="en-IN"/>
+        </w:rPr>
+      </w:pPr>
+    </w:p>
+    <w:p>
+      <w:pPr>
+        <w:rPr>
+          <w:sz w:val="24"/>
+          <w:lang w:eastAsia="en-IN"/>
+        </w:rPr>
+      </w:pPr>
+    </w:p>
+    <w:p>
+      <w:pPr>
+        <w:rPr>
+          <w:sz w:val="24"/>
+          <w:lang w:eastAsia="en-IN"/>
+        </w:rPr>
+      </w:pPr>
+    </w:p>
+    <w:p>
+      <w:pPr>
+        <w:rPr>
+          <w:sz w:val="24"/>
+          <w:lang w:eastAsia="en-IN"/>
+        </w:rPr>
+      </w:pPr>
+    </w:p>
+    <w:p>
+      <w:pPr>
+        <w:rPr>
+          <w:sz w:val="24"/>
+          <w:lang w:eastAsia="en-IN"/>
+        </w:rPr>
+      </w:pPr>
+    </w:p>
+    <w:p>
+      <w:pPr>
+        <w:rPr>
+          <w:sz w:val="24"/>
+          <w:lang w:eastAsia="en-IN"/>
+        </w:rPr>
+      </w:pPr>
+    </w:p>
+    <w:p>
+      <w:pPr>
+        <w:pStyle w:val="Heading1"/>
+        <w:jc w:val="center"/>
+        <w:rPr>
+          <w:rFonts w:ascii="Comic Sans MS" w:hAnsi="Comic Sans MS"/>
+          <w:noProof/>
+          <w:color w:val="4472C4" w:themeColor="accent1"/>
+          <w:sz w:val="40"/>
+          <w:u w:val="single"/>
+        </w:rPr>
+      </w:pPr>
+      <w:r>
+        <w:rPr>
+          <w:rFonts w:ascii="Comic Sans MS" w:hAnsi="Comic Sans MS"/>
+          <w:noProof/>
+          <w:color w:val="4472C4" w:themeColor="accent1"/>
+          <w:sz w:val="40"/>
+          <w:u w:val="single"/>
+        </w:rPr>
+        <w:lastRenderedPageBreak/>
+        <w:t>Scenario &amp; Decision Based</w:t>
+      </w:r>
+    </w:p>
+    <w:p>
+      <w:pPr>
+        <w:rPr>
+          <w:sz w:val="24"/>
+          <w:lang w:eastAsia="en-IN"/>
+        </w:rPr>
+      </w:pPr>
+    </w:p>
+    <w:p>
+      <w:pPr>
+        <w:pStyle w:val="Heading2"/>
+        <w:spacing w:after="240"/>
+        <w:rPr>
+          <w:rFonts w:ascii="Comic Sans MS" w:hAnsi="Comic Sans MS" w:cs="Segoe UI Symbol"/>
+          <w:sz w:val="28"/>
+        </w:rPr>
+      </w:pPr>
+      <w:r>
+        <w:rPr>
+          <w:rFonts w:ascii="Comic Sans MS" w:hAnsi="Comic Sans MS" w:cs="Segoe UI Symbol"/>
+          <w:sz w:val="28"/>
+        </w:rPr>
+        <w:t>Q1</w:t>
+      </w:r>
+      <w:r>
+        <w:rPr>
+          <w:rFonts w:ascii="Comic Sans MS" w:hAnsi="Comic Sans MS" w:cs="Segoe UI Symbol"/>
+          <w:sz w:val="28"/>
+        </w:rPr>
+        <w:t xml:space="preserve">. </w:t>
+      </w:r>
+      <w:r>
+        <w:rPr>
+          <w:rFonts w:ascii="Comic Sans MS" w:hAnsi="Comic Sans MS" w:cs="Segoe UI Symbol"/>
+          <w:sz w:val="28"/>
+        </w:rPr>
+        <w:t xml:space="preserve">Why </w:t>
+      </w:r>
+      <w:proofErr w:type="spellStart"/>
+      <w:r>
+        <w:rPr>
+          <w:rFonts w:ascii="Comic Sans MS" w:hAnsi="Comic Sans MS" w:cs="Segoe UI Symbol"/>
+          <w:sz w:val="28"/>
+        </w:rPr>
+        <w:t>var</w:t>
+      </w:r>
+      <w:proofErr w:type="spellEnd"/>
+      <w:r>
+        <w:rPr>
+          <w:rFonts w:ascii="Comic Sans MS" w:hAnsi="Comic Sans MS" w:cs="Segoe UI Symbol"/>
+          <w:sz w:val="28"/>
+        </w:rPr>
+        <w:t xml:space="preserve"> is used only for local variables?</w:t>
+      </w:r>
+    </w:p>
+    <w:p>
+      <w:pPr>
+        <w:rPr>
+          <w:sz w:val="24"/>
+          <w:lang w:eastAsia="en-IN"/>
+        </w:rPr>
+      </w:pPr>
+      <w:r>
+        <w:rPr>
+          <w:rFonts w:ascii="Comic Sans MS" w:hAnsi="Comic Sans MS"/>
+          <w:b/>
+          <w:sz w:val="24"/>
+          <w:lang w:eastAsia="en-IN"/>
+        </w:rPr>
+        <w:t>Scope Clarity:</w:t>
+      </w:r>
+      <w:r>
+        <w:rPr>
+          <w:rFonts w:ascii="Comic Sans MS" w:hAnsi="Comic Sans MS"/>
+          <w:sz w:val="24"/>
+          <w:lang w:eastAsia="en-IN"/>
+        </w:rPr>
+        <w:t xml:space="preserve"> Local variables have a small, limited scope, making the inferred type easy to understand and track, unlike fields</w:t>
+      </w:r>
+    </w:p>
+    <w:p>
+      <w:pPr>
+        <w:rPr>
+          <w:sz w:val="24"/>
+          <w:lang w:eastAsia="en-IN"/>
+        </w:rPr>
+      </w:pPr>
+    </w:p>
+    <w:p>
+      <w:pPr>
+        <w:rPr>
+          <w:sz w:val="24"/>
+          <w:lang w:eastAsia="en-IN"/>
+        </w:rPr>
+      </w:pPr>
+    </w:p>
+    <w:p>
+      <w:pPr>
+        <w:numPr>
+          <w:ilvl w:val="0"/>
+          <w:numId w:val="24"/>
+        </w:numPr>
+        <w:spacing w:before="100" w:beforeAutospacing="1" w:after="100" w:afterAutospacing="1" w:line="240" w:lineRule="auto"/>
+        <w:rPr>
+          <w:rFonts w:hint="eastAsia"/>
+        </w:rPr>
+      </w:pPr>
+      <w:r>
+        <w:rPr>
+          <w:rStyle w:val="Strong"/>
+        </w:rPr>
+        <w:t>[S]</w:t>
+      </w:r>
+      <w:r>
+        <w:t xml:space="preserve"> The application compiles but fails in production with a class-loading error. How would you investigate it? </w:t>
+      </w:r>
+    </w:p>
+    <w:p>
+      <w:pPr>
+        <w:numPr>
+          <w:ilvl w:val="0"/>
+          <w:numId w:val="24"/>
+        </w:numPr>
+        <w:spacing w:before="100" w:beforeAutospacing="1" w:after="100" w:afterAutospacing="1" w:line="240" w:lineRule="auto"/>
+        <w:rPr>
+          <w:rFonts w:hint="eastAsia"/>
+        </w:rPr>
+      </w:pPr>
+      <w:r>
+        <w:rPr>
+          <w:rStyle w:val="Strong"/>
+        </w:rPr>
+        <w:t>[S]</w:t>
+      </w:r>
+      <w:r>
+        <w:t xml:space="preserve"> The same dependency exists twice with different versions. How would you identify which one the JVM loads? </w:t>
+      </w:r>
+    </w:p>
+    <w:p>
+      <w:pPr>
+        <w:numPr>
+          <w:ilvl w:val="0"/>
+          <w:numId w:val="24"/>
+        </w:numPr>
+        <w:spacing w:before="100" w:beforeAutospacing="1" w:after="100" w:afterAutospacing="1" w:line="240" w:lineRule="auto"/>
+        <w:rPr>
+          <w:rFonts w:hint="eastAsia"/>
+        </w:rPr>
+      </w:pPr>
+      <w:r>
+        <w:rPr>
+          <w:rStyle w:val="Strong"/>
+        </w:rPr>
+        <w:t>[L]</w:t>
+      </w:r>
+      <w:r>
+        <w:t xml:space="preserve"> How would you standardize dependency/version management across a large Java organization? </w:t>
+      </w:r>
+    </w:p>
+    <w:p>
+      <w:pPr>
+        <w:numPr>
+          <w:ilvl w:val="0"/>
+          <w:numId w:val="24"/>
+        </w:numPr>
+        <w:spacing w:before="100" w:beforeAutospacing="1" w:after="100" w:afterAutospacing="1" w:line="240" w:lineRule="auto"/>
+        <w:rPr>
+          <w:rFonts w:hint="eastAsia"/>
+        </w:rPr>
+      </w:pPr>
+      <w:r>
+        <w:rPr>
+          <w:rStyle w:val="Strong"/>
+        </w:rPr>
+        <w:t>[L]</w:t>
+      </w:r>
+      <w:r>
+        <w:t xml:space="preserve"> How would you investigate a production issue that occurs only after packaging the Java application into a JAR? </w:t>
+      </w:r>
+    </w:p>
+    <w:p>
+      <w:pPr>
+        <w:rPr>
+          <w:sz w:val="24"/>
+          <w:lang w:eastAsia="en-IN"/>
+        </w:rPr>
+      </w:pPr>
     </w:p>
     <w:sectPr>
       <w:footerReference w:type="default" r:id="rId11"/>
@@ -10509,14 +13854,7 @@
         <w:noProof/>
         <w:color w:val="385623" w:themeColor="accent6" w:themeShade="80"/>
       </w:rPr>
-      <w:t>Java Basics</w:t>
-    </w:r>
-    <w:r>
-      <w:rPr>
-        <w:noProof/>
-        <w:color w:val="385623" w:themeColor="accent6" w:themeShade="80"/>
-      </w:rPr>
-      <w:t xml:space="preserve"> Questions</w:t>
+      <w:t>Java Basics Questions</w:t>
     </w:r>
     <w:r>
       <w:rPr>
@@ -10551,7 +13889,7 @@
         <w:noProof/>
         <w:color w:val="385623" w:themeColor="accent6" w:themeShade="80"/>
       </w:rPr>
-      <w:t>7</w:t>
+      <w:t>8</w:t>
     </w:r>
     <w:r>
       <w:rPr>
@@ -10618,6 +13956,232 @@
     </w:lvl>
   </w:abstractNum>
   <w:abstractNum w:abstractNumId="1" w15:restartNumberingAfterBreak="0">
+    <w:nsid w:val="021169AA"/>
+    <w:multiLevelType w:val="multilevel"/>
+    <w:tmpl w:val="FAD6AD38"/>
+    <w:lvl w:ilvl="0">
+      <w:start w:val="33"/>
+      <w:numFmt w:val="decimal"/>
+      <w:lvlText w:val="%1."/>
+      <w:lvlJc w:val="left"/>
+      <w:pPr>
+        <w:tabs>
+          <w:tab w:val="num" w:pos="720"/>
+        </w:tabs>
+        <w:ind w:left="720" w:hanging="360"/>
+      </w:pPr>
+    </w:lvl>
+    <w:lvl w:ilvl="1" w:tentative="1">
+      <w:start w:val="1"/>
+      <w:numFmt w:val="decimal"/>
+      <w:lvlText w:val="%2."/>
+      <w:lvlJc w:val="left"/>
+      <w:pPr>
+        <w:tabs>
+          <w:tab w:val="num" w:pos="1440"/>
+        </w:tabs>
+        <w:ind w:left="1440" w:hanging="360"/>
+      </w:pPr>
+    </w:lvl>
+    <w:lvl w:ilvl="2" w:tentative="1">
+      <w:start w:val="1"/>
+      <w:numFmt w:val="decimal"/>
+      <w:lvlText w:val="%3."/>
+      <w:lvlJc w:val="left"/>
+      <w:pPr>
+        <w:tabs>
+          <w:tab w:val="num" w:pos="2160"/>
+        </w:tabs>
+        <w:ind w:left="2160" w:hanging="360"/>
+      </w:pPr>
+    </w:lvl>
+    <w:lvl w:ilvl="3" w:tentative="1">
+      <w:start w:val="1"/>
+      <w:numFmt w:val="decimal"/>
+      <w:lvlText w:val="%4."/>
+      <w:lvlJc w:val="left"/>
+      <w:pPr>
+        <w:tabs>
+          <w:tab w:val="num" w:pos="2880"/>
+        </w:tabs>
+        <w:ind w:left="2880" w:hanging="360"/>
+      </w:pPr>
+    </w:lvl>
+    <w:lvl w:ilvl="4" w:tentative="1">
+      <w:start w:val="1"/>
+      <w:numFmt w:val="decimal"/>
+      <w:lvlText w:val="%5."/>
+      <w:lvlJc w:val="left"/>
+      <w:pPr>
+        <w:tabs>
+          <w:tab w:val="num" w:pos="3600"/>
+        </w:tabs>
+        <w:ind w:left="3600" w:hanging="360"/>
+      </w:pPr>
+    </w:lvl>
+    <w:lvl w:ilvl="5" w:tentative="1">
+      <w:start w:val="1"/>
+      <w:numFmt w:val="decimal"/>
+      <w:lvlText w:val="%6."/>
+      <w:lvlJc w:val="left"/>
+      <w:pPr>
+        <w:tabs>
+          <w:tab w:val="num" w:pos="4320"/>
+        </w:tabs>
+        <w:ind w:left="4320" w:hanging="360"/>
+      </w:pPr>
+    </w:lvl>
+    <w:lvl w:ilvl="6" w:tentative="1">
+      <w:start w:val="1"/>
+      <w:numFmt w:val="decimal"/>
+      <w:lvlText w:val="%7."/>
+      <w:lvlJc w:val="left"/>
+      <w:pPr>
+        <w:tabs>
+          <w:tab w:val="num" w:pos="5040"/>
+        </w:tabs>
+        <w:ind w:left="5040" w:hanging="360"/>
+      </w:pPr>
+    </w:lvl>
+    <w:lvl w:ilvl="7" w:tentative="1">
+      <w:start w:val="1"/>
+      <w:numFmt w:val="decimal"/>
+      <w:lvlText w:val="%8."/>
+      <w:lvlJc w:val="left"/>
+      <w:pPr>
+        <w:tabs>
+          <w:tab w:val="num" w:pos="5760"/>
+        </w:tabs>
+        <w:ind w:left="5760" w:hanging="360"/>
+      </w:pPr>
+    </w:lvl>
+    <w:lvl w:ilvl="8" w:tentative="1">
+      <w:start w:val="1"/>
+      <w:numFmt w:val="decimal"/>
+      <w:lvlText w:val="%9."/>
+      <w:lvlJc w:val="left"/>
+      <w:pPr>
+        <w:tabs>
+          <w:tab w:val="num" w:pos="6480"/>
+        </w:tabs>
+        <w:ind w:left="6480" w:hanging="360"/>
+      </w:pPr>
+    </w:lvl>
+  </w:abstractNum>
+  <w:abstractNum w:abstractNumId="2" w15:restartNumberingAfterBreak="0">
+    <w:nsid w:val="03127423"/>
+    <w:multiLevelType w:val="multilevel"/>
+    <w:tmpl w:val="4D8091F6"/>
+    <w:lvl w:ilvl="0">
+      <w:start w:val="17"/>
+      <w:numFmt w:val="decimal"/>
+      <w:lvlText w:val="%1."/>
+      <w:lvlJc w:val="left"/>
+      <w:pPr>
+        <w:tabs>
+          <w:tab w:val="num" w:pos="720"/>
+        </w:tabs>
+        <w:ind w:left="720" w:hanging="360"/>
+      </w:pPr>
+    </w:lvl>
+    <w:lvl w:ilvl="1" w:tentative="1">
+      <w:start w:val="1"/>
+      <w:numFmt w:val="decimal"/>
+      <w:lvlText w:val="%2."/>
+      <w:lvlJc w:val="left"/>
+      <w:pPr>
+        <w:tabs>
+          <w:tab w:val="num" w:pos="1440"/>
+        </w:tabs>
+        <w:ind w:left="1440" w:hanging="360"/>
+      </w:pPr>
+    </w:lvl>
+    <w:lvl w:ilvl="2" w:tentative="1">
+      <w:start w:val="1"/>
+      <w:numFmt w:val="decimal"/>
+      <w:lvlText w:val="%3."/>
+      <w:lvlJc w:val="left"/>
+      <w:pPr>
+        <w:tabs>
+          <w:tab w:val="num" w:pos="2160"/>
+        </w:tabs>
+        <w:ind w:left="2160" w:hanging="360"/>
+      </w:pPr>
+    </w:lvl>
+    <w:lvl w:ilvl="3" w:tentative="1">
+      <w:start w:val="1"/>
+      <w:numFmt w:val="decimal"/>
+      <w:lvlText w:val="%4."/>
+      <w:lvlJc w:val="left"/>
+      <w:pPr>
+        <w:tabs>
+          <w:tab w:val="num" w:pos="2880"/>
+        </w:tabs>
+        <w:ind w:left="2880" w:hanging="360"/>
+      </w:pPr>
+    </w:lvl>
+    <w:lvl w:ilvl="4" w:tentative="1">
+      <w:start w:val="1"/>
+      <w:numFmt w:val="decimal"/>
+      <w:lvlText w:val="%5."/>
+      <w:lvlJc w:val="left"/>
+      <w:pPr>
+        <w:tabs>
+          <w:tab w:val="num" w:pos="3600"/>
+        </w:tabs>
+        <w:ind w:left="3600" w:hanging="360"/>
+      </w:pPr>
+    </w:lvl>
+    <w:lvl w:ilvl="5" w:tentative="1">
+      <w:start w:val="1"/>
+      <w:numFmt w:val="decimal"/>
+      <w:lvlText w:val="%6."/>
+      <w:lvlJc w:val="left"/>
+      <w:pPr>
+        <w:tabs>
+          <w:tab w:val="num" w:pos="4320"/>
+        </w:tabs>
+        <w:ind w:left="4320" w:hanging="360"/>
+      </w:pPr>
+    </w:lvl>
+    <w:lvl w:ilvl="6" w:tentative="1">
+      <w:start w:val="1"/>
+      <w:numFmt w:val="decimal"/>
+      <w:lvlText w:val="%7."/>
+      <w:lvlJc w:val="left"/>
+      <w:pPr>
+        <w:tabs>
+          <w:tab w:val="num" w:pos="5040"/>
+        </w:tabs>
+        <w:ind w:left="5040" w:hanging="360"/>
+      </w:pPr>
+    </w:lvl>
+    <w:lvl w:ilvl="7" w:tentative="1">
+      <w:start w:val="1"/>
+      <w:numFmt w:val="decimal"/>
+      <w:lvlText w:val="%8."/>
+      <w:lvlJc w:val="left"/>
+      <w:pPr>
+        <w:tabs>
+          <w:tab w:val="num" w:pos="5760"/>
+        </w:tabs>
+        <w:ind w:left="5760" w:hanging="360"/>
+      </w:pPr>
+    </w:lvl>
+    <w:lvl w:ilvl="8" w:tentative="1">
+      <w:start w:val="1"/>
+      <w:numFmt w:val="decimal"/>
+      <w:lvlText w:val="%9."/>
+      <w:lvlJc w:val="left"/>
+      <w:pPr>
+        <w:tabs>
+          <w:tab w:val="num" w:pos="6480"/>
+        </w:tabs>
+        <w:ind w:left="6480" w:hanging="360"/>
+      </w:pPr>
+    </w:lvl>
+  </w:abstractNum>
+  <w:abstractNum w:abstractNumId="3" w15:restartNumberingAfterBreak="0">
     <w:nsid w:val="079E7619"/>
     <w:multiLevelType w:val="hybridMultilevel"/>
     <w:tmpl w:val="BB3A5A5A"/>
@@ -10730,7 +14294,7 @@
       </w:rPr>
     </w:lvl>
   </w:abstractNum>
-  <w:abstractNum w:abstractNumId="2" w15:restartNumberingAfterBreak="0">
+  <w:abstractNum w:abstractNumId="4" w15:restartNumberingAfterBreak="0">
     <w:nsid w:val="09581637"/>
     <w:multiLevelType w:val="hybridMultilevel"/>
     <w:tmpl w:val="5C98A782"/>
@@ -10843,7 +14407,7 @@
       </w:rPr>
     </w:lvl>
   </w:abstractNum>
-  <w:abstractNum w:abstractNumId="3" w15:restartNumberingAfterBreak="0">
+  <w:abstractNum w:abstractNumId="5" w15:restartNumberingAfterBreak="0">
     <w:nsid w:val="0AC562DF"/>
     <w:multiLevelType w:val="multilevel"/>
     <w:tmpl w:val="A73428B4"/>
@@ -10956,7 +14520,7 @@
       </w:pPr>
     </w:lvl>
   </w:abstractNum>
-  <w:abstractNum w:abstractNumId="4" w15:restartNumberingAfterBreak="0">
+  <w:abstractNum w:abstractNumId="6" w15:restartNumberingAfterBreak="0">
     <w:nsid w:val="0BD2375B"/>
     <w:multiLevelType w:val="hybridMultilevel"/>
     <w:tmpl w:val="BB8C8DCA"/>
@@ -11069,7 +14633,7 @@
       </w:rPr>
     </w:lvl>
   </w:abstractNum>
-  <w:abstractNum w:abstractNumId="5" w15:restartNumberingAfterBreak="0">
+  <w:abstractNum w:abstractNumId="7" w15:restartNumberingAfterBreak="0">
     <w:nsid w:val="0C2471CF"/>
     <w:multiLevelType w:val="hybridMultilevel"/>
     <w:tmpl w:val="BC8E209C"/>
@@ -11182,7 +14746,7 @@
       </w:rPr>
     </w:lvl>
   </w:abstractNum>
-  <w:abstractNum w:abstractNumId="6" w15:restartNumberingAfterBreak="0">
+  <w:abstractNum w:abstractNumId="8" w15:restartNumberingAfterBreak="0">
     <w:nsid w:val="15482A04"/>
     <w:multiLevelType w:val="hybridMultilevel"/>
     <w:tmpl w:val="343E9946"/>
@@ -11295,7 +14859,120 @@
       </w:rPr>
     </w:lvl>
   </w:abstractNum>
-  <w:abstractNum w:abstractNumId="7" w15:restartNumberingAfterBreak="0">
+  <w:abstractNum w:abstractNumId="9" w15:restartNumberingAfterBreak="0">
+    <w:nsid w:val="15C021BD"/>
+    <w:multiLevelType w:val="multilevel"/>
+    <w:tmpl w:val="08725822"/>
+    <w:lvl w:ilvl="0">
+      <w:start w:val="97"/>
+      <w:numFmt w:val="decimal"/>
+      <w:lvlText w:val="%1."/>
+      <w:lvlJc w:val="left"/>
+      <w:pPr>
+        <w:tabs>
+          <w:tab w:val="num" w:pos="720"/>
+        </w:tabs>
+        <w:ind w:left="720" w:hanging="360"/>
+      </w:pPr>
+    </w:lvl>
+    <w:lvl w:ilvl="1" w:tentative="1">
+      <w:start w:val="1"/>
+      <w:numFmt w:val="decimal"/>
+      <w:lvlText w:val="%2."/>
+      <w:lvlJc w:val="left"/>
+      <w:pPr>
+        <w:tabs>
+          <w:tab w:val="num" w:pos="1440"/>
+        </w:tabs>
+        <w:ind w:left="1440" w:hanging="360"/>
+      </w:pPr>
+    </w:lvl>
+    <w:lvl w:ilvl="2" w:tentative="1">
+      <w:start w:val="1"/>
+      <w:numFmt w:val="decimal"/>
+      <w:lvlText w:val="%3."/>
+      <w:lvlJc w:val="left"/>
+      <w:pPr>
+        <w:tabs>
+          <w:tab w:val="num" w:pos="2160"/>
+        </w:tabs>
+        <w:ind w:left="2160" w:hanging="360"/>
+      </w:pPr>
+    </w:lvl>
+    <w:lvl w:ilvl="3" w:tentative="1">
+      <w:start w:val="1"/>
+      <w:numFmt w:val="decimal"/>
+      <w:lvlText w:val="%4."/>
+      <w:lvlJc w:val="left"/>
+      <w:pPr>
+        <w:tabs>
+          <w:tab w:val="num" w:pos="2880"/>
+        </w:tabs>
+        <w:ind w:left="2880" w:hanging="360"/>
+      </w:pPr>
+    </w:lvl>
+    <w:lvl w:ilvl="4" w:tentative="1">
+      <w:start w:val="1"/>
+      <w:numFmt w:val="decimal"/>
+      <w:lvlText w:val="%5."/>
+      <w:lvlJc w:val="left"/>
+      <w:pPr>
+        <w:tabs>
+          <w:tab w:val="num" w:pos="3600"/>
+        </w:tabs>
+        <w:ind w:left="3600" w:hanging="360"/>
+      </w:pPr>
+    </w:lvl>
+    <w:lvl w:ilvl="5" w:tentative="1">
+      <w:start w:val="1"/>
+      <w:numFmt w:val="decimal"/>
+      <w:lvlText w:val="%6."/>
+      <w:lvlJc w:val="left"/>
+      <w:pPr>
+        <w:tabs>
+          <w:tab w:val="num" w:pos="4320"/>
+        </w:tabs>
+        <w:ind w:left="4320" w:hanging="360"/>
+      </w:pPr>
+    </w:lvl>
+    <w:lvl w:ilvl="6" w:tentative="1">
+      <w:start w:val="1"/>
+      <w:numFmt w:val="decimal"/>
+      <w:lvlText w:val="%7."/>
+      <w:lvlJc w:val="left"/>
+      <w:pPr>
+        <w:tabs>
+          <w:tab w:val="num" w:pos="5040"/>
+        </w:tabs>
+        <w:ind w:left="5040" w:hanging="360"/>
+      </w:pPr>
+    </w:lvl>
+    <w:lvl w:ilvl="7" w:tentative="1">
+      <w:start w:val="1"/>
+      <w:numFmt w:val="decimal"/>
+      <w:lvlText w:val="%8."/>
+      <w:lvlJc w:val="left"/>
+      <w:pPr>
+        <w:tabs>
+          <w:tab w:val="num" w:pos="5760"/>
+        </w:tabs>
+        <w:ind w:left="5760" w:hanging="360"/>
+      </w:pPr>
+    </w:lvl>
+    <w:lvl w:ilvl="8" w:tentative="1">
+      <w:start w:val="1"/>
+      <w:numFmt w:val="decimal"/>
+      <w:lvlText w:val="%9."/>
+      <w:lvlJc w:val="left"/>
+      <w:pPr>
+        <w:tabs>
+          <w:tab w:val="num" w:pos="6480"/>
+        </w:tabs>
+        <w:ind w:left="6480" w:hanging="360"/>
+      </w:pPr>
+    </w:lvl>
+  </w:abstractNum>
+  <w:abstractNum w:abstractNumId="10" w15:restartNumberingAfterBreak="0">
     <w:nsid w:val="17ED1DDF"/>
     <w:multiLevelType w:val="multilevel"/>
     <w:tmpl w:val="6ABAFA6E"/>
@@ -11444,7 +15121,7 @@
       </w:rPr>
     </w:lvl>
   </w:abstractNum>
-  <w:abstractNum w:abstractNumId="8" w15:restartNumberingAfterBreak="0">
+  <w:abstractNum w:abstractNumId="11" w15:restartNumberingAfterBreak="0">
     <w:nsid w:val="2A5C4BAE"/>
     <w:multiLevelType w:val="hybridMultilevel"/>
     <w:tmpl w:val="5066ED92"/>
@@ -11557,7 +15234,7 @@
       </w:rPr>
     </w:lvl>
   </w:abstractNum>
-  <w:abstractNum w:abstractNumId="9" w15:restartNumberingAfterBreak="0">
+  <w:abstractNum w:abstractNumId="12" w15:restartNumberingAfterBreak="0">
     <w:nsid w:val="2E397393"/>
     <w:multiLevelType w:val="multilevel"/>
     <w:tmpl w:val="A73428B4"/>
@@ -11670,7 +15347,269 @@
       </w:pPr>
     </w:lvl>
   </w:abstractNum>
-  <w:abstractNum w:abstractNumId="10" w15:restartNumberingAfterBreak="0">
+  <w:abstractNum w:abstractNumId="13" w15:restartNumberingAfterBreak="0">
+    <w:nsid w:val="31CA5500"/>
+    <w:multiLevelType w:val="multilevel"/>
+    <w:tmpl w:val="6AFA88D6"/>
+    <w:lvl w:ilvl="0">
+      <w:start w:val="113"/>
+      <w:numFmt w:val="decimal"/>
+      <w:lvlText w:val="%1."/>
+      <w:lvlJc w:val="left"/>
+      <w:pPr>
+        <w:tabs>
+          <w:tab w:val="num" w:pos="720"/>
+        </w:tabs>
+        <w:ind w:left="720" w:hanging="360"/>
+      </w:pPr>
+    </w:lvl>
+    <w:lvl w:ilvl="1" w:tentative="1">
+      <w:start w:val="1"/>
+      <w:numFmt w:val="decimal"/>
+      <w:lvlText w:val="%2."/>
+      <w:lvlJc w:val="left"/>
+      <w:pPr>
+        <w:tabs>
+          <w:tab w:val="num" w:pos="1440"/>
+        </w:tabs>
+        <w:ind w:left="1440" w:hanging="360"/>
+      </w:pPr>
+    </w:lvl>
+    <w:lvl w:ilvl="2" w:tentative="1">
+      <w:start w:val="1"/>
+      <w:numFmt w:val="decimal"/>
+      <w:lvlText w:val="%3."/>
+      <w:lvlJc w:val="left"/>
+      <w:pPr>
+        <w:tabs>
+          <w:tab w:val="num" w:pos="2160"/>
+        </w:tabs>
+        <w:ind w:left="2160" w:hanging="360"/>
+      </w:pPr>
+    </w:lvl>
+    <w:lvl w:ilvl="3" w:tentative="1">
+      <w:start w:val="1"/>
+      <w:numFmt w:val="decimal"/>
+      <w:lvlText w:val="%4."/>
+      <w:lvlJc w:val="left"/>
+      <w:pPr>
+        <w:tabs>
+          <w:tab w:val="num" w:pos="2880"/>
+        </w:tabs>
+        <w:ind w:left="2880" w:hanging="360"/>
+      </w:pPr>
+    </w:lvl>
+    <w:lvl w:ilvl="4" w:tentative="1">
+      <w:start w:val="1"/>
+      <w:numFmt w:val="decimal"/>
+      <w:lvlText w:val="%5."/>
+      <w:lvlJc w:val="left"/>
+      <w:pPr>
+        <w:tabs>
+          <w:tab w:val="num" w:pos="3600"/>
+        </w:tabs>
+        <w:ind w:left="3600" w:hanging="360"/>
+      </w:pPr>
+    </w:lvl>
+    <w:lvl w:ilvl="5" w:tentative="1">
+      <w:start w:val="1"/>
+      <w:numFmt w:val="decimal"/>
+      <w:lvlText w:val="%6."/>
+      <w:lvlJc w:val="left"/>
+      <w:pPr>
+        <w:tabs>
+          <w:tab w:val="num" w:pos="4320"/>
+        </w:tabs>
+        <w:ind w:left="4320" w:hanging="360"/>
+      </w:pPr>
+    </w:lvl>
+    <w:lvl w:ilvl="6" w:tentative="1">
+      <w:start w:val="1"/>
+      <w:numFmt w:val="decimal"/>
+      <w:lvlText w:val="%7."/>
+      <w:lvlJc w:val="left"/>
+      <w:pPr>
+        <w:tabs>
+          <w:tab w:val="num" w:pos="5040"/>
+        </w:tabs>
+        <w:ind w:left="5040" w:hanging="360"/>
+      </w:pPr>
+    </w:lvl>
+    <w:lvl w:ilvl="7" w:tentative="1">
+      <w:start w:val="1"/>
+      <w:numFmt w:val="decimal"/>
+      <w:lvlText w:val="%8."/>
+      <w:lvlJc w:val="left"/>
+      <w:pPr>
+        <w:tabs>
+          <w:tab w:val="num" w:pos="5760"/>
+        </w:tabs>
+        <w:ind w:left="5760" w:hanging="360"/>
+      </w:pPr>
+    </w:lvl>
+    <w:lvl w:ilvl="8" w:tentative="1">
+      <w:start w:val="1"/>
+      <w:numFmt w:val="decimal"/>
+      <w:lvlText w:val="%9."/>
+      <w:lvlJc w:val="left"/>
+      <w:pPr>
+        <w:tabs>
+          <w:tab w:val="num" w:pos="6480"/>
+        </w:tabs>
+        <w:ind w:left="6480" w:hanging="360"/>
+      </w:pPr>
+    </w:lvl>
+  </w:abstractNum>
+  <w:abstractNum w:abstractNumId="14" w15:restartNumberingAfterBreak="0">
+    <w:nsid w:val="33341A50"/>
+    <w:multiLevelType w:val="multilevel"/>
+    <w:tmpl w:val="6986C6BA"/>
+    <w:lvl w:ilvl="0">
+      <w:start w:val="1"/>
+      <w:numFmt w:val="bullet"/>
+      <w:lvlText w:val=""/>
+      <w:lvlJc w:val="left"/>
+      <w:pPr>
+        <w:tabs>
+          <w:tab w:val="num" w:pos="360"/>
+        </w:tabs>
+        <w:ind w:left="360" w:hanging="360"/>
+      </w:pPr>
+      <w:rPr>
+        <w:rFonts w:ascii="Symbol" w:hAnsi="Symbol" w:hint="default"/>
+        <w:sz w:val="20"/>
+      </w:rPr>
+    </w:lvl>
+    <w:lvl w:ilvl="1" w:tentative="1">
+      <w:start w:val="1"/>
+      <w:numFmt w:val="bullet"/>
+      <w:lvlText w:val="o"/>
+      <w:lvlJc w:val="left"/>
+      <w:pPr>
+        <w:tabs>
+          <w:tab w:val="num" w:pos="1080"/>
+        </w:tabs>
+        <w:ind w:left="1080" w:hanging="360"/>
+      </w:pPr>
+      <w:rPr>
+        <w:rFonts w:ascii="Courier New" w:hAnsi="Courier New" w:hint="default"/>
+        <w:sz w:val="20"/>
+      </w:rPr>
+    </w:lvl>
+    <w:lvl w:ilvl="2" w:tentative="1">
+      <w:start w:val="1"/>
+      <w:numFmt w:val="bullet"/>
+      <w:lvlText w:val=""/>
+      <w:lvlJc w:val="left"/>
+      <w:pPr>
+        <w:tabs>
+          <w:tab w:val="num" w:pos="1800"/>
+        </w:tabs>
+        <w:ind w:left="1800" w:hanging="360"/>
+      </w:pPr>
+      <w:rPr>
+        <w:rFonts w:ascii="Wingdings" w:hAnsi="Wingdings" w:hint="default"/>
+        <w:sz w:val="20"/>
+      </w:rPr>
+    </w:lvl>
+    <w:lvl w:ilvl="3" w:tentative="1">
+      <w:start w:val="1"/>
+      <w:numFmt w:val="bullet"/>
+      <w:lvlText w:val=""/>
+      <w:lvlJc w:val="left"/>
+      <w:pPr>
+        <w:tabs>
+          <w:tab w:val="num" w:pos="2520"/>
+        </w:tabs>
+        <w:ind w:left="2520" w:hanging="360"/>
+      </w:pPr>
+      <w:rPr>
+        <w:rFonts w:ascii="Wingdings" w:hAnsi="Wingdings" w:hint="default"/>
+        <w:sz w:val="20"/>
+      </w:rPr>
+    </w:lvl>
+    <w:lvl w:ilvl="4" w:tentative="1">
+      <w:start w:val="1"/>
+      <w:numFmt w:val="bullet"/>
+      <w:lvlText w:val=""/>
+      <w:lvlJc w:val="left"/>
+      <w:pPr>
+        <w:tabs>
+          <w:tab w:val="num" w:pos="3240"/>
+        </w:tabs>
+        <w:ind w:left="3240" w:hanging="360"/>
+      </w:pPr>
+      <w:rPr>
+        <w:rFonts w:ascii="Wingdings" w:hAnsi="Wingdings" w:hint="default"/>
+        <w:sz w:val="20"/>
+      </w:rPr>
+    </w:lvl>
+    <w:lvl w:ilvl="5" w:tentative="1">
+      <w:start w:val="1"/>
+      <w:numFmt w:val="bullet"/>
+      <w:lvlText w:val=""/>
+      <w:lvlJc w:val="left"/>
+      <w:pPr>
+        <w:tabs>
+          <w:tab w:val="num" w:pos="3960"/>
+        </w:tabs>
+        <w:ind w:left="3960" w:hanging="360"/>
+      </w:pPr>
+      <w:rPr>
+        <w:rFonts w:ascii="Wingdings" w:hAnsi="Wingdings" w:hint="default"/>
+        <w:sz w:val="20"/>
+      </w:rPr>
+    </w:lvl>
+    <w:lvl w:ilvl="6" w:tentative="1">
+      <w:start w:val="1"/>
+      <w:numFmt w:val="bullet"/>
+      <w:lvlText w:val=""/>
+      <w:lvlJc w:val="left"/>
+      <w:pPr>
+        <w:tabs>
+          <w:tab w:val="num" w:pos="4680"/>
+        </w:tabs>
+        <w:ind w:left="4680" w:hanging="360"/>
+      </w:pPr>
+      <w:rPr>
+        <w:rFonts w:ascii="Wingdings" w:hAnsi="Wingdings" w:hint="default"/>
+        <w:sz w:val="20"/>
+      </w:rPr>
+    </w:lvl>
+    <w:lvl w:ilvl="7" w:tentative="1">
+      <w:start w:val="1"/>
+      <w:numFmt w:val="bullet"/>
+      <w:lvlText w:val=""/>
+      <w:lvlJc w:val="left"/>
+      <w:pPr>
+        <w:tabs>
+          <w:tab w:val="num" w:pos="5400"/>
+        </w:tabs>
+        <w:ind w:left="5400" w:hanging="360"/>
+      </w:pPr>
+      <w:rPr>
+        <w:rFonts w:ascii="Wingdings" w:hAnsi="Wingdings" w:hint="default"/>
+        <w:sz w:val="20"/>
+      </w:rPr>
+    </w:lvl>
+    <w:lvl w:ilvl="8" w:tentative="1">
+      <w:start w:val="1"/>
+      <w:numFmt w:val="bullet"/>
+      <w:lvlText w:val=""/>
+      <w:lvlJc w:val="left"/>
+      <w:pPr>
+        <w:tabs>
+          <w:tab w:val="num" w:pos="6120"/>
+        </w:tabs>
+        <w:ind w:left="6120" w:hanging="360"/>
+      </w:pPr>
+      <w:rPr>
+        <w:rFonts w:ascii="Wingdings" w:hAnsi="Wingdings" w:hint="default"/>
+        <w:sz w:val="20"/>
+      </w:rPr>
+    </w:lvl>
+  </w:abstractNum>
+  <w:abstractNum w:abstractNumId="15" w15:restartNumberingAfterBreak="0">
     <w:nsid w:val="374342DF"/>
     <w:multiLevelType w:val="hybridMultilevel"/>
     <w:tmpl w:val="3560EB46"/>
@@ -11782,7 +15721,7 @@
       </w:rPr>
     </w:lvl>
   </w:abstractNum>
-  <w:abstractNum w:abstractNumId="11" w15:restartNumberingAfterBreak="0">
+  <w:abstractNum w:abstractNumId="16" w15:restartNumberingAfterBreak="0">
     <w:nsid w:val="3C34679F"/>
     <w:multiLevelType w:val="hybridMultilevel"/>
     <w:tmpl w:val="27287D44"/>
@@ -11895,7 +15834,120 @@
       </w:rPr>
     </w:lvl>
   </w:abstractNum>
-  <w:abstractNum w:abstractNumId="12" w15:restartNumberingAfterBreak="0">
+  <w:abstractNum w:abstractNumId="17" w15:restartNumberingAfterBreak="0">
+    <w:nsid w:val="3DA4050F"/>
+    <w:multiLevelType w:val="multilevel"/>
+    <w:tmpl w:val="7E667718"/>
+    <w:lvl w:ilvl="0">
+      <w:start w:val="105"/>
+      <w:numFmt w:val="decimal"/>
+      <w:lvlText w:val="%1."/>
+      <w:lvlJc w:val="left"/>
+      <w:pPr>
+        <w:tabs>
+          <w:tab w:val="num" w:pos="720"/>
+        </w:tabs>
+        <w:ind w:left="720" w:hanging="360"/>
+      </w:pPr>
+    </w:lvl>
+    <w:lvl w:ilvl="1" w:tentative="1">
+      <w:start w:val="1"/>
+      <w:numFmt w:val="decimal"/>
+      <w:lvlText w:val="%2."/>
+      <w:lvlJc w:val="left"/>
+      <w:pPr>
+        <w:tabs>
+          <w:tab w:val="num" w:pos="1440"/>
+        </w:tabs>
+        <w:ind w:left="1440" w:hanging="360"/>
+      </w:pPr>
+    </w:lvl>
+    <w:lvl w:ilvl="2" w:tentative="1">
+      <w:start w:val="1"/>
+      <w:numFmt w:val="decimal"/>
+      <w:lvlText w:val="%3."/>
+      <w:lvlJc w:val="left"/>
+      <w:pPr>
+        <w:tabs>
+          <w:tab w:val="num" w:pos="2160"/>
+        </w:tabs>
+        <w:ind w:left="2160" w:hanging="360"/>
+      </w:pPr>
+    </w:lvl>
+    <w:lvl w:ilvl="3" w:tentative="1">
+      <w:start w:val="1"/>
+      <w:numFmt w:val="decimal"/>
+      <w:lvlText w:val="%4."/>
+      <w:lvlJc w:val="left"/>
+      <w:pPr>
+        <w:tabs>
+          <w:tab w:val="num" w:pos="2880"/>
+        </w:tabs>
+        <w:ind w:left="2880" w:hanging="360"/>
+      </w:pPr>
+    </w:lvl>
+    <w:lvl w:ilvl="4" w:tentative="1">
+      <w:start w:val="1"/>
+      <w:numFmt w:val="decimal"/>
+      <w:lvlText w:val="%5."/>
+      <w:lvlJc w:val="left"/>
+      <w:pPr>
+        <w:tabs>
+          <w:tab w:val="num" w:pos="3600"/>
+        </w:tabs>
+        <w:ind w:left="3600" w:hanging="360"/>
+      </w:pPr>
+    </w:lvl>
+    <w:lvl w:ilvl="5" w:tentative="1">
+      <w:start w:val="1"/>
+      <w:numFmt w:val="decimal"/>
+      <w:lvlText w:val="%6."/>
+      <w:lvlJc w:val="left"/>
+      <w:pPr>
+        <w:tabs>
+          <w:tab w:val="num" w:pos="4320"/>
+        </w:tabs>
+        <w:ind w:left="4320" w:hanging="360"/>
+      </w:pPr>
+    </w:lvl>
+    <w:lvl w:ilvl="6" w:tentative="1">
+      <w:start w:val="1"/>
+      <w:numFmt w:val="decimal"/>
+      <w:lvlText w:val="%7."/>
+      <w:lvlJc w:val="left"/>
+      <w:pPr>
+        <w:tabs>
+          <w:tab w:val="num" w:pos="5040"/>
+        </w:tabs>
+        <w:ind w:left="5040" w:hanging="360"/>
+      </w:pPr>
+    </w:lvl>
+    <w:lvl w:ilvl="7" w:tentative="1">
+      <w:start w:val="1"/>
+      <w:numFmt w:val="decimal"/>
+      <w:lvlText w:val="%8."/>
+      <w:lvlJc w:val="left"/>
+      <w:pPr>
+        <w:tabs>
+          <w:tab w:val="num" w:pos="5760"/>
+        </w:tabs>
+        <w:ind w:left="5760" w:hanging="360"/>
+      </w:pPr>
+    </w:lvl>
+    <w:lvl w:ilvl="8" w:tentative="1">
+      <w:start w:val="1"/>
+      <w:numFmt w:val="decimal"/>
+      <w:lvlText w:val="%9."/>
+      <w:lvlJc w:val="left"/>
+      <w:pPr>
+        <w:tabs>
+          <w:tab w:val="num" w:pos="6480"/>
+        </w:tabs>
+        <w:ind w:left="6480" w:hanging="360"/>
+      </w:pPr>
+    </w:lvl>
+  </w:abstractNum>
+  <w:abstractNum w:abstractNumId="18" w15:restartNumberingAfterBreak="0">
     <w:nsid w:val="4AFA1705"/>
     <w:multiLevelType w:val="hybridMultilevel"/>
     <w:tmpl w:val="AC0A6DFC"/>
@@ -12008,7 +16060,7 @@
       </w:rPr>
     </w:lvl>
   </w:abstractNum>
-  <w:abstractNum w:abstractNumId="13" w15:restartNumberingAfterBreak="0">
+  <w:abstractNum w:abstractNumId="19" w15:restartNumberingAfterBreak="0">
     <w:nsid w:val="4EA01CC9"/>
     <w:multiLevelType w:val="multilevel"/>
     <w:tmpl w:val="A73428B4"/>
@@ -12121,7 +16173,120 @@
       </w:pPr>
     </w:lvl>
   </w:abstractNum>
-  <w:abstractNum w:abstractNumId="14" w15:restartNumberingAfterBreak="0">
+  <w:abstractNum w:abstractNumId="20" w15:restartNumberingAfterBreak="0">
+    <w:nsid w:val="4EC07333"/>
+    <w:multiLevelType w:val="multilevel"/>
+    <w:tmpl w:val="84541E02"/>
+    <w:lvl w:ilvl="0">
+      <w:start w:val="883"/>
+      <w:numFmt w:val="decimal"/>
+      <w:lvlText w:val="%1."/>
+      <w:lvlJc w:val="left"/>
+      <w:pPr>
+        <w:tabs>
+          <w:tab w:val="num" w:pos="720"/>
+        </w:tabs>
+        <w:ind w:left="720" w:hanging="360"/>
+      </w:pPr>
+    </w:lvl>
+    <w:lvl w:ilvl="1" w:tentative="1">
+      <w:start w:val="1"/>
+      <w:numFmt w:val="decimal"/>
+      <w:lvlText w:val="%2."/>
+      <w:lvlJc w:val="left"/>
+      <w:pPr>
+        <w:tabs>
+          <w:tab w:val="num" w:pos="1440"/>
+        </w:tabs>
+        <w:ind w:left="1440" w:hanging="360"/>
+      </w:pPr>
+    </w:lvl>
+    <w:lvl w:ilvl="2" w:tentative="1">
+      <w:start w:val="1"/>
+      <w:numFmt w:val="decimal"/>
+      <w:lvlText w:val="%3."/>
+      <w:lvlJc w:val="left"/>
+      <w:pPr>
+        <w:tabs>
+          <w:tab w:val="num" w:pos="2160"/>
+        </w:tabs>
+        <w:ind w:left="2160" w:hanging="360"/>
+      </w:pPr>
+    </w:lvl>
+    <w:lvl w:ilvl="3" w:tentative="1">
+      <w:start w:val="1"/>
+      <w:numFmt w:val="decimal"/>
+      <w:lvlText w:val="%4."/>
+      <w:lvlJc w:val="left"/>
+      <w:pPr>
+        <w:tabs>
+          <w:tab w:val="num" w:pos="2880"/>
+        </w:tabs>
+        <w:ind w:left="2880" w:hanging="360"/>
+      </w:pPr>
+    </w:lvl>
+    <w:lvl w:ilvl="4" w:tentative="1">
+      <w:start w:val="1"/>
+      <w:numFmt w:val="decimal"/>
+      <w:lvlText w:val="%5."/>
+      <w:lvlJc w:val="left"/>
+      <w:pPr>
+        <w:tabs>
+          <w:tab w:val="num" w:pos="3600"/>
+        </w:tabs>
+        <w:ind w:left="3600" w:hanging="360"/>
+      </w:pPr>
+    </w:lvl>
+    <w:lvl w:ilvl="5" w:tentative="1">
+      <w:start w:val="1"/>
+      <w:numFmt w:val="decimal"/>
+      <w:lvlText w:val="%6."/>
+      <w:lvlJc w:val="left"/>
+      <w:pPr>
+        <w:tabs>
+          <w:tab w:val="num" w:pos="4320"/>
+        </w:tabs>
+        <w:ind w:left="4320" w:hanging="360"/>
+      </w:pPr>
+    </w:lvl>
+    <w:lvl w:ilvl="6" w:tentative="1">
+      <w:start w:val="1"/>
+      <w:numFmt w:val="decimal"/>
+      <w:lvlText w:val="%7."/>
+      <w:lvlJc w:val="left"/>
+      <w:pPr>
+        <w:tabs>
+          <w:tab w:val="num" w:pos="5040"/>
+        </w:tabs>
+        <w:ind w:left="5040" w:hanging="360"/>
+      </w:pPr>
+    </w:lvl>
+    <w:lvl w:ilvl="7" w:tentative="1">
+      <w:start w:val="1"/>
+      <w:numFmt w:val="decimal"/>
+      <w:lvlText w:val="%8."/>
+      <w:lvlJc w:val="left"/>
+      <w:pPr>
+        <w:tabs>
+          <w:tab w:val="num" w:pos="5760"/>
+        </w:tabs>
+        <w:ind w:left="5760" w:hanging="360"/>
+      </w:pPr>
+    </w:lvl>
+    <w:lvl w:ilvl="8" w:tentative="1">
+      <w:start w:val="1"/>
+      <w:numFmt w:val="decimal"/>
+      <w:lvlText w:val="%9."/>
+      <w:lvlJc w:val="left"/>
+      <w:pPr>
+        <w:tabs>
+          <w:tab w:val="num" w:pos="6480"/>
+        </w:tabs>
+        <w:ind w:left="6480" w:hanging="360"/>
+      </w:pPr>
+    </w:lvl>
+  </w:abstractNum>
+  <w:abstractNum w:abstractNumId="21" w15:restartNumberingAfterBreak="0">
     <w:nsid w:val="518A6ABD"/>
     <w:multiLevelType w:val="hybridMultilevel"/>
     <w:tmpl w:val="5D74C9B2"/>
@@ -12234,7 +16399,7 @@
       </w:rPr>
     </w:lvl>
   </w:abstractNum>
-  <w:abstractNum w:abstractNumId="15" w15:restartNumberingAfterBreak="0">
+  <w:abstractNum w:abstractNumId="22" w15:restartNumberingAfterBreak="0">
     <w:nsid w:val="52031051"/>
     <w:multiLevelType w:val="hybridMultilevel"/>
     <w:tmpl w:val="67267B92"/>
@@ -12346,7 +16511,7 @@
       </w:rPr>
     </w:lvl>
   </w:abstractNum>
-  <w:abstractNum w:abstractNumId="16" w15:restartNumberingAfterBreak="0">
+  <w:abstractNum w:abstractNumId="23" w15:restartNumberingAfterBreak="0">
     <w:nsid w:val="63190014"/>
     <w:multiLevelType w:val="hybridMultilevel"/>
     <w:tmpl w:val="6812E060"/>
@@ -12459,7 +16624,7 @@
       </w:rPr>
     </w:lvl>
   </w:abstractNum>
-  <w:abstractNum w:abstractNumId="17" w15:restartNumberingAfterBreak="0">
+  <w:abstractNum w:abstractNumId="24" w15:restartNumberingAfterBreak="0">
     <w:nsid w:val="6AAB7708"/>
     <w:multiLevelType w:val="hybridMultilevel"/>
     <w:tmpl w:val="72468734"/>
@@ -12572,7 +16737,7 @@
       </w:rPr>
     </w:lvl>
   </w:abstractNum>
-  <w:abstractNum w:abstractNumId="18" w15:restartNumberingAfterBreak="0">
+  <w:abstractNum w:abstractNumId="25" w15:restartNumberingAfterBreak="0">
     <w:nsid w:val="6DA068CC"/>
     <w:multiLevelType w:val="hybridMultilevel"/>
     <w:tmpl w:val="5484DF10"/>
@@ -12685,7 +16850,7 @@
       </w:rPr>
     </w:lvl>
   </w:abstractNum>
-  <w:abstractNum w:abstractNumId="19" w15:restartNumberingAfterBreak="0">
+  <w:abstractNum w:abstractNumId="26" w15:restartNumberingAfterBreak="0">
     <w:nsid w:val="79297259"/>
     <w:multiLevelType w:val="hybridMultilevel"/>
     <w:tmpl w:val="01EC0DBE"/>
@@ -12798,7 +16963,7 @@
       </w:rPr>
     </w:lvl>
   </w:abstractNum>
-  <w:abstractNum w:abstractNumId="20" w15:restartNumberingAfterBreak="0">
+  <w:abstractNum w:abstractNumId="27" w15:restartNumberingAfterBreak="0">
     <w:nsid w:val="7CB57F63"/>
     <w:multiLevelType w:val="hybridMultilevel"/>
     <w:tmpl w:val="9E466908"/>
@@ -12911,7 +17076,7 @@
       </w:rPr>
     </w:lvl>
   </w:abstractNum>
-  <w:abstractNum w:abstractNumId="21" w15:restartNumberingAfterBreak="0">
+  <w:abstractNum w:abstractNumId="28" w15:restartNumberingAfterBreak="0">
     <w:nsid w:val="7F9A04C4"/>
     <w:multiLevelType w:val="hybridMultilevel"/>
     <w:tmpl w:val="21F2BB9A"/>
@@ -13004,67 +17169,88 @@
     <w:abstractNumId w:val="0"/>
   </w:num>
   <w:num w:numId="2">
+    <w:abstractNumId w:val="6"/>
+  </w:num>
+  <w:num w:numId="3">
+    <w:abstractNumId w:val="7"/>
+  </w:num>
+  <w:num w:numId="4">
+    <w:abstractNumId w:val="11"/>
+  </w:num>
+  <w:num w:numId="5">
+    <w:abstractNumId w:val="24"/>
+  </w:num>
+  <w:num w:numId="6">
     <w:abstractNumId w:val="4"/>
   </w:num>
-  <w:num w:numId="3">
+  <w:num w:numId="7">
+    <w:abstractNumId w:val="23"/>
+  </w:num>
+  <w:num w:numId="8">
+    <w:abstractNumId w:val="16"/>
+  </w:num>
+  <w:num w:numId="9">
+    <w:abstractNumId w:val="27"/>
+  </w:num>
+  <w:num w:numId="10">
+    <w:abstractNumId w:val="3"/>
+  </w:num>
+  <w:num w:numId="11">
+    <w:abstractNumId w:val="25"/>
+  </w:num>
+  <w:num w:numId="12">
+    <w:abstractNumId w:val="26"/>
+  </w:num>
+  <w:num w:numId="13">
     <w:abstractNumId w:val="5"/>
   </w:num>
-  <w:num w:numId="4">
+  <w:num w:numId="14">
+    <w:abstractNumId w:val="12"/>
+  </w:num>
+  <w:num w:numId="15">
+    <w:abstractNumId w:val="21"/>
+  </w:num>
+  <w:num w:numId="16">
+    <w:abstractNumId w:val="15"/>
+  </w:num>
+  <w:num w:numId="17">
+    <w:abstractNumId w:val="22"/>
+  </w:num>
+  <w:num w:numId="18">
+    <w:abstractNumId w:val="18"/>
+  </w:num>
+  <w:num w:numId="19">
+    <w:abstractNumId w:val="19"/>
+  </w:num>
+  <w:num w:numId="20">
+    <w:abstractNumId w:val="28"/>
+  </w:num>
+  <w:num w:numId="21">
+    <w:abstractNumId w:val="10"/>
+  </w:num>
+  <w:num w:numId="22">
     <w:abstractNumId w:val="8"/>
   </w:num>
-  <w:num w:numId="5">
+  <w:num w:numId="23">
+    <w:abstractNumId w:val="2"/>
+  </w:num>
+  <w:num w:numId="24">
+    <w:abstractNumId w:val="1"/>
+  </w:num>
+  <w:num w:numId="25">
+    <w:abstractNumId w:val="20"/>
+  </w:num>
+  <w:num w:numId="26">
+    <w:abstractNumId w:val="9"/>
+  </w:num>
+  <w:num w:numId="27">
     <w:abstractNumId w:val="17"/>
   </w:num>
-  <w:num w:numId="6">
-    <w:abstractNumId w:val="2"/>
-  </w:num>
-  <w:num w:numId="7">
-    <w:abstractNumId w:val="16"/>
-  </w:num>
-  <w:num w:numId="8">
-    <w:abstractNumId w:val="11"/>
-  </w:num>
-  <w:num w:numId="9">
-    <w:abstractNumId w:val="20"/>
-  </w:num>
-  <w:num w:numId="10">
-    <w:abstractNumId w:val="1"/>
-  </w:num>
-  <w:num w:numId="11">
-    <w:abstractNumId w:val="18"/>
-  </w:num>
-  <w:num w:numId="12">
-    <w:abstractNumId w:val="19"/>
-  </w:num>
-  <w:num w:numId="13">
-    <w:abstractNumId w:val="3"/>
-  </w:num>
-  <w:num w:numId="14">
-    <w:abstractNumId w:val="9"/>
-  </w:num>
-  <w:num w:numId="15">
-    <w:abstractNumId w:val="14"/>
-  </w:num>
-  <w:num w:numId="16">
-    <w:abstractNumId w:val="10"/>
-  </w:num>
-  <w:num w:numId="17">
-    <w:abstractNumId w:val="15"/>
-  </w:num>
-  <w:num w:numId="18">
-    <w:abstractNumId w:val="12"/>
-  </w:num>
-  <w:num w:numId="19">
+  <w:num w:numId="28">
     <w:abstractNumId w:val="13"/>
   </w:num>
-  <w:num w:numId="20">
-    <w:abstractNumId w:val="21"/>
-  </w:num>
-  <w:num w:numId="21">
-    <w:abstractNumId w:val="7"/>
-  </w:num>
-  <w:num w:numId="22">
-    <w:abstractNumId w:val="6"/>
+  <w:num w:numId="29">
+    <w:abstractNumId w:val="14"/>
   </w:num>
   <w:numIdMacAtCleanup w:val="12"/>
 </w:numbering>
@@ -14297,7 +18483,7 @@
 </file>
 
 <file path=customXml/itemProps1.xml><?xml version="1.0" encoding="utf-8"?>
-<ds:datastoreItem xmlns:ds="http://schemas.openxmlformats.org/officeDocument/2006/customXml" ds:itemID="{42C7ADA7-FA42-49A6-ABC0-19C7515C9465}">
+<ds:datastoreItem xmlns:ds="http://schemas.openxmlformats.org/officeDocument/2006/customXml" ds:itemID="{5C315723-741E-4411-ACA0-3A54C7182C2A}">
   <ds:schemaRefs>
     <ds:schemaRef ds:uri="http://schemas.openxmlformats.org/officeDocument/2006/bibliography"/>
   </ds:schemaRefs>
